--- a/source/Documentation_Team_Untitled/Team_Untitled _Research_paper.docx
+++ b/source/Documentation_Team_Untitled/Team_Untitled _Research_paper.docx
@@ -18,79 +18,157 @@
       </w:r>
     </w:p>
     <w:p>
-      <w:r>
+      <w:pPr>
+        <w:pStyle w:val="Heading1"/>
+      </w:pPr>
+      <w:r>
+        <w:t>Investigate Input reconstruction by using Classifiers</w:t>
+      </w:r>
+      <w:r>
+        <w:t xml:space="preserve"> </w:t>
+      </w:r>
+    </w:p>
+    <w:p>
+      <w:pPr>
+        <w:jc w:val="both"/>
         <w:rPr>
-          <w:b/>
-          <w:bCs/>
+          <w:rStyle w:val="Strong"/>
         </w:rPr>
-        <w:t xml:space="preserve">Input Reconstruction Using Hierarchical Temporal Memory and K-Nearest </w:t>
-      </w:r>
-      <w:proofErr w:type="spellStart"/>
+      </w:pPr>
       <w:r>
         <w:rPr>
-          <w:b/>
-          <w:bCs/>
-        </w:rPr>
-        <w:t>Neighbors</w:t>
-      </w:r>
-      <w:proofErr w:type="spellEnd"/>
-      <w:r>
-        <w:rPr>
-          <w:b/>
-          <w:bCs/>
-        </w:rPr>
-        <w:t xml:space="preserve"> Classifiers: A Comparative Study</w:t>
-      </w:r>
-    </w:p>
-    <w:p>
-      <w:r>
-        <w:pict w14:anchorId="2FE2FA86">
-          <v:rect id="_x0000_i1079" style="width:0;height:.75pt" o:hralign="center" o:hrstd="t" o:hrnoshade="t" o:hr="t" fillcolor="#f8faff" stroked="f"/>
-        </w:pict>
-      </w:r>
-    </w:p>
-    <w:p>
-      <w:pPr>
-        <w:rPr>
-          <w:b/>
-          <w:bCs/>
-        </w:rPr>
-      </w:pPr>
-      <w:r>
-        <w:rPr>
-          <w:b/>
-          <w:bCs/>
+          <w:rStyle w:val="Strong"/>
         </w:rPr>
         <w:t>Abstract</w:t>
       </w:r>
     </w:p>
     <w:p>
-      <w:r>
-        <w:t xml:space="preserve">Provide a concise summary of the research, including the problem statement, methodology, key findings, and conclusions. Highlight the use of </w:t>
+      <w:pPr>
+        <w:pStyle w:val="ListParagraph"/>
+        <w:jc w:val="both"/>
+      </w:pPr>
+      <w:r>
+        <w:t xml:space="preserve">Input reconstruction plays a crucial role in neural encoding and pattern recognition, allowing for efficient data processing and predictive </w:t>
       </w:r>
       <w:proofErr w:type="spellStart"/>
       <w:r>
-        <w:t>HTMClassifier</w:t>
+        <w:t>modeling</w:t>
       </w:r>
       <w:proofErr w:type="spellEnd"/>
       <w:r>
-        <w:t xml:space="preserve"> and </w:t>
+        <w:t xml:space="preserve">. This study investigates the use of Hierarchical Temporal Memory (HTM) and K-Nearest </w:t>
       </w:r>
       <w:proofErr w:type="spellStart"/>
       <w:r>
-        <w:t>KNNClassifier</w:t>
+        <w:t>Neighbors</w:t>
       </w:r>
       <w:proofErr w:type="spellEnd"/>
       <w:r>
-        <w:t xml:space="preserve"> for input reconstruction and the comparative analysis of their performance.</w:t>
-      </w:r>
-    </w:p>
-    <w:p>
+        <w:t xml:space="preserve"> (KNN) classifiers for reconstructing encoded inputs. We begin by encoding an input array using the default settings from the </w:t>
+      </w:r>
+      <w:proofErr w:type="spellStart"/>
+      <w:r>
+        <w:t>NeocortexAPI</w:t>
+      </w:r>
+      <w:proofErr w:type="spellEnd"/>
+      <w:r>
+        <w:t xml:space="preserve"> repository and training a spatial pooler to generate high-quality Sparse Distributed Representations (SDRs). The dataset is randomized and split into 80% for training and 20% for testing. The HTM and KNN classifiers are trained on the first 80%, while the remaining 20% is used for evaluation. The encoded test data is passed through the classifiers for decoding, and the reconstructed values are compared against the original input using two similarity metrics: internal similarity, which measures alignment between classifier-predicted values and encoded representations, and percentage similarity, which quantifies the accuracy of reconstruction relative to the original input. The results, visualized using the </w:t>
+      </w:r>
+      <w:proofErr w:type="spellStart"/>
+      <w:r>
+        <w:t>ScottPlot</w:t>
+      </w:r>
+      <w:proofErr w:type="spellEnd"/>
+      <w:r>
+        <w:t xml:space="preserve"> library in .NET, demonstrate that both classifiers effectively reconstruct input patterns with high accuracy. This research highlights the potential of HTM and KNN in sparse encoding-based input reconstruction, with applications in anomaly detection, data compression, and predictive </w:t>
+      </w:r>
+      <w:proofErr w:type="spellStart"/>
+      <w:r>
+        <w:t>modeling</w:t>
+      </w:r>
+      <w:proofErr w:type="spellEnd"/>
+      <w:r>
+        <w:t>. Our findings contribute to the advancement of machine learning techniques that leverage sparse distributed representations for improved classification and reconstruction accuracy.</w:t>
+      </w:r>
+    </w:p>
+    <w:p>
+      <w:pPr>
+        <w:pStyle w:val="ListParagraph"/>
+        <w:jc w:val="both"/>
+        <w:sectPr>
+          <w:pgSz w:w="11906" w:h="16838"/>
+          <w:pgMar w:top="1440" w:right="1440" w:bottom="1440" w:left="1440" w:header="708" w:footer="708" w:gutter="0"/>
+          <w:cols w:space="708"/>
+          <w:docGrid w:linePitch="360"/>
+        </w:sectPr>
+      </w:pPr>
+      <w:r>
+        <w:t>Keywords</w:t>
+      </w:r>
+      <w:r>
+        <w:t xml:space="preserve">: </w:t>
+      </w:r>
+      <w:r>
+        <w:t xml:space="preserve">Hierarchical Temporal </w:t>
+      </w:r>
+      <w:proofErr w:type="gramStart"/>
+      <w:r>
+        <w:t>Memory(</w:t>
+      </w:r>
+      <w:proofErr w:type="gramEnd"/>
+      <w:r>
+        <w:t>HTM)</w:t>
+      </w:r>
+      <w:r>
+        <w:t xml:space="preserve">, </w:t>
+      </w:r>
+      <w:r>
+        <w:t>K-Nearest</w:t>
+      </w:r>
+      <w:r>
+        <w:t xml:space="preserve"> </w:t>
+      </w:r>
+      <w:proofErr w:type="spellStart"/>
+      <w:r>
+        <w:t>Neighbors</w:t>
+      </w:r>
+      <w:proofErr w:type="spellEnd"/>
+      <w:r>
+        <w:t>(KNN)</w:t>
+      </w:r>
+      <w:r>
+        <w:t xml:space="preserve">, Input Reconstruction, Sparse Distributed Representations, Neural Encoding, Pattern Recognition, Machine Learning, Classifiers, Anomaly Detection, Predictive </w:t>
+      </w:r>
+      <w:proofErr w:type="spellStart"/>
+      <w:r>
+        <w:t>Modeling</w:t>
+      </w:r>
+      <w:proofErr w:type="spellEnd"/>
+      <w:r>
+        <w:t>.</w:t>
+      </w:r>
+    </w:p>
+    <w:p>
+      <w:pPr>
+        <w:jc w:val="both"/>
+        <w:sectPr>
+          <w:type w:val="continuous"/>
+          <w:pgSz w:w="11906" w:h="16838"/>
+          <w:pgMar w:top="1440" w:right="1440" w:bottom="1440" w:left="1440" w:header="708" w:footer="708" w:gutter="0"/>
+          <w:cols w:num="2" w:space="708"/>
+          <w:docGrid w:linePitch="360"/>
+        </w:sectPr>
+      </w:pPr>
       <w:r>
         <w:pict w14:anchorId="31B1A240">
-          <v:rect id="_x0000_i1080" style="width:0;height:.75pt" o:hralign="center" o:hrstd="t" o:hrnoshade="t" o:hr="t" fillcolor="#f8faff" stroked="f"/>
+          <v:rect id="_x0000_i1073" style="width:0;height:.75pt" o:hralign="center" o:hrstd="t" o:hrnoshade="t" o:hr="t" fillcolor="#f8faff" stroked="f"/>
         </w:pict>
       </w:r>
+    </w:p>
+    <w:p>
+      <w:pPr>
+        <w:jc w:val="both"/>
+      </w:pPr>
     </w:p>
     <w:p>
       <w:pPr>
@@ -229,6 +307,7 @@
         </w:numPr>
       </w:pPr>
       <w:r>
+        <w:lastRenderedPageBreak/>
         <w:t xml:space="preserve">Compare the performance of </w:t>
       </w:r>
       <w:proofErr w:type="spellStart"/>
@@ -291,7 +370,7 @@
     <w:p>
       <w:r>
         <w:pict w14:anchorId="06AA343D">
-          <v:rect id="_x0000_i1081" style="width:0;height:.75pt" o:hralign="center" o:hrstd="t" o:hrnoshade="t" o:hr="t" fillcolor="#f8faff" stroked="f"/>
+          <v:rect id="_x0000_i1074" style="width:0;height:.75pt" o:hralign="center" o:hrstd="t" o:hrnoshade="t" o:hr="t" fillcolor="#f8faff" stroked="f"/>
         </w:pict>
       </w:r>
     </w:p>
@@ -362,7 +441,7 @@
     <w:p>
       <w:r>
         <w:pict w14:anchorId="4AA2CA79">
-          <v:rect id="_x0000_i1082" style="width:0;height:.75pt" o:hralign="center" o:hrstd="t" o:hrnoshade="t" o:hr="t" fillcolor="#f8faff" stroked="f"/>
+          <v:rect id="_x0000_i1075" style="width:0;height:.75pt" o:hralign="center" o:hrstd="t" o:hrnoshade="t" o:hr="t" fillcolor="#f8faff" stroked="f"/>
         </w:pict>
       </w:r>
     </w:p>
@@ -393,7 +472,6 @@
           <w:b/>
           <w:bCs/>
         </w:rPr>
-        <w:lastRenderedPageBreak/>
         <w:t>3.1. System Architecture</w:t>
       </w:r>
     </w:p>
@@ -658,8 +736,9 @@
     </w:p>
     <w:p>
       <w:r>
+        <w:lastRenderedPageBreak/>
         <w:pict w14:anchorId="623E5447">
-          <v:rect id="_x0000_i1083" style="width:0;height:.75pt" o:hralign="center" o:hrstd="t" o:hrnoshade="t" o:hr="t" fillcolor="#f8faff" stroked="f"/>
+          <v:rect id="_x0000_i1076" style="width:0;height:.75pt" o:hralign="center" o:hrstd="t" o:hrnoshade="t" o:hr="t" fillcolor="#f8faff" stroked="f"/>
         </w:pict>
       </w:r>
     </w:p>
@@ -784,7 +863,7 @@
     <w:p>
       <w:r>
         <w:pict w14:anchorId="0C341D36">
-          <v:rect id="_x0000_i1084" style="width:0;height:.75pt" o:hralign="center" o:hrstd="t" o:hrnoshade="t" o:hr="t" fillcolor="#f8faff" stroked="f"/>
+          <v:rect id="_x0000_i1077" style="width:0;height:.75pt" o:hralign="center" o:hrstd="t" o:hrnoshade="t" o:hr="t" fillcolor="#f8faff" stroked="f"/>
         </w:pict>
       </w:r>
     </w:p>
@@ -829,7 +908,6 @@
         </w:numPr>
       </w:pPr>
       <w:r>
-        <w:lastRenderedPageBreak/>
         <w:t xml:space="preserve">Present the results of input reconstruction for both </w:t>
       </w:r>
       <w:proofErr w:type="spellStart"/>
@@ -986,7 +1064,7 @@
     <w:p>
       <w:r>
         <w:pict w14:anchorId="465145EE">
-          <v:rect id="_x0000_i1085" style="width:0;height:.75pt" o:hralign="center" o:hrstd="t" o:hrnoshade="t" o:hr="t" fillcolor="#f8faff" stroked="f"/>
+          <v:rect id="_x0000_i1078" style="width:0;height:.75pt" o:hralign="center" o:hrstd="t" o:hrnoshade="t" o:hr="t" fillcolor="#f8faff" stroked="f"/>
         </w:pict>
       </w:r>
     </w:p>
@@ -1082,6 +1160,7 @@
         </w:numPr>
       </w:pPr>
       <w:r>
+        <w:lastRenderedPageBreak/>
         <w:t>Exploring other classifiers or hybrid approaches.</w:t>
       </w:r>
     </w:p>
@@ -1110,7 +1189,7 @@
     <w:p>
       <w:r>
         <w:pict w14:anchorId="36F4A6D6">
-          <v:rect id="_x0000_i1086" style="width:0;height:.75pt" o:hralign="center" o:hrstd="t" o:hrnoshade="t" o:hr="t" fillcolor="#f8faff" stroked="f"/>
+          <v:rect id="_x0000_i1079" style="width:0;height:.75pt" o:hralign="center" o:hrstd="t" o:hrnoshade="t" o:hr="t" fillcolor="#f8faff" stroked="f"/>
         </w:pict>
       </w:r>
     </w:p>
@@ -1131,19 +1210,55 @@
     </w:p>
     <w:p>
       <w:pPr>
+        <w:pStyle w:val="ListParagraph"/>
         <w:numPr>
           <w:ilvl w:val="0"/>
-          <w:numId w:val="11"/>
-        </w:numPr>
-      </w:pPr>
-      <w:r>
-        <w:t>List all the academic papers, books, and online resources cited in your research paper. Use a consistent citation style (e.g., APA, IEEE).</w:t>
-      </w:r>
-    </w:p>
-    <w:p>
+          <w:numId w:val="13"/>
+        </w:numPr>
+      </w:pPr>
+      <w:r>
+        <w:rPr>
+          <w:b/>
+          <w:bCs/>
+        </w:rPr>
+        <w:t>Hawkins, J., Ahmad, S., &amp; Cui, Y. (2017).</w:t>
+      </w:r>
+      <w:r>
+        <w:t xml:space="preserve"> A theory of how columns in the neocortex enable learning the structure of the world. </w:t>
+      </w:r>
+      <w:r>
+        <w:rPr>
+          <w:i/>
+          <w:iCs/>
+        </w:rPr>
+        <w:t>Frontiers in Neural Circuits, 11</w:t>
+      </w:r>
+      <w:r>
+        <w:t xml:space="preserve">, 81. </w:t>
+      </w:r>
+      <w:hyperlink r:id="rId5" w:history="1">
+        <w:r>
+          <w:rPr>
+            <w:rStyle w:val="Hyperlink"/>
+          </w:rPr>
+          <w:t>https://www.frontiersin.org/articles/10.3389</w:t>
+        </w:r>
+        <w:r>
+          <w:rPr>
+            <w:rStyle w:val="Hyperlink"/>
+          </w:rPr>
+          <w:t>/</w:t>
+        </w:r>
+        <w:r>
+          <w:rPr>
+            <w:rStyle w:val="Hyperlink"/>
+          </w:rPr>
+          <w:t>fncir.2017.00081/full</w:t>
+        </w:r>
+      </w:hyperlink>
       <w:r>
         <w:pict w14:anchorId="62B11E61">
-          <v:rect id="_x0000_i1087" style="width:0;height:.75pt" o:hralign="center" o:hrstd="t" o:hrnoshade="t" o:hr="t" fillcolor="#f8faff" stroked="f"/>
+          <v:rect id="_x0000_i1080" style="width:0;height:.75pt" o:hralign="center" o:hrstd="t" o:hrnoshade="t" o:hr="t" fillcolor="#f8faff" stroked="f"/>
         </w:pict>
       </w:r>
     </w:p>
@@ -1214,12 +1329,12 @@
         </w:numPr>
       </w:pPr>
       <w:r>
-        <w:lastRenderedPageBreak/>
         <w:t>Additional graphs or charts.</w:t>
       </w:r>
     </w:p>
     <w:p/>
     <w:sectPr>
+      <w:type w:val="continuous"/>
       <w:pgSz w:w="11906" w:h="16838"/>
       <w:pgMar w:top="1440" w:right="1440" w:bottom="1440" w:left="1440" w:header="708" w:footer="708" w:gutter="0"/>
       <w:cols w:space="708"/>
@@ -2871,6 +2986,119 @@
     </w:lvl>
   </w:abstractNum>
   <w:abstractNum w:abstractNumId="11" w15:restartNumberingAfterBreak="0">
+    <w:nsid w:val="6CA374B8"/>
+    <w:multiLevelType w:val="hybridMultilevel"/>
+    <w:tmpl w:val="25A2FD02"/>
+    <w:lvl w:ilvl="0" w:tplc="40090001">
+      <w:start w:val="1"/>
+      <w:numFmt w:val="bullet"/>
+      <w:lvlText w:val=""/>
+      <w:lvlJc w:val="left"/>
+      <w:pPr>
+        <w:ind w:left="720" w:hanging="360"/>
+      </w:pPr>
+      <w:rPr>
+        <w:rFonts w:ascii="Symbol" w:hAnsi="Symbol" w:hint="default"/>
+      </w:rPr>
+    </w:lvl>
+    <w:lvl w:ilvl="1" w:tplc="40090003" w:tentative="1">
+      <w:start w:val="1"/>
+      <w:numFmt w:val="bullet"/>
+      <w:lvlText w:val="o"/>
+      <w:lvlJc w:val="left"/>
+      <w:pPr>
+        <w:ind w:left="1440" w:hanging="360"/>
+      </w:pPr>
+      <w:rPr>
+        <w:rFonts w:ascii="Courier New" w:hAnsi="Courier New" w:cs="Courier New" w:hint="default"/>
+      </w:rPr>
+    </w:lvl>
+    <w:lvl w:ilvl="2" w:tplc="40090005" w:tentative="1">
+      <w:start w:val="1"/>
+      <w:numFmt w:val="bullet"/>
+      <w:lvlText w:val=""/>
+      <w:lvlJc w:val="left"/>
+      <w:pPr>
+        <w:ind w:left="2160" w:hanging="360"/>
+      </w:pPr>
+      <w:rPr>
+        <w:rFonts w:ascii="Wingdings" w:hAnsi="Wingdings" w:hint="default"/>
+      </w:rPr>
+    </w:lvl>
+    <w:lvl w:ilvl="3" w:tplc="40090001" w:tentative="1">
+      <w:start w:val="1"/>
+      <w:numFmt w:val="bullet"/>
+      <w:lvlText w:val=""/>
+      <w:lvlJc w:val="left"/>
+      <w:pPr>
+        <w:ind w:left="2880" w:hanging="360"/>
+      </w:pPr>
+      <w:rPr>
+        <w:rFonts w:ascii="Symbol" w:hAnsi="Symbol" w:hint="default"/>
+      </w:rPr>
+    </w:lvl>
+    <w:lvl w:ilvl="4" w:tplc="40090003" w:tentative="1">
+      <w:start w:val="1"/>
+      <w:numFmt w:val="bullet"/>
+      <w:lvlText w:val="o"/>
+      <w:lvlJc w:val="left"/>
+      <w:pPr>
+        <w:ind w:left="3600" w:hanging="360"/>
+      </w:pPr>
+      <w:rPr>
+        <w:rFonts w:ascii="Courier New" w:hAnsi="Courier New" w:cs="Courier New" w:hint="default"/>
+      </w:rPr>
+    </w:lvl>
+    <w:lvl w:ilvl="5" w:tplc="40090005" w:tentative="1">
+      <w:start w:val="1"/>
+      <w:numFmt w:val="bullet"/>
+      <w:lvlText w:val=""/>
+      <w:lvlJc w:val="left"/>
+      <w:pPr>
+        <w:ind w:left="4320" w:hanging="360"/>
+      </w:pPr>
+      <w:rPr>
+        <w:rFonts w:ascii="Wingdings" w:hAnsi="Wingdings" w:hint="default"/>
+      </w:rPr>
+    </w:lvl>
+    <w:lvl w:ilvl="6" w:tplc="40090001" w:tentative="1">
+      <w:start w:val="1"/>
+      <w:numFmt w:val="bullet"/>
+      <w:lvlText w:val=""/>
+      <w:lvlJc w:val="left"/>
+      <w:pPr>
+        <w:ind w:left="5040" w:hanging="360"/>
+      </w:pPr>
+      <w:rPr>
+        <w:rFonts w:ascii="Symbol" w:hAnsi="Symbol" w:hint="default"/>
+      </w:rPr>
+    </w:lvl>
+    <w:lvl w:ilvl="7" w:tplc="40090003" w:tentative="1">
+      <w:start w:val="1"/>
+      <w:numFmt w:val="bullet"/>
+      <w:lvlText w:val="o"/>
+      <w:lvlJc w:val="left"/>
+      <w:pPr>
+        <w:ind w:left="5760" w:hanging="360"/>
+      </w:pPr>
+      <w:rPr>
+        <w:rFonts w:ascii="Courier New" w:hAnsi="Courier New" w:cs="Courier New" w:hint="default"/>
+      </w:rPr>
+    </w:lvl>
+    <w:lvl w:ilvl="8" w:tplc="40090005" w:tentative="1">
+      <w:start w:val="1"/>
+      <w:numFmt w:val="bullet"/>
+      <w:lvlText w:val=""/>
+      <w:lvlJc w:val="left"/>
+      <w:pPr>
+        <w:ind w:left="6480" w:hanging="360"/>
+      </w:pPr>
+      <w:rPr>
+        <w:rFonts w:ascii="Wingdings" w:hAnsi="Wingdings" w:hint="default"/>
+      </w:rPr>
+    </w:lvl>
+  </w:abstractNum>
+  <w:abstractNum w:abstractNumId="12" w15:restartNumberingAfterBreak="0">
     <w:nsid w:val="72AE5927"/>
     <w:multiLevelType w:val="multilevel"/>
     <w:tmpl w:val="F9969016"/>
@@ -3044,7 +3272,7 @@
     <w:abstractNumId w:val="6"/>
   </w:num>
   <w:num w:numId="9" w16cid:durableId="609974665">
-    <w:abstractNumId w:val="11"/>
+    <w:abstractNumId w:val="12"/>
   </w:num>
   <w:num w:numId="10" w16cid:durableId="1706515745">
     <w:abstractNumId w:val="9"/>
@@ -3054,6 +3282,9 @@
   </w:num>
   <w:num w:numId="12" w16cid:durableId="1841039011">
     <w:abstractNumId w:val="4"/>
+  </w:num>
+  <w:num w:numId="13" w16cid:durableId="451481556">
+    <w:abstractNumId w:val="11"/>
   </w:num>
 </w:numbering>
 </file>
@@ -3974,6 +4205,52 @@
       <w:spacing w:val="5"/>
     </w:rPr>
   </w:style>
+  <w:style w:type="character" w:styleId="Strong">
+    <w:name w:val="Strong"/>
+    <w:basedOn w:val="DefaultParagraphFont"/>
+    <w:uiPriority w:val="22"/>
+    <w:qFormat/>
+    <w:rsid w:val="006E158B"/>
+    <w:rPr>
+      <w:b/>
+      <w:bCs/>
+    </w:rPr>
+  </w:style>
+  <w:style w:type="character" w:styleId="Hyperlink">
+    <w:name w:val="Hyperlink"/>
+    <w:basedOn w:val="DefaultParagraphFont"/>
+    <w:uiPriority w:val="99"/>
+    <w:unhideWhenUsed/>
+    <w:rsid w:val="00D3099B"/>
+    <w:rPr>
+      <w:color w:val="0563C1" w:themeColor="hyperlink"/>
+      <w:u w:val="single"/>
+    </w:rPr>
+  </w:style>
+  <w:style w:type="character" w:styleId="UnresolvedMention">
+    <w:name w:val="Unresolved Mention"/>
+    <w:basedOn w:val="DefaultParagraphFont"/>
+    <w:uiPriority w:val="99"/>
+    <w:semiHidden/>
+    <w:unhideWhenUsed/>
+    <w:rsid w:val="00D3099B"/>
+    <w:rPr>
+      <w:color w:val="605E5C"/>
+      <w:shd w:val="clear" w:color="auto" w:fill="E1DFDD"/>
+    </w:rPr>
+  </w:style>
+  <w:style w:type="character" w:styleId="FollowedHyperlink">
+    <w:name w:val="FollowedHyperlink"/>
+    <w:basedOn w:val="DefaultParagraphFont"/>
+    <w:uiPriority w:val="99"/>
+    <w:semiHidden/>
+    <w:unhideWhenUsed/>
+    <w:rsid w:val="00D3099B"/>
+    <w:rPr>
+      <w:color w:val="954F72" w:themeColor="followedHyperlink"/>
+      <w:u w:val="single"/>
+    </w:rPr>
+  </w:style>
 </w:styles>
 </file>
 

--- a/source/Documentation_Team_Untitled/Team_Untitled _Research_paper.docx
+++ b/source/Documentation_Team_Untitled/Team_Untitled _Research_paper.docx
@@ -43,10 +43,6 @@
       </w:r>
     </w:p>
     <w:p>
-      <w:pPr>
-        <w:pStyle w:val="ListParagraph"/>
-        <w:jc w:val="both"/>
-      </w:pPr>
       <w:r>
         <w:t xml:space="preserve">Input reconstruction plays a crucial role in neural encoding and pattern recognition, allowing for efficient data processing and predictive </w:t>
       </w:r>
@@ -93,8 +89,6 @@
     </w:p>
     <w:p>
       <w:pPr>
-        <w:pStyle w:val="ListParagraph"/>
-        <w:jc w:val="both"/>
         <w:sectPr>
           <w:pgSz w:w="11906" w:h="16838"/>
           <w:pgMar w:top="1440" w:right="1440" w:bottom="1440" w:left="1440" w:header="708" w:footer="708" w:gutter="0"/>
@@ -144,9 +138,6 @@
         <w:t>Modeling</w:t>
       </w:r>
       <w:proofErr w:type="spellEnd"/>
-      <w:r>
-        <w:t>.</w:t>
-      </w:r>
     </w:p>
     <w:p>
       <w:pPr>
@@ -159,11 +150,6 @@
           <w:docGrid w:linePitch="360"/>
         </w:sectPr>
       </w:pPr>
-      <w:r>
-        <w:pict w14:anchorId="31B1A240">
-          <v:rect id="_x0000_i1073" style="width:0;height:.75pt" o:hralign="center" o:hrstd="t" o:hrnoshade="t" o:hr="t" fillcolor="#f8faff" stroked="f"/>
-        </w:pict>
-      </w:r>
     </w:p>
     <w:p>
       <w:pPr>
@@ -186,191 +172,131 @@
       </w:r>
     </w:p>
     <w:p>
+      <w:r>
+        <w:t xml:space="preserve">In the field of machine learning and artificial intelligence, input reconstruction is a fundamental challenge that involves recovering original data from encoded representations. It is widely used in applications such as anomaly detection, predictive </w:t>
+      </w:r>
+      <w:proofErr w:type="spellStart"/>
+      <w:r>
+        <w:t>modeling</w:t>
+      </w:r>
+      <w:proofErr w:type="spellEnd"/>
+      <w:r>
+        <w:t>, and data compression, where accurate reconstruction of input patterns is crucial for extracting meaningful insights. One of the key approaches to encoding data efficiently is the use of Sparse Distributed Representations (SDRs), a biologically inspired framework central to Hierarchical Temporal Memory (HTM). SDRs represent information in a sparse, high-dimensional format, making them robust to noise and well-suited for learning complex patterns [Hawkins, Ahmad, &amp; Cui, 2017].</w:t>
+      </w:r>
+    </w:p>
+    <w:p>
+      <w:r>
+        <w:t xml:space="preserve">Several previous studies have explored the effectiveness of HTM in predictive learning and anomaly detection, demonstrating its ability to model temporal sequences and recognize patterns with minimal supervision. Additionally, K-Nearest </w:t>
+      </w:r>
+      <w:proofErr w:type="spellStart"/>
+      <w:r>
+        <w:t>Neighbors</w:t>
+      </w:r>
+      <w:proofErr w:type="spellEnd"/>
+      <w:r>
+        <w:t xml:space="preserve"> (KNN) has been widely applied in classification and regression tasks due to its simplicity and effectiveness in pattern recognition [Fix &amp; Hodges, 1951]. However, research on using HTM and KNN for input reconstruction remains relatively unexplored, motivating this study.</w:t>
+      </w:r>
+    </w:p>
+    <w:p>
+      <w:r>
+        <w:lastRenderedPageBreak/>
+        <w:t xml:space="preserve">In this research, we investigate the ability of HTM and KNN classifiers to reconstruct input data from encoded SDR representations. We utilize the </w:t>
+      </w:r>
+      <w:proofErr w:type="spellStart"/>
+      <w:r>
+        <w:t>NeocortexAPI</w:t>
+      </w:r>
+      <w:proofErr w:type="spellEnd"/>
+      <w:r>
+        <w:t xml:space="preserve"> repository to encode input arrays and train a spatial pooler, which learns stable SDR representations from raw data. The dataset is randomized and split into 80% training and 20% testing subsets. Both classifiers are trained on the first 80% and later tested on the remaining 20% using encoded values for decoding. To evaluate reconstruction accuracy, we introduce two similarity metrics:</w:t>
+      </w:r>
+    </w:p>
+    <w:p>
       <w:pPr>
         <w:numPr>
           <w:ilvl w:val="0"/>
-          <w:numId w:val="1"/>
-        </w:numPr>
-      </w:pPr>
-      <w:r>
-        <w:rPr>
-          <w:b/>
-          <w:bCs/>
-        </w:rPr>
-        <w:t>Background</w:t>
-      </w:r>
-      <w:r>
-        <w:t>:</w:t>
-      </w:r>
-    </w:p>
-    <w:p>
-      <w:pPr>
-        <w:numPr>
-          <w:ilvl w:val="1"/>
-          <w:numId w:val="1"/>
-        </w:numPr>
-      </w:pPr>
-      <w:r>
-        <w:t>Introduce Hierarchical Temporal Memory (HTM) and its applications in machine learning.</w:t>
-      </w:r>
-    </w:p>
-    <w:p>
-      <w:pPr>
-        <w:numPr>
-          <w:ilvl w:val="1"/>
-          <w:numId w:val="1"/>
-        </w:numPr>
-      </w:pPr>
-      <w:r>
-        <w:t>Discuss the importance of input reconstruction in pattern recognition and anomaly detection.</w:t>
-      </w:r>
-    </w:p>
-    <w:p>
-      <w:pPr>
-        <w:numPr>
-          <w:ilvl w:val="1"/>
-          <w:numId w:val="1"/>
-        </w:numPr>
-      </w:pPr>
-      <w:r>
-        <w:t xml:space="preserve">Mention the role of classifiers like </w:t>
+          <w:numId w:val="14"/>
+        </w:numPr>
+      </w:pPr>
+      <w:r>
+        <w:t>Internal similarity – Measures the alignment between classifier-predicted values and encoded representations.</w:t>
+      </w:r>
+    </w:p>
+    <w:p>
+      <w:pPr>
+        <w:numPr>
+          <w:ilvl w:val="0"/>
+          <w:numId w:val="14"/>
+        </w:numPr>
+      </w:pPr>
+      <w:r>
+        <w:t>Percentage similarity – Quantifies the accuracy of reconstruction relative to the original input.</w:t>
+      </w:r>
+    </w:p>
+    <w:p>
+      <w:r>
+        <w:t xml:space="preserve">We use the </w:t>
       </w:r>
       <w:proofErr w:type="spellStart"/>
       <w:r>
-        <w:t>HTMClassifier</w:t>
+        <w:t>ScottPlot</w:t>
       </w:r>
       <w:proofErr w:type="spellEnd"/>
       <w:r>
-        <w:t xml:space="preserve"> and </w:t>
+        <w:t xml:space="preserve"> library in .NET for visualization, allowing for a clear comparison between original and reconstructed data [</w:t>
       </w:r>
       <w:proofErr w:type="spellStart"/>
       <w:r>
-        <w:t>KNNClassifier</w:t>
+        <w:fldChar w:fldCharType="begin"/>
+      </w:r>
+      <w:r>
+        <w:instrText>HYPERLINK "https://scottplot.net/" \t "_new"</w:instrText>
+      </w:r>
+      <w:r>
+        <w:fldChar w:fldCharType="separate"/>
+      </w:r>
+      <w:r>
+        <w:rPr>
+          <w:rStyle w:val="Hyperlink"/>
+        </w:rPr>
+        <w:t>ScottPlot</w:t>
       </w:r>
       <w:proofErr w:type="spellEnd"/>
       <w:r>
-        <w:t xml:space="preserve"> in reconstructing inputs from Sparse Distributed Representations (SDRs).</w:t>
-      </w:r>
-    </w:p>
-    <w:p>
-      <w:pPr>
-        <w:numPr>
-          <w:ilvl w:val="0"/>
-          <w:numId w:val="1"/>
-        </w:numPr>
-      </w:pPr>
-      <w:r>
-        <w:rPr>
-          <w:b/>
-          <w:bCs/>
-        </w:rPr>
-        <w:t>Problem Statement</w:t>
-      </w:r>
-      <w:r>
-        <w:t>:</w:t>
-      </w:r>
-    </w:p>
-    <w:p>
-      <w:pPr>
-        <w:numPr>
-          <w:ilvl w:val="1"/>
-          <w:numId w:val="1"/>
-        </w:numPr>
-      </w:pPr>
-      <w:r>
-        <w:t>Explain the challenge of accurately reconstructing inputs from encoded SDRs and the need for effective classifiers.</w:t>
-      </w:r>
-    </w:p>
-    <w:p>
-      <w:pPr>
-        <w:numPr>
-          <w:ilvl w:val="0"/>
-          <w:numId w:val="1"/>
-        </w:numPr>
-      </w:pPr>
-      <w:r>
-        <w:rPr>
-          <w:b/>
-          <w:bCs/>
-        </w:rPr>
-        <w:t>Objectives</w:t>
-      </w:r>
-      <w:r>
-        <w:t>:</w:t>
-      </w:r>
-    </w:p>
-    <w:p>
-      <w:pPr>
-        <w:numPr>
-          <w:ilvl w:val="1"/>
-          <w:numId w:val="1"/>
-        </w:numPr>
-      </w:pPr>
-      <w:r>
-        <w:lastRenderedPageBreak/>
-        <w:t xml:space="preserve">Compare the performance of </w:t>
+        <w:rPr>
+          <w:rStyle w:val="Hyperlink"/>
+        </w:rPr>
+        <w:t xml:space="preserve"> Documentation</w:t>
+      </w:r>
+      <w:r>
+        <w:fldChar w:fldCharType="end"/>
+      </w:r>
+      <w:r>
+        <w:t xml:space="preserve">]. Our study aims to demonstrate the effectiveness of SDR-based learning systems for input reconstruction, providing insights into their potential applications in data recovery, anomaly detection, and predictive </w:t>
       </w:r>
       <w:proofErr w:type="spellStart"/>
       <w:r>
-        <w:t>HTMClassifier</w:t>
+        <w:t>modeling</w:t>
       </w:r>
       <w:proofErr w:type="spellEnd"/>
       <w:r>
-        <w:t xml:space="preserve"> and </w:t>
-      </w:r>
-      <w:proofErr w:type="spellStart"/>
-      <w:r>
-        <w:t>KNNClassifier</w:t>
-      </w:r>
-      <w:proofErr w:type="spellEnd"/>
-      <w:r>
-        <w:t xml:space="preserve"> in reconstructing scalar inputs.</w:t>
-      </w:r>
-    </w:p>
-    <w:p>
-      <w:pPr>
-        <w:numPr>
-          <w:ilvl w:val="1"/>
-          <w:numId w:val="1"/>
-        </w:numPr>
-      </w:pPr>
-      <w:r>
-        <w:t>Evaluate the accuracy and efficiency of both classifiers using similarity metrics.</w:t>
-      </w:r>
-    </w:p>
-    <w:p>
-      <w:pPr>
-        <w:numPr>
-          <w:ilvl w:val="0"/>
-          <w:numId w:val="1"/>
-        </w:numPr>
-      </w:pPr>
-      <w:r>
-        <w:rPr>
-          <w:b/>
-          <w:bCs/>
-        </w:rPr>
-        <w:t>Contributions</w:t>
-      </w:r>
-      <w:r>
-        <w:t>:</w:t>
-      </w:r>
-    </w:p>
-    <w:p>
-      <w:pPr>
-        <w:numPr>
-          <w:ilvl w:val="1"/>
-          <w:numId w:val="1"/>
-        </w:numPr>
-      </w:pPr>
-      <w:r>
-        <w:t>Highlight the key contributions of your research, such as the implementation of a scalable input reconstruction pipeline and the comparative analysis of classifiers.</w:t>
-      </w:r>
-    </w:p>
-    <w:p>
-      <w:r>
-        <w:pict w14:anchorId="06AA343D">
-          <v:rect id="_x0000_i1074" style="width:0;height:.75pt" o:hralign="center" o:hrstd="t" o:hrnoshade="t" o:hr="t" fillcolor="#f8faff" stroked="f"/>
+        <w:t>. The findings contribute to the advancement of bio-inspired machine learning techniques and highlight the role of SDR-based classification in solving real-world problems.</w:t>
+      </w:r>
+    </w:p>
+    <w:p>
+      <w:pPr>
+        <w:rPr>
+          <w:b/>
+          <w:bCs/>
+        </w:rPr>
+      </w:pPr>
+      <w:r>
+        <w:rPr>
+          <w:b/>
+          <w:bCs/>
+        </w:rPr>
+        <w:pict w14:anchorId="04BE5D0A">
+          <v:rect id="_x0000_i1089" style="width:0;height:1.5pt" o:hralign="center" o:hrstd="t" o:hr="t" fillcolor="#a0a0a0" stroked="f"/>
         </w:pict>
       </w:r>
     </w:p>
@@ -648,6 +574,7 @@
           <w:b/>
           <w:bCs/>
         </w:rPr>
+        <w:lastRenderedPageBreak/>
         <w:t>3.4. Classification and Reconstruction</w:t>
       </w:r>
     </w:p>
@@ -736,7 +663,6 @@
     </w:p>
     <w:p>
       <w:r>
-        <w:lastRenderedPageBreak/>
         <w:pict w14:anchorId="623E5447">
           <v:rect id="_x0000_i1076" style="width:0;height:.75pt" o:hralign="center" o:hrstd="t" o:hrnoshade="t" o:hr="t" fillcolor="#f8faff" stroked="f"/>
         </w:pict>
@@ -1080,6 +1006,7 @@
           <w:b/>
           <w:bCs/>
         </w:rPr>
+        <w:lastRenderedPageBreak/>
         <w:t>6. Conclusion and Future Work</w:t>
       </w:r>
     </w:p>
@@ -1160,7 +1087,6 @@
         </w:numPr>
       </w:pPr>
       <w:r>
-        <w:lastRenderedPageBreak/>
         <w:t>Exploring other classifiers or hybrid approaches.</w:t>
       </w:r>
     </w:p>
@@ -1205,55 +1131,157 @@
           <w:b/>
           <w:bCs/>
         </w:rPr>
-        <w:t>7. References</w:t>
-      </w:r>
-    </w:p>
-    <w:p>
-      <w:pPr>
-        <w:pStyle w:val="ListParagraph"/>
+        <w:t xml:space="preserve">7. </w:t>
+      </w:r>
+      <w:r>
+        <w:rPr>
+          <w:b/>
+          <w:bCs/>
+        </w:rPr>
+        <w:t>References</w:t>
+      </w:r>
+    </w:p>
+    <w:p>
+      <w:pPr>
         <w:numPr>
           <w:ilvl w:val="0"/>
-          <w:numId w:val="13"/>
-        </w:numPr>
-      </w:pPr>
-      <w:r>
-        <w:rPr>
-          <w:b/>
-          <w:bCs/>
-        </w:rPr>
-        <w:t>Hawkins, J., Ahmad, S., &amp; Cui, Y. (2017).</w:t>
-      </w:r>
-      <w:r>
-        <w:t xml:space="preserve"> A theory of how columns in the neocortex enable learning the structure of the world. </w:t>
-      </w:r>
-      <w:r>
-        <w:rPr>
+          <w:numId w:val="15"/>
+        </w:numPr>
+        <w:rPr>
+          <w:b/>
+          <w:bCs/>
+        </w:rPr>
+      </w:pPr>
+      <w:r>
+        <w:rPr>
+          <w:b/>
+          <w:bCs/>
+        </w:rPr>
+        <w:t xml:space="preserve">Hawkins, J., Ahmad, S., &amp; Cui, Y. (2017). A theory of how columns in the neocortex enable learning the structure of the world. </w:t>
+      </w:r>
+      <w:r>
+        <w:rPr>
+          <w:b/>
+          <w:bCs/>
           <w:i/>
           <w:iCs/>
         </w:rPr>
         <w:t>Frontiers in Neural Circuits, 11</w:t>
       </w:r>
       <w:r>
+        <w:rPr>
+          <w:b/>
+          <w:bCs/>
+        </w:rPr>
         <w:t xml:space="preserve">, 81. </w:t>
       </w:r>
       <w:hyperlink r:id="rId5" w:history="1">
         <w:r>
           <w:rPr>
             <w:rStyle w:val="Hyperlink"/>
+            <w:b/>
+            <w:bCs/>
           </w:rPr>
-          <w:t>https://www.frontiersin.org/articles/10.3389</w:t>
+          <w:t>https://www.frontiersin.org/articles/10.3389/fncir.2017.00081/full</w:t>
+        </w:r>
+      </w:hyperlink>
+    </w:p>
+    <w:p>
+      <w:pPr>
+        <w:numPr>
+          <w:ilvl w:val="0"/>
+          <w:numId w:val="15"/>
+        </w:numPr>
+        <w:rPr>
+          <w:b/>
+          <w:bCs/>
+        </w:rPr>
+      </w:pPr>
+      <w:r>
+        <w:rPr>
+          <w:b/>
+          <w:bCs/>
+        </w:rPr>
+        <w:t xml:space="preserve">Fix, E., &amp; Hodges, J. L. (1951). Discriminatory analysis: Nonparametric discrimination: Consistency properties. </w:t>
+      </w:r>
+      <w:r>
+        <w:rPr>
+          <w:b/>
+          <w:bCs/>
+          <w:i/>
+          <w:iCs/>
+        </w:rPr>
+        <w:t>USA Air Force School of Aviation Medicine</w:t>
+      </w:r>
+      <w:r>
+        <w:rPr>
+          <w:b/>
+          <w:bCs/>
+        </w:rPr>
+        <w:t xml:space="preserve">. </w:t>
+      </w:r>
+      <w:hyperlink r:id="rId6" w:history="1">
+        <w:r>
+          <w:rPr>
+            <w:rStyle w:val="Hyperlink"/>
+            <w:b/>
+            <w:bCs/>
+          </w:rPr>
+          <w:t>https://apps.dtic.mil/sti/ci</w:t>
         </w:r>
         <w:r>
           <w:rPr>
             <w:rStyle w:val="Hyperlink"/>
+            <w:b/>
+            <w:bCs/>
           </w:rPr>
-          <w:t>/</w:t>
+          <w:t>t</w:t>
         </w:r>
         <w:r>
           <w:rPr>
             <w:rStyle w:val="Hyperlink"/>
+            <w:b/>
+            <w:bCs/>
           </w:rPr>
-          <w:t>fncir.2017.00081/full</w:t>
+          <w:t>ations/AD0246147</w:t>
+        </w:r>
+      </w:hyperlink>
+    </w:p>
+    <w:p>
+      <w:pPr>
+        <w:numPr>
+          <w:ilvl w:val="0"/>
+          <w:numId w:val="15"/>
+        </w:numPr>
+        <w:rPr>
+          <w:b/>
+          <w:bCs/>
+        </w:rPr>
+      </w:pPr>
+      <w:proofErr w:type="spellStart"/>
+      <w:r>
+        <w:rPr>
+          <w:b/>
+          <w:bCs/>
+        </w:rPr>
+        <w:t>ScottPlot</w:t>
+      </w:r>
+      <w:proofErr w:type="spellEnd"/>
+      <w:r>
+        <w:rPr>
+          <w:b/>
+          <w:bCs/>
+        </w:rPr>
+        <w:t xml:space="preserve"> Library Documentation. (n.d.). A .NET library for interactive data visualization. </w:t>
+      </w:r>
+      <w:hyperlink r:id="rId7" w:tgtFrame="_new" w:history="1">
+        <w:r>
+          <w:rPr>
+            <w:rStyle w:val="Hyperlink"/>
+            <w:b/>
+            <w:bCs/>
+          </w:rPr>
+          <w:t>https://scottplot.net/</w:t>
         </w:r>
       </w:hyperlink>
       <w:r>
@@ -2837,6 +2865,119 @@
     </w:lvl>
   </w:abstractNum>
   <w:abstractNum w:abstractNumId="10" w15:restartNumberingAfterBreak="0">
+    <w:nsid w:val="505F0FB5"/>
+    <w:multiLevelType w:val="multilevel"/>
+    <w:tmpl w:val="9966776C"/>
+    <w:lvl w:ilvl="0">
+      <w:start w:val="1"/>
+      <w:numFmt w:val="decimal"/>
+      <w:lvlText w:val="%1."/>
+      <w:lvlJc w:val="left"/>
+      <w:pPr>
+        <w:tabs>
+          <w:tab w:val="num" w:pos="720"/>
+        </w:tabs>
+        <w:ind w:left="720" w:hanging="360"/>
+      </w:pPr>
+    </w:lvl>
+    <w:lvl w:ilvl="1" w:tentative="1">
+      <w:start w:val="1"/>
+      <w:numFmt w:val="decimal"/>
+      <w:lvlText w:val="%2."/>
+      <w:lvlJc w:val="left"/>
+      <w:pPr>
+        <w:tabs>
+          <w:tab w:val="num" w:pos="1440"/>
+        </w:tabs>
+        <w:ind w:left="1440" w:hanging="360"/>
+      </w:pPr>
+    </w:lvl>
+    <w:lvl w:ilvl="2" w:tentative="1">
+      <w:start w:val="1"/>
+      <w:numFmt w:val="decimal"/>
+      <w:lvlText w:val="%3."/>
+      <w:lvlJc w:val="left"/>
+      <w:pPr>
+        <w:tabs>
+          <w:tab w:val="num" w:pos="2160"/>
+        </w:tabs>
+        <w:ind w:left="2160" w:hanging="360"/>
+      </w:pPr>
+    </w:lvl>
+    <w:lvl w:ilvl="3" w:tentative="1">
+      <w:start w:val="1"/>
+      <w:numFmt w:val="decimal"/>
+      <w:lvlText w:val="%4."/>
+      <w:lvlJc w:val="left"/>
+      <w:pPr>
+        <w:tabs>
+          <w:tab w:val="num" w:pos="2880"/>
+        </w:tabs>
+        <w:ind w:left="2880" w:hanging="360"/>
+      </w:pPr>
+    </w:lvl>
+    <w:lvl w:ilvl="4" w:tentative="1">
+      <w:start w:val="1"/>
+      <w:numFmt w:val="decimal"/>
+      <w:lvlText w:val="%5."/>
+      <w:lvlJc w:val="left"/>
+      <w:pPr>
+        <w:tabs>
+          <w:tab w:val="num" w:pos="3600"/>
+        </w:tabs>
+        <w:ind w:left="3600" w:hanging="360"/>
+      </w:pPr>
+    </w:lvl>
+    <w:lvl w:ilvl="5" w:tentative="1">
+      <w:start w:val="1"/>
+      <w:numFmt w:val="decimal"/>
+      <w:lvlText w:val="%6."/>
+      <w:lvlJc w:val="left"/>
+      <w:pPr>
+        <w:tabs>
+          <w:tab w:val="num" w:pos="4320"/>
+        </w:tabs>
+        <w:ind w:left="4320" w:hanging="360"/>
+      </w:pPr>
+    </w:lvl>
+    <w:lvl w:ilvl="6" w:tentative="1">
+      <w:start w:val="1"/>
+      <w:numFmt w:val="decimal"/>
+      <w:lvlText w:val="%7."/>
+      <w:lvlJc w:val="left"/>
+      <w:pPr>
+        <w:tabs>
+          <w:tab w:val="num" w:pos="5040"/>
+        </w:tabs>
+        <w:ind w:left="5040" w:hanging="360"/>
+      </w:pPr>
+    </w:lvl>
+    <w:lvl w:ilvl="7" w:tentative="1">
+      <w:start w:val="1"/>
+      <w:numFmt w:val="decimal"/>
+      <w:lvlText w:val="%8."/>
+      <w:lvlJc w:val="left"/>
+      <w:pPr>
+        <w:tabs>
+          <w:tab w:val="num" w:pos="5760"/>
+        </w:tabs>
+        <w:ind w:left="5760" w:hanging="360"/>
+      </w:pPr>
+    </w:lvl>
+    <w:lvl w:ilvl="8" w:tentative="1">
+      <w:start w:val="1"/>
+      <w:numFmt w:val="decimal"/>
+      <w:lvlText w:val="%9."/>
+      <w:lvlJc w:val="left"/>
+      <w:pPr>
+        <w:tabs>
+          <w:tab w:val="num" w:pos="6480"/>
+        </w:tabs>
+        <w:ind w:left="6480" w:hanging="360"/>
+      </w:pPr>
+    </w:lvl>
+  </w:abstractNum>
+  <w:abstractNum w:abstractNumId="11" w15:restartNumberingAfterBreak="0">
     <w:nsid w:val="69831CDB"/>
     <w:multiLevelType w:val="multilevel"/>
     <w:tmpl w:val="7F28C0D8"/>
@@ -2985,7 +3126,7 @@
       </w:rPr>
     </w:lvl>
   </w:abstractNum>
-  <w:abstractNum w:abstractNumId="11" w15:restartNumberingAfterBreak="0">
+  <w:abstractNum w:abstractNumId="12" w15:restartNumberingAfterBreak="0">
     <w:nsid w:val="6CA374B8"/>
     <w:multiLevelType w:val="hybridMultilevel"/>
     <w:tmpl w:val="25A2FD02"/>
@@ -3098,7 +3239,7 @@
       </w:rPr>
     </w:lvl>
   </w:abstractNum>
-  <w:abstractNum w:abstractNumId="12" w15:restartNumberingAfterBreak="0">
+  <w:abstractNum w:abstractNumId="13" w15:restartNumberingAfterBreak="0">
     <w:nsid w:val="72AE5927"/>
     <w:multiLevelType w:val="multilevel"/>
     <w:tmpl w:val="F9969016"/>
@@ -3245,13 +3386,126 @@
         <w:rFonts w:ascii="Wingdings" w:hAnsi="Wingdings" w:hint="default"/>
         <w:sz w:val="20"/>
       </w:rPr>
+    </w:lvl>
+  </w:abstractNum>
+  <w:abstractNum w:abstractNumId="14" w15:restartNumberingAfterBreak="0">
+    <w:nsid w:val="7B5C5021"/>
+    <w:multiLevelType w:val="multilevel"/>
+    <w:tmpl w:val="B6C8BA40"/>
+    <w:lvl w:ilvl="0">
+      <w:start w:val="1"/>
+      <w:numFmt w:val="decimal"/>
+      <w:lvlText w:val="%1."/>
+      <w:lvlJc w:val="left"/>
+      <w:pPr>
+        <w:tabs>
+          <w:tab w:val="num" w:pos="720"/>
+        </w:tabs>
+        <w:ind w:left="720" w:hanging="360"/>
+      </w:pPr>
+    </w:lvl>
+    <w:lvl w:ilvl="1" w:tentative="1">
+      <w:start w:val="1"/>
+      <w:numFmt w:val="decimal"/>
+      <w:lvlText w:val="%2."/>
+      <w:lvlJc w:val="left"/>
+      <w:pPr>
+        <w:tabs>
+          <w:tab w:val="num" w:pos="1440"/>
+        </w:tabs>
+        <w:ind w:left="1440" w:hanging="360"/>
+      </w:pPr>
+    </w:lvl>
+    <w:lvl w:ilvl="2" w:tentative="1">
+      <w:start w:val="1"/>
+      <w:numFmt w:val="decimal"/>
+      <w:lvlText w:val="%3."/>
+      <w:lvlJc w:val="left"/>
+      <w:pPr>
+        <w:tabs>
+          <w:tab w:val="num" w:pos="2160"/>
+        </w:tabs>
+        <w:ind w:left="2160" w:hanging="360"/>
+      </w:pPr>
+    </w:lvl>
+    <w:lvl w:ilvl="3" w:tentative="1">
+      <w:start w:val="1"/>
+      <w:numFmt w:val="decimal"/>
+      <w:lvlText w:val="%4."/>
+      <w:lvlJc w:val="left"/>
+      <w:pPr>
+        <w:tabs>
+          <w:tab w:val="num" w:pos="2880"/>
+        </w:tabs>
+        <w:ind w:left="2880" w:hanging="360"/>
+      </w:pPr>
+    </w:lvl>
+    <w:lvl w:ilvl="4" w:tentative="1">
+      <w:start w:val="1"/>
+      <w:numFmt w:val="decimal"/>
+      <w:lvlText w:val="%5."/>
+      <w:lvlJc w:val="left"/>
+      <w:pPr>
+        <w:tabs>
+          <w:tab w:val="num" w:pos="3600"/>
+        </w:tabs>
+        <w:ind w:left="3600" w:hanging="360"/>
+      </w:pPr>
+    </w:lvl>
+    <w:lvl w:ilvl="5" w:tentative="1">
+      <w:start w:val="1"/>
+      <w:numFmt w:val="decimal"/>
+      <w:lvlText w:val="%6."/>
+      <w:lvlJc w:val="left"/>
+      <w:pPr>
+        <w:tabs>
+          <w:tab w:val="num" w:pos="4320"/>
+        </w:tabs>
+        <w:ind w:left="4320" w:hanging="360"/>
+      </w:pPr>
+    </w:lvl>
+    <w:lvl w:ilvl="6" w:tentative="1">
+      <w:start w:val="1"/>
+      <w:numFmt w:val="decimal"/>
+      <w:lvlText w:val="%7."/>
+      <w:lvlJc w:val="left"/>
+      <w:pPr>
+        <w:tabs>
+          <w:tab w:val="num" w:pos="5040"/>
+        </w:tabs>
+        <w:ind w:left="5040" w:hanging="360"/>
+      </w:pPr>
+    </w:lvl>
+    <w:lvl w:ilvl="7" w:tentative="1">
+      <w:start w:val="1"/>
+      <w:numFmt w:val="decimal"/>
+      <w:lvlText w:val="%8."/>
+      <w:lvlJc w:val="left"/>
+      <w:pPr>
+        <w:tabs>
+          <w:tab w:val="num" w:pos="5760"/>
+        </w:tabs>
+        <w:ind w:left="5760" w:hanging="360"/>
+      </w:pPr>
+    </w:lvl>
+    <w:lvl w:ilvl="8" w:tentative="1">
+      <w:start w:val="1"/>
+      <w:numFmt w:val="decimal"/>
+      <w:lvlText w:val="%9."/>
+      <w:lvlJc w:val="left"/>
+      <w:pPr>
+        <w:tabs>
+          <w:tab w:val="num" w:pos="6480"/>
+        </w:tabs>
+        <w:ind w:left="6480" w:hanging="360"/>
+      </w:pPr>
     </w:lvl>
   </w:abstractNum>
   <w:num w:numId="1" w16cid:durableId="881597774">
     <w:abstractNumId w:val="1"/>
   </w:num>
   <w:num w:numId="2" w16cid:durableId="1814176032">
-    <w:abstractNumId w:val="10"/>
+    <w:abstractNumId w:val="11"/>
   </w:num>
   <w:num w:numId="3" w16cid:durableId="1316497591">
     <w:abstractNumId w:val="2"/>
@@ -3272,7 +3526,7 @@
     <w:abstractNumId w:val="6"/>
   </w:num>
   <w:num w:numId="9" w16cid:durableId="609974665">
-    <w:abstractNumId w:val="12"/>
+    <w:abstractNumId w:val="13"/>
   </w:num>
   <w:num w:numId="10" w16cid:durableId="1706515745">
     <w:abstractNumId w:val="9"/>
@@ -3284,7 +3538,13 @@
     <w:abstractNumId w:val="4"/>
   </w:num>
   <w:num w:numId="13" w16cid:durableId="451481556">
-    <w:abstractNumId w:val="11"/>
+    <w:abstractNumId w:val="12"/>
+  </w:num>
+  <w:num w:numId="14" w16cid:durableId="1322733555">
+    <w:abstractNumId w:val="14"/>
+  </w:num>
+  <w:num w:numId="15" w16cid:durableId="1816532663">
+    <w:abstractNumId w:val="10"/>
   </w:num>
 </w:numbering>
 </file>

--- a/source/Documentation_Team_Untitled/Team_Untitled _Research_paper.docx
+++ b/source/Documentation_Team_Untitled/Team_Untitled _Research_paper.docx
@@ -308,7 +308,7 @@
           <w:szCs w:val="24"/>
         </w:rPr>
         <w:pict w14:anchorId="20655D18">
-          <v:rect id="_x0000_i1534" style="width:0;height:.75pt" o:hralign="center" o:hrstd="t" o:hrnoshade="t" o:hr="t" fillcolor="#f8faff" stroked="f"/>
+          <v:rect id="_x0000_i1025" style="width:0;height:.75pt" o:hralign="center" o:hrstd="t" o:hrnoshade="t" o:hr="t" fillcolor="#f8faff" stroked="f"/>
         </w:pict>
       </w:r>
     </w:p>
@@ -2309,6 +2309,7 @@
       <w:r>
         <w:rPr>
           <w:rFonts w:cstheme="minorHAnsi"/>
+          <w:noProof/>
           <w:sz w:val="24"/>
           <w:szCs w:val="24"/>
         </w:rPr>
@@ -3206,6 +3207,7 @@
       <w:r>
         <w:rPr>
           <w:rFonts w:cstheme="minorHAnsi"/>
+          <w:noProof/>
           <w:sz w:val="24"/>
           <w:szCs w:val="24"/>
         </w:rPr>
@@ -3662,6 +3664,7 @@
       <w:r>
         <w:rPr>
           <w:rFonts w:cstheme="minorHAnsi"/>
+          <w:noProof/>
           <w:sz w:val="24"/>
           <w:szCs w:val="24"/>
         </w:rPr>
@@ -5656,7 +5659,7 @@
           <w:szCs w:val="20"/>
         </w:rPr>
         <w:pict w14:anchorId="46AB3B65">
-          <v:rect id="_x0000_i1833" style="width:0;height:.75pt" o:hralign="center" o:hrstd="t" o:hrnoshade="t" o:hr="t" fillcolor="#f8faff" stroked="f"/>
+          <v:rect id="_x0000_i1026" style="width:0;height:.75pt" o:hralign="center" o:hrstd="t" o:hrnoshade="t" o:hr="t" fillcolor="#f8faff" stroked="f"/>
         </w:pict>
       </w:r>
     </w:p>
@@ -5877,7 +5880,7 @@
           <w:szCs w:val="20"/>
         </w:rPr>
         <w:pict w14:anchorId="32127C9E">
-          <v:rect id="_x0000_i1834" style="width:0;height:.75pt" o:hralign="center" o:hrstd="t" o:hrnoshade="t" o:hr="t" fillcolor="#f8faff" stroked="f"/>
+          <v:rect id="_x0000_i1027" style="width:0;height:.75pt" o:hralign="center" o:hrstd="t" o:hrnoshade="t" o:hr="t" fillcolor="#f8faff" stroked="f"/>
         </w:pict>
       </w:r>
     </w:p>
@@ -6049,7 +6052,7 @@
           <w:szCs w:val="20"/>
         </w:rPr>
         <w:pict w14:anchorId="0A437498">
-          <v:rect id="_x0000_i1835" style="width:0;height:.75pt" o:hralign="center" o:hrstd="t" o:hrnoshade="t" o:hr="t" fillcolor="#f8faff" stroked="f"/>
+          <v:rect id="_x0000_i1028" style="width:0;height:.75pt" o:hralign="center" o:hrstd="t" o:hrnoshade="t" o:hr="t" fillcolor="#f8faff" stroked="f"/>
         </w:pict>
       </w:r>
     </w:p>
@@ -6319,7 +6322,7 @@
           <w:szCs w:val="20"/>
         </w:rPr>
         <w:pict w14:anchorId="58DCB1BA">
-          <v:rect id="_x0000_i1836" style="width:0;height:.75pt" o:hralign="center" o:hrstd="t" o:hrnoshade="t" o:hr="t" fillcolor="#f8faff" stroked="f"/>
+          <v:rect id="_x0000_i1029" style="width:0;height:.75pt" o:hralign="center" o:hrstd="t" o:hrnoshade="t" o:hr="t" fillcolor="#f8faff" stroked="f"/>
         </w:pict>
       </w:r>
     </w:p>
@@ -6629,7 +6632,7 @@
           <w:szCs w:val="20"/>
         </w:rPr>
         <w:pict w14:anchorId="259B037D">
-          <v:rect id="_x0000_i1837" style="width:0;height:.75pt" o:hralign="center" o:hrstd="t" o:hrnoshade="t" o:hr="t" fillcolor="#f8faff" stroked="f"/>
+          <v:rect id="_x0000_i1030" style="width:0;height:.75pt" o:hralign="center" o:hrstd="t" o:hrnoshade="t" o:hr="t" fillcolor="#f8faff" stroked="f"/>
         </w:pict>
       </w:r>
     </w:p>
@@ -6744,29 +6747,7 @@
             <w:sz w:val="20"/>
             <w:szCs w:val="20"/>
           </w:rPr>
-          <m:t>Percentage Similarit</m:t>
-        </m:r>
-        <m:r>
-          <m:rPr>
-            <m:sty m:val="p"/>
-          </m:rPr>
-          <w:rPr>
-            <w:rFonts w:ascii="Cambria Math" w:hAnsi="Cambria Math" w:cs="Times New Roman"/>
-            <w:sz w:val="20"/>
-            <w:szCs w:val="20"/>
-          </w:rPr>
-          <m:t>y</m:t>
-        </m:r>
-        <m:r>
-          <m:rPr>
-            <m:sty m:val="p"/>
-          </m:rPr>
-          <w:rPr>
-            <w:rFonts w:ascii="Cambria Math" w:hAnsi="Cambria Math" w:cs="Times New Roman"/>
-            <w:sz w:val="20"/>
-            <w:szCs w:val="20"/>
-          </w:rPr>
-          <m:t xml:space="preserve"> =</m:t>
+          <m:t>Percentage Similarity =</m:t>
         </m:r>
         <m:r>
           <m:rPr>
@@ -6866,7 +6847,7 @@
           <w:szCs w:val="20"/>
         </w:rPr>
         <w:pict w14:anchorId="46E1A0DC">
-          <v:rect id="_x0000_i1838" style="width:0;height:.75pt" o:hralign="center" o:hrstd="t" o:hrnoshade="t" o:hr="t" fillcolor="#f8faff" stroked="f"/>
+          <v:rect id="_x0000_i1031" style="width:0;height:.75pt" o:hralign="center" o:hrstd="t" o:hrnoshade="t" o:hr="t" fillcolor="#f8faff" stroked="f"/>
         </w:pict>
       </w:r>
     </w:p>
@@ -7123,7 +7104,7 @@
           <w:szCs w:val="20"/>
         </w:rPr>
         <w:pict w14:anchorId="58E4F894">
-          <v:rect id="_x0000_i1839" style="width:0;height:.75pt" o:hralign="center" o:hrstd="t" o:hrnoshade="t" o:hr="t" fillcolor="#f8faff" stroked="f"/>
+          <v:rect id="_x0000_i1032" style="width:0;height:.75pt" o:hralign="center" o:hrstd="t" o:hrnoshade="t" o:hr="t" fillcolor="#f8faff" stroked="f"/>
         </w:pict>
       </w:r>
     </w:p>
@@ -7413,6 +7394,7 @@
           <w:szCs w:val="24"/>
         </w:rPr>
       </w:pPr>
+      <w:bookmarkStart w:id="33" w:name="_Hlk192802919"/>
       <w:r>
         <w:rPr>
           <w:rFonts w:cstheme="minorHAnsi"/>
@@ -7439,83 +7421,124 @@
           <w:sz w:val="24"/>
           <w:szCs w:val="24"/>
         </w:rPr>
-        <w:t>The unit tests were implemented in the SpatialPoolerInputReconstructionExperimentTests class, which contains three main test methods:</w:t>
-      </w:r>
-    </w:p>
-    <w:p>
-      <w:pPr>
-        <w:jc w:val="both"/>
-        <w:rPr>
-          <w:rFonts w:cstheme="minorHAnsi"/>
-          <w:b/>
-          <w:bCs/>
-          <w:sz w:val="24"/>
-          <w:szCs w:val="24"/>
-        </w:rPr>
-      </w:pPr>
-      <w:r>
-        <w:rPr>
-          <w:rFonts w:cstheme="minorHAnsi"/>
-          <w:b/>
-          <w:bCs/>
-          <w:sz w:val="24"/>
-          <w:szCs w:val="24"/>
-        </w:rPr>
-        <w:t>4.4.2.1 Test_Experiment_Completes_Without_Exception</w:t>
-      </w:r>
-    </w:p>
-    <w:p>
-      <w:pPr>
-        <w:jc w:val="both"/>
-        <w:rPr>
-          <w:rFonts w:cstheme="minorHAnsi"/>
-          <w:sz w:val="24"/>
-          <w:szCs w:val="24"/>
-        </w:rPr>
-      </w:pPr>
-      <w:r>
-        <w:rPr>
-          <w:rFonts w:cstheme="minorHAnsi"/>
-          <w:sz w:val="24"/>
-          <w:szCs w:val="24"/>
-        </w:rPr>
-        <w:t>This test ensures that the </w:t>
+        <w:t xml:space="preserve">The unit tests were implemented in the SpatialPoolerInputReconstructionExperimentTests class, which contains </w:t>
+      </w:r>
+      <w:r>
+        <w:rPr>
+          <w:rFonts w:cstheme="minorHAnsi"/>
+          <w:sz w:val="24"/>
+          <w:szCs w:val="24"/>
+        </w:rPr>
+        <w:t xml:space="preserve">five </w:t>
+      </w:r>
+      <w:r>
+        <w:rPr>
+          <w:rFonts w:cstheme="minorHAnsi"/>
+          <w:sz w:val="24"/>
+          <w:szCs w:val="24"/>
+        </w:rPr>
+        <w:t>test methods:</w:t>
+      </w:r>
+    </w:p>
+    <w:p>
+      <w:pPr>
+        <w:jc w:val="both"/>
+        <w:rPr>
+          <w:rFonts w:cstheme="minorHAnsi"/>
+          <w:b/>
+          <w:bCs/>
+          <w:sz w:val="24"/>
+          <w:szCs w:val="24"/>
+        </w:rPr>
+      </w:pPr>
+      <w:r>
+        <w:rPr>
+          <w:rFonts w:cstheme="minorHAnsi"/>
+          <w:b/>
+          <w:bCs/>
+          <w:sz w:val="24"/>
+          <w:szCs w:val="24"/>
+          <w:lang w:val="en-US"/>
+        </w:rPr>
+        <w:t xml:space="preserve">Test Case 1: </w:t>
       </w:r>
       <w:proofErr w:type="spellStart"/>
       <w:r>
         <w:rPr>
           <w:rFonts w:cstheme="minorHAnsi"/>
-          <w:sz w:val="24"/>
-          <w:szCs w:val="24"/>
-        </w:rPr>
-        <w:t>RunExperiment</w:t>
+          <w:b/>
+          <w:bCs/>
+          <w:sz w:val="24"/>
+          <w:szCs w:val="24"/>
+          <w:lang w:val="en-US"/>
+        </w:rPr>
+        <w:t>Test_Experiment_Completes_Without_Exception</w:t>
       </w:r>
       <w:proofErr w:type="spellEnd"/>
       <w:r>
         <w:rPr>
           <w:rFonts w:cstheme="minorHAnsi"/>
-          <w:sz w:val="24"/>
-          <w:szCs w:val="24"/>
-        </w:rPr>
-        <w:t> method executes without throwing any exceptions. It is a basic smoke test to verify that the experiment runs to completion.</w:t>
-      </w:r>
-    </w:p>
-    <w:p>
-      <w:pPr>
-        <w:jc w:val="both"/>
-        <w:rPr>
-          <w:rFonts w:cstheme="minorHAnsi"/>
-          <w:sz w:val="24"/>
-          <w:szCs w:val="24"/>
-        </w:rPr>
-      </w:pPr>
-      <w:r>
-        <w:rPr>
-          <w:rFonts w:cstheme="minorHAnsi"/>
-          <w:sz w:val="24"/>
-          <w:szCs w:val="24"/>
-        </w:rPr>
-        <w:t>[</w:t>
+          <w:b/>
+          <w:bCs/>
+          <w:sz w:val="24"/>
+          <w:szCs w:val="24"/>
+        </w:rPr>
+        <w:t> </w:t>
+      </w:r>
+    </w:p>
+    <w:p>
+      <w:pPr>
+        <w:pStyle w:val="ListParagraph"/>
+        <w:numPr>
+          <w:ilvl w:val="0"/>
+          <w:numId w:val="108"/>
+        </w:numPr>
+        <w:jc w:val="both"/>
+        <w:rPr>
+          <w:rFonts w:cstheme="minorHAnsi"/>
+          <w:sz w:val="24"/>
+          <w:szCs w:val="24"/>
+        </w:rPr>
+      </w:pPr>
+      <w:r>
+        <w:rPr>
+          <w:rFonts w:cstheme="minorHAnsi"/>
+          <w:b/>
+          <w:bCs/>
+          <w:sz w:val="24"/>
+          <w:szCs w:val="24"/>
+          <w:lang w:val="en-US"/>
+        </w:rPr>
+        <w:t>Objective</w:t>
+      </w:r>
+      <w:r>
+        <w:rPr>
+          <w:rFonts w:cstheme="minorHAnsi"/>
+          <w:b/>
+          <w:bCs/>
+          <w:sz w:val="24"/>
+          <w:szCs w:val="24"/>
+        </w:rPr>
+        <w:t> </w:t>
+      </w:r>
+      <w:r>
+        <w:rPr>
+          <w:rFonts w:cstheme="minorHAnsi"/>
+          <w:b/>
+          <w:bCs/>
+          <w:sz w:val="24"/>
+          <w:szCs w:val="24"/>
+        </w:rPr>
+        <w:br/>
+      </w:r>
+      <w:r>
+        <w:rPr>
+          <w:rFonts w:cstheme="minorHAnsi"/>
+          <w:sz w:val="24"/>
+          <w:szCs w:val="24"/>
+          <w:lang w:val="en-US"/>
+        </w:rPr>
+        <w:t xml:space="preserve">To validate that the </w:t>
       </w:r>
       <w:proofErr w:type="spellStart"/>
       <w:r>
@@ -7523,8 +7546,9 @@
           <w:rFonts w:cstheme="minorHAnsi"/>
           <w:sz w:val="24"/>
           <w:szCs w:val="24"/>
-        </w:rPr>
-        <w:t>TestMethod</w:t>
+          <w:lang w:val="en-US"/>
+        </w:rPr>
+        <w:t>ReconstructionExperiment</w:t>
       </w:r>
       <w:proofErr w:type="spellEnd"/>
       <w:r>
@@ -7532,62 +7556,338 @@
           <w:rFonts w:cstheme="minorHAnsi"/>
           <w:sz w:val="24"/>
           <w:szCs w:val="24"/>
-        </w:rPr>
-        <w:t>]</w:t>
-      </w:r>
-    </w:p>
-    <w:p>
-      <w:pPr>
-        <w:jc w:val="both"/>
-        <w:rPr>
-          <w:rFonts w:cstheme="minorHAnsi"/>
-          <w:sz w:val="24"/>
-          <w:szCs w:val="24"/>
-        </w:rPr>
-      </w:pPr>
-      <w:r>
-        <w:rPr>
-          <w:rFonts w:cstheme="minorHAnsi"/>
-          <w:sz w:val="24"/>
-          <w:szCs w:val="24"/>
-        </w:rPr>
-        <w:t>[</w:t>
-      </w:r>
-      <w:proofErr w:type="gramStart"/>
-      <w:r>
-        <w:rPr>
-          <w:rFonts w:cstheme="minorHAnsi"/>
-          <w:sz w:val="24"/>
-          <w:szCs w:val="24"/>
-        </w:rPr>
-        <w:t>Priority(</w:t>
-      </w:r>
-      <w:proofErr w:type="gramEnd"/>
-      <w:r>
-        <w:rPr>
-          <w:rFonts w:cstheme="minorHAnsi"/>
-          <w:sz w:val="24"/>
-          <w:szCs w:val="24"/>
-        </w:rPr>
-        <w:t>1)]</w:t>
-      </w:r>
-    </w:p>
-    <w:p>
-      <w:pPr>
-        <w:jc w:val="both"/>
-        <w:rPr>
-          <w:rFonts w:cstheme="minorHAnsi"/>
-          <w:sz w:val="24"/>
-          <w:szCs w:val="24"/>
-        </w:rPr>
-      </w:pPr>
-      <w:r>
-        <w:rPr>
-          <w:rFonts w:cstheme="minorHAnsi"/>
-          <w:sz w:val="24"/>
-          <w:szCs w:val="24"/>
-        </w:rPr>
-        <w:t>[</w:t>
+          <w:lang w:val="en-US"/>
+        </w:rPr>
+        <w:t xml:space="preserve"> method executes without runtime errors, ensuring basic code stability and workflow integrity. This smoke test confirms that the experiment setup, SP/classifier initialization, and data processing pipelines function without fatal crashes or unhandled exceptions.</w:t>
+      </w:r>
+      <w:r>
+        <w:rPr>
+          <w:rFonts w:cstheme="minorHAnsi"/>
+          <w:sz w:val="24"/>
+          <w:szCs w:val="24"/>
+        </w:rPr>
+        <w:t> </w:t>
+      </w:r>
+    </w:p>
+    <w:p>
+      <w:pPr>
+        <w:pStyle w:val="ListParagraph"/>
+        <w:numPr>
+          <w:ilvl w:val="0"/>
+          <w:numId w:val="108"/>
+        </w:numPr>
+        <w:rPr>
+          <w:rFonts w:cstheme="minorHAnsi"/>
+          <w:b/>
+          <w:bCs/>
+          <w:sz w:val="24"/>
+          <w:szCs w:val="24"/>
+        </w:rPr>
+      </w:pPr>
+      <w:r>
+        <w:rPr>
+          <w:rFonts w:cstheme="minorHAnsi"/>
+          <w:b/>
+          <w:bCs/>
+          <w:sz w:val="24"/>
+          <w:szCs w:val="24"/>
+          <w:lang w:val="en-US"/>
+        </w:rPr>
+        <w:t>Test Scenario</w:t>
+      </w:r>
+      <w:r>
+        <w:rPr>
+          <w:rFonts w:cstheme="minorHAnsi"/>
+          <w:b/>
+          <w:bCs/>
+          <w:sz w:val="24"/>
+          <w:szCs w:val="24"/>
+        </w:rPr>
+        <w:t> </w:t>
+      </w:r>
+      <w:r>
+        <w:rPr>
+          <w:rFonts w:cstheme="minorHAnsi"/>
+          <w:b/>
+          <w:bCs/>
+          <w:sz w:val="24"/>
+          <w:szCs w:val="24"/>
+        </w:rPr>
+        <w:br/>
+      </w:r>
+      <w:r>
+        <w:rPr>
+          <w:rFonts w:cstheme="minorHAnsi"/>
+          <w:sz w:val="24"/>
+          <w:szCs w:val="24"/>
+          <w:lang w:val="en-US"/>
+        </w:rPr>
+        <w:t xml:space="preserve">The experiment is executed with a valid input parameter (max =&gt; 10). The test </w:t>
+      </w:r>
+      <w:r>
+        <w:rPr>
+          <w:rFonts w:cstheme="minorHAnsi"/>
+          <w:sz w:val="24"/>
+          <w:szCs w:val="24"/>
+          <w:lang w:val="en-US"/>
+        </w:rPr>
+        <w:lastRenderedPageBreak/>
+        <w:t>observes whether the method completes its entire workflow, including SP training, input reconstruction, and classifier evaluation, without throwing exceptions. This simulates a minimal viable execution of the experiment.</w:t>
+      </w:r>
+      <w:r>
+        <w:rPr>
+          <w:rFonts w:cstheme="minorHAnsi"/>
+          <w:b/>
+          <w:bCs/>
+          <w:sz w:val="24"/>
+          <w:szCs w:val="24"/>
+        </w:rPr>
+        <w:t> </w:t>
+      </w:r>
+    </w:p>
+    <w:p>
+      <w:pPr>
+        <w:pStyle w:val="ListParagraph"/>
+        <w:numPr>
+          <w:ilvl w:val="0"/>
+          <w:numId w:val="108"/>
+        </w:numPr>
+        <w:rPr>
+          <w:rFonts w:cstheme="minorHAnsi"/>
+          <w:b/>
+          <w:bCs/>
+          <w:sz w:val="24"/>
+          <w:szCs w:val="24"/>
+        </w:rPr>
+      </w:pPr>
+      <w:r>
+        <w:rPr>
+          <w:rFonts w:cstheme="minorHAnsi"/>
+          <w:b/>
+          <w:bCs/>
+          <w:sz w:val="24"/>
+          <w:szCs w:val="24"/>
+          <w:lang w:val="en-US"/>
+        </w:rPr>
+        <w:t>Outcome Verification</w:t>
+      </w:r>
+      <w:r>
+        <w:rPr>
+          <w:rFonts w:cstheme="minorHAnsi"/>
+          <w:b/>
+          <w:bCs/>
+          <w:sz w:val="24"/>
+          <w:szCs w:val="24"/>
+        </w:rPr>
+        <w:t> </w:t>
+      </w:r>
+      <w:r>
+        <w:rPr>
+          <w:rFonts w:cstheme="minorHAnsi"/>
+          <w:b/>
+          <w:bCs/>
+          <w:sz w:val="24"/>
+          <w:szCs w:val="24"/>
+        </w:rPr>
+        <w:br/>
+      </w:r>
+      <w:r>
+        <w:rPr>
+          <w:rFonts w:cstheme="minorHAnsi"/>
+          <w:sz w:val="24"/>
+          <w:szCs w:val="24"/>
+          <w:lang w:val="en-US"/>
+        </w:rPr>
+        <w:t>Success is determined by the absence of exceptions during execution. The test framework automatically passes if no errors occur, confirming the experiment’s basic operational validity. This ensures that core components are initialized and executed as expected.</w:t>
+      </w:r>
+      <w:r>
+        <w:rPr>
+          <w:rFonts w:cstheme="minorHAnsi"/>
+          <w:b/>
+          <w:bCs/>
+          <w:sz w:val="24"/>
+          <w:szCs w:val="24"/>
+        </w:rPr>
+        <w:t> </w:t>
+      </w:r>
+    </w:p>
+    <w:p>
+      <w:pPr>
+        <w:pStyle w:val="ListParagraph"/>
+        <w:numPr>
+          <w:ilvl w:val="0"/>
+          <w:numId w:val="108"/>
+        </w:numPr>
+        <w:jc w:val="both"/>
+        <w:rPr>
+          <w:rFonts w:cstheme="minorHAnsi"/>
+          <w:b/>
+          <w:bCs/>
+          <w:sz w:val="24"/>
+          <w:szCs w:val="24"/>
+        </w:rPr>
+      </w:pPr>
+      <w:r>
+        <w:rPr>
+          <w:rFonts w:cstheme="minorHAnsi"/>
+          <w:b/>
+          <w:bCs/>
+          <w:sz w:val="24"/>
+          <w:szCs w:val="24"/>
+          <w:lang w:val="en-US"/>
+        </w:rPr>
+        <w:t>Benefit</w:t>
+      </w:r>
+      <w:r>
+        <w:rPr>
+          <w:rFonts w:cstheme="minorHAnsi"/>
+          <w:b/>
+          <w:bCs/>
+          <w:sz w:val="24"/>
+          <w:szCs w:val="24"/>
+        </w:rPr>
+        <w:t> </w:t>
+      </w:r>
+      <w:r>
+        <w:rPr>
+          <w:rFonts w:cstheme="minorHAnsi"/>
+          <w:b/>
+          <w:bCs/>
+          <w:sz w:val="24"/>
+          <w:szCs w:val="24"/>
+        </w:rPr>
+        <w:br/>
+      </w:r>
+      <w:r>
+        <w:rPr>
+          <w:rFonts w:cstheme="minorHAnsi"/>
+          <w:sz w:val="24"/>
+          <w:szCs w:val="24"/>
+          <w:lang w:val="en-US"/>
+        </w:rPr>
+        <w:t>This test provides a foundational validation of code stability. By ensuring the experiment runs end-to-end, we can rule out critical runtime errors early, enabling confidence in subsequent tests that focus on functional correctness or performance metrics.</w:t>
+      </w:r>
+      <w:r>
+        <w:rPr>
+          <w:rFonts w:cstheme="minorHAnsi"/>
+          <w:b/>
+          <w:bCs/>
+          <w:sz w:val="24"/>
+          <w:szCs w:val="24"/>
+        </w:rPr>
+        <w:t> </w:t>
+      </w:r>
+    </w:p>
+    <w:p>
+      <w:pPr>
+        <w:jc w:val="both"/>
+        <w:rPr>
+          <w:rFonts w:cstheme="minorHAnsi"/>
+          <w:b/>
+          <w:bCs/>
+          <w:sz w:val="24"/>
+          <w:szCs w:val="24"/>
+        </w:rPr>
+      </w:pPr>
+      <w:r>
+        <w:rPr>
+          <w:rFonts w:cstheme="minorHAnsi"/>
+          <w:b/>
+          <w:bCs/>
+          <w:sz w:val="24"/>
+          <w:szCs w:val="24"/>
+        </w:rPr>
+        <w:t> </w:t>
+      </w:r>
+    </w:p>
+    <w:p>
+      <w:pPr>
+        <w:jc w:val="both"/>
+        <w:rPr>
+          <w:rFonts w:cstheme="minorHAnsi"/>
+          <w:b/>
+          <w:bCs/>
+          <w:sz w:val="24"/>
+          <w:szCs w:val="24"/>
+        </w:rPr>
+      </w:pPr>
+      <w:r>
+        <w:rPr>
+          <w:rFonts w:cstheme="minorHAnsi"/>
+          <w:b/>
+          <w:bCs/>
+          <w:sz w:val="24"/>
+          <w:szCs w:val="24"/>
+          <w:lang w:val="en-US"/>
+        </w:rPr>
+        <w:t>Test Case 2: Test_Experiment_With_Improper_Max_Value</w:t>
+      </w:r>
+      <w:r>
+        <w:rPr>
+          <w:rFonts w:cstheme="minorHAnsi"/>
+          <w:b/>
+          <w:bCs/>
+          <w:sz w:val="24"/>
+          <w:szCs w:val="24"/>
+        </w:rPr>
+        <w:t> </w:t>
+      </w:r>
+    </w:p>
+    <w:p>
+      <w:pPr>
+        <w:pStyle w:val="ListParagraph"/>
+        <w:numPr>
+          <w:ilvl w:val="0"/>
+          <w:numId w:val="107"/>
+        </w:numPr>
+        <w:jc w:val="both"/>
+        <w:rPr>
+          <w:rFonts w:cstheme="minorHAnsi"/>
+          <w:b/>
+          <w:bCs/>
+          <w:sz w:val="24"/>
+          <w:szCs w:val="24"/>
+        </w:rPr>
+      </w:pPr>
+      <w:r>
+        <w:rPr>
+          <w:rFonts w:cstheme="minorHAnsi"/>
+          <w:b/>
+          <w:bCs/>
+          <w:sz w:val="24"/>
+          <w:szCs w:val="24"/>
+          <w:lang w:val="en-US"/>
+        </w:rPr>
+        <w:t>Objective</w:t>
+      </w:r>
+      <w:r>
+        <w:rPr>
+          <w:rFonts w:cstheme="minorHAnsi"/>
+          <w:b/>
+          <w:bCs/>
+          <w:sz w:val="24"/>
+          <w:szCs w:val="24"/>
+        </w:rPr>
+        <w:t> </w:t>
+      </w:r>
+      <w:r>
+        <w:rPr>
+          <w:rFonts w:cstheme="minorHAnsi"/>
+          <w:b/>
+          <w:bCs/>
+          <w:sz w:val="24"/>
+          <w:szCs w:val="24"/>
+        </w:rPr>
+        <w:br/>
+      </w:r>
+      <w:r>
+        <w:rPr>
+          <w:rFonts w:cstheme="minorHAnsi"/>
+          <w:sz w:val="24"/>
+          <w:szCs w:val="24"/>
+          <w:lang w:val="en-US"/>
+        </w:rPr>
+        <w:t xml:space="preserve">To verify that the experiment gracefully handles invalid input by throwing an </w:t>
       </w:r>
       <w:proofErr w:type="spellStart"/>
       <w:r>
@@ -7595,8 +7895,9 @@
           <w:rFonts w:cstheme="minorHAnsi"/>
           <w:sz w:val="24"/>
           <w:szCs w:val="24"/>
-        </w:rPr>
-        <w:t>TestCategory</w:t>
+          <w:lang w:val="en-US"/>
+        </w:rPr>
+        <w:t>ArgumentException</w:t>
       </w:r>
       <w:proofErr w:type="spellEnd"/>
       <w:r>
@@ -7604,117 +7905,75 @@
           <w:rFonts w:cstheme="minorHAnsi"/>
           <w:sz w:val="24"/>
           <w:szCs w:val="24"/>
-        </w:rPr>
-        <w:t>("Experiment")]</w:t>
-      </w:r>
-    </w:p>
-    <w:p>
-      <w:pPr>
-        <w:jc w:val="both"/>
-        <w:rPr>
-          <w:rFonts w:cstheme="minorHAnsi"/>
-          <w:sz w:val="24"/>
-          <w:szCs w:val="24"/>
-        </w:rPr>
-      </w:pPr>
-      <w:r>
-        <w:rPr>
-          <w:rFonts w:cstheme="minorHAnsi"/>
-          <w:sz w:val="24"/>
-          <w:szCs w:val="24"/>
-        </w:rPr>
-        <w:lastRenderedPageBreak/>
-        <w:t>public void Test_Experiment_Completes_Without_</w:t>
-      </w:r>
-      <w:proofErr w:type="gramStart"/>
-      <w:r>
-        <w:rPr>
-          <w:rFonts w:cstheme="minorHAnsi"/>
-          <w:sz w:val="24"/>
-          <w:szCs w:val="24"/>
-        </w:rPr>
-        <w:t>Exception(</w:t>
-      </w:r>
-      <w:proofErr w:type="gramEnd"/>
-      <w:r>
-        <w:rPr>
-          <w:rFonts w:cstheme="minorHAnsi"/>
-          <w:sz w:val="24"/>
-          <w:szCs w:val="24"/>
-        </w:rPr>
-        <w:t>)</w:t>
-      </w:r>
-    </w:p>
-    <w:p>
-      <w:pPr>
-        <w:jc w:val="both"/>
-        <w:rPr>
-          <w:rFonts w:cstheme="minorHAnsi"/>
-          <w:sz w:val="24"/>
-          <w:szCs w:val="24"/>
-        </w:rPr>
-      </w:pPr>
-      <w:r>
-        <w:rPr>
-          <w:rFonts w:cstheme="minorHAnsi"/>
-          <w:sz w:val="24"/>
-          <w:szCs w:val="24"/>
-        </w:rPr>
-        <w:t>{</w:t>
-      </w:r>
-    </w:p>
-    <w:p>
-      <w:pPr>
-        <w:jc w:val="both"/>
-        <w:rPr>
-          <w:rFonts w:cstheme="minorHAnsi"/>
-          <w:sz w:val="24"/>
-          <w:szCs w:val="24"/>
-        </w:rPr>
-      </w:pPr>
-      <w:r>
-        <w:rPr>
-          <w:rFonts w:cstheme="minorHAnsi"/>
-          <w:sz w:val="24"/>
-          <w:szCs w:val="24"/>
-        </w:rPr>
-        <w:t xml:space="preserve">    SpatialPoolerInputReconstructionExperiment experiment = </w:t>
-      </w:r>
-      <w:proofErr w:type="gramStart"/>
-      <w:r>
-        <w:rPr>
-          <w:rFonts w:cstheme="minorHAnsi"/>
-          <w:sz w:val="24"/>
-          <w:szCs w:val="24"/>
-        </w:rPr>
-        <w:t>new(</w:t>
-      </w:r>
-      <w:proofErr w:type="gramEnd"/>
-      <w:r>
-        <w:rPr>
-          <w:rFonts w:cstheme="minorHAnsi"/>
-          <w:sz w:val="24"/>
-          <w:szCs w:val="24"/>
-        </w:rPr>
-        <w:t>);</w:t>
-      </w:r>
-    </w:p>
-    <w:p>
-      <w:pPr>
-        <w:jc w:val="both"/>
-        <w:rPr>
-          <w:rFonts w:cstheme="minorHAnsi"/>
-          <w:sz w:val="24"/>
-          <w:szCs w:val="24"/>
-        </w:rPr>
-      </w:pPr>
-      <w:r>
-        <w:rPr>
-          <w:rFonts w:cstheme="minorHAnsi"/>
-          <w:sz w:val="24"/>
-          <w:szCs w:val="24"/>
-        </w:rPr>
-        <w:t xml:space="preserve">    </w:t>
+          <w:lang w:val="en-US"/>
+        </w:rPr>
+        <w:t xml:space="preserve"> when an improper max value (e.g., 8) is provided. This ensures robust error handling and input validation mechanisms are in place. From our observation we have seen that experiment performs well when the value of max is greater than 10.</w:t>
+      </w:r>
+      <w:r>
+        <w:rPr>
+          <w:rFonts w:cstheme="minorHAnsi"/>
+          <w:b/>
+          <w:bCs/>
+          <w:sz w:val="24"/>
+          <w:szCs w:val="24"/>
+        </w:rPr>
+        <w:t> </w:t>
+      </w:r>
+    </w:p>
+    <w:p>
+      <w:pPr>
+        <w:pStyle w:val="ListParagraph"/>
+        <w:numPr>
+          <w:ilvl w:val="0"/>
+          <w:numId w:val="107"/>
+        </w:numPr>
+        <w:rPr>
+          <w:rFonts w:cstheme="minorHAnsi"/>
+          <w:b/>
+          <w:bCs/>
+          <w:sz w:val="24"/>
+          <w:szCs w:val="24"/>
+        </w:rPr>
+      </w:pPr>
+      <w:r>
+        <w:rPr>
+          <w:rFonts w:cstheme="minorHAnsi"/>
+          <w:b/>
+          <w:bCs/>
+          <w:sz w:val="24"/>
+          <w:szCs w:val="24"/>
+          <w:lang w:val="en-US"/>
+        </w:rPr>
+        <w:t>Test Scenario</w:t>
+      </w:r>
+      <w:r>
+        <w:rPr>
+          <w:rFonts w:cstheme="minorHAnsi"/>
+          <w:b/>
+          <w:bCs/>
+          <w:sz w:val="24"/>
+          <w:szCs w:val="24"/>
+        </w:rPr>
+        <w:t> </w:t>
+      </w:r>
+      <w:r>
+        <w:rPr>
+          <w:rFonts w:cstheme="minorHAnsi"/>
+          <w:b/>
+          <w:bCs/>
+          <w:sz w:val="24"/>
+          <w:szCs w:val="24"/>
+        </w:rPr>
+        <w:br/>
+      </w:r>
+      <w:r>
+        <w:rPr>
+          <w:rFonts w:cstheme="minorHAnsi"/>
+          <w:sz w:val="24"/>
+          <w:szCs w:val="24"/>
+          <w:lang w:val="en-US"/>
+        </w:rPr>
+        <w:t xml:space="preserve">The test invokes </w:t>
       </w:r>
       <w:proofErr w:type="spellStart"/>
       <w:proofErr w:type="gramStart"/>
@@ -7723,8 +7982,1113 @@
           <w:rFonts w:cstheme="minorHAnsi"/>
           <w:sz w:val="24"/>
           <w:szCs w:val="24"/>
-        </w:rPr>
-        <w:t>experiment.RunExperiment</w:t>
+          <w:lang w:val="en-US"/>
+        </w:rPr>
+        <w:t>ReconstructionExperiment</w:t>
+      </w:r>
+      <w:proofErr w:type="spellEnd"/>
+      <w:r>
+        <w:rPr>
+          <w:rFonts w:cstheme="minorHAnsi"/>
+          <w:sz w:val="24"/>
+          <w:szCs w:val="24"/>
+          <w:lang w:val="en-US"/>
+        </w:rPr>
+        <w:t>(</w:t>
+      </w:r>
+      <w:proofErr w:type="gramEnd"/>
+      <w:r>
+        <w:rPr>
+          <w:rFonts w:cstheme="minorHAnsi"/>
+          <w:sz w:val="24"/>
+          <w:szCs w:val="24"/>
+          <w:lang w:val="en-US"/>
+        </w:rPr>
+        <w:t xml:space="preserve">8), which violates the method’s requirement for max to be a minimum of 10. The expected outcome is an </w:t>
+      </w:r>
+      <w:proofErr w:type="spellStart"/>
+      <w:r>
+        <w:rPr>
+          <w:rFonts w:cstheme="minorHAnsi"/>
+          <w:sz w:val="24"/>
+          <w:szCs w:val="24"/>
+          <w:lang w:val="en-US"/>
+        </w:rPr>
+        <w:t>ArgumentException</w:t>
+      </w:r>
+      <w:proofErr w:type="spellEnd"/>
+      <w:r>
+        <w:rPr>
+          <w:rFonts w:cstheme="minorHAnsi"/>
+          <w:sz w:val="24"/>
+          <w:szCs w:val="24"/>
+          <w:lang w:val="en-US"/>
+        </w:rPr>
+        <w:t>, confirming that invalid inputs are detected and rejected early in execution.</w:t>
+      </w:r>
+      <w:r>
+        <w:rPr>
+          <w:rFonts w:cstheme="minorHAnsi"/>
+          <w:b/>
+          <w:bCs/>
+          <w:sz w:val="24"/>
+          <w:szCs w:val="24"/>
+        </w:rPr>
+        <w:t> </w:t>
+      </w:r>
+    </w:p>
+    <w:p>
+      <w:pPr>
+        <w:pStyle w:val="ListParagraph"/>
+        <w:numPr>
+          <w:ilvl w:val="0"/>
+          <w:numId w:val="107"/>
+        </w:numPr>
+        <w:rPr>
+          <w:rFonts w:cstheme="minorHAnsi"/>
+          <w:b/>
+          <w:bCs/>
+          <w:sz w:val="24"/>
+          <w:szCs w:val="24"/>
+        </w:rPr>
+      </w:pPr>
+      <w:r>
+        <w:rPr>
+          <w:rFonts w:cstheme="minorHAnsi"/>
+          <w:b/>
+          <w:bCs/>
+          <w:sz w:val="24"/>
+          <w:szCs w:val="24"/>
+          <w:lang w:val="en-US"/>
+        </w:rPr>
+        <w:t>Outcome Verification</w:t>
+      </w:r>
+      <w:r>
+        <w:rPr>
+          <w:rFonts w:cstheme="minorHAnsi"/>
+          <w:b/>
+          <w:bCs/>
+          <w:sz w:val="24"/>
+          <w:szCs w:val="24"/>
+        </w:rPr>
+        <w:t> </w:t>
+      </w:r>
+      <w:r>
+        <w:rPr>
+          <w:rFonts w:cstheme="minorHAnsi"/>
+          <w:b/>
+          <w:bCs/>
+          <w:sz w:val="24"/>
+          <w:szCs w:val="24"/>
+        </w:rPr>
+        <w:br/>
+      </w:r>
+      <w:r>
+        <w:rPr>
+          <w:rFonts w:cstheme="minorHAnsi"/>
+          <w:sz w:val="24"/>
+          <w:szCs w:val="24"/>
+          <w:lang w:val="en-US"/>
+        </w:rPr>
+        <w:t xml:space="preserve">The test passes if the method throws an </w:t>
+      </w:r>
+      <w:proofErr w:type="spellStart"/>
+      <w:r>
+        <w:rPr>
+          <w:rFonts w:cstheme="minorHAnsi"/>
+          <w:sz w:val="24"/>
+          <w:szCs w:val="24"/>
+          <w:lang w:val="en-US"/>
+        </w:rPr>
+        <w:t>ArgumentException</w:t>
+      </w:r>
+      <w:proofErr w:type="spellEnd"/>
+      <w:r>
+        <w:rPr>
+          <w:rFonts w:cstheme="minorHAnsi"/>
+          <w:sz w:val="24"/>
+          <w:szCs w:val="24"/>
+          <w:lang w:val="en-US"/>
+        </w:rPr>
+        <w:t xml:space="preserve">, as enforced by the </w:t>
+      </w:r>
+      <w:proofErr w:type="spellStart"/>
+      <w:r>
+        <w:rPr>
+          <w:rFonts w:cstheme="minorHAnsi"/>
+          <w:sz w:val="24"/>
+          <w:szCs w:val="24"/>
+          <w:lang w:val="en-US"/>
+        </w:rPr>
+        <w:t>ExpectedException</w:t>
+      </w:r>
+      <w:proofErr w:type="spellEnd"/>
+      <w:r>
+        <w:rPr>
+          <w:rFonts w:cstheme="minorHAnsi"/>
+          <w:sz w:val="24"/>
+          <w:szCs w:val="24"/>
+          <w:lang w:val="en-US"/>
+        </w:rPr>
+        <w:t xml:space="preserve"> attribute. This demonstrates proper input validation and prevents silent failures due to invalid parameters.</w:t>
+      </w:r>
+      <w:r>
+        <w:rPr>
+          <w:rFonts w:cstheme="minorHAnsi"/>
+          <w:b/>
+          <w:bCs/>
+          <w:sz w:val="24"/>
+          <w:szCs w:val="24"/>
+        </w:rPr>
+        <w:t> </w:t>
+      </w:r>
+    </w:p>
+    <w:p>
+      <w:pPr>
+        <w:pStyle w:val="ListParagraph"/>
+        <w:numPr>
+          <w:ilvl w:val="0"/>
+          <w:numId w:val="107"/>
+        </w:numPr>
+        <w:jc w:val="both"/>
+        <w:rPr>
+          <w:rFonts w:cstheme="minorHAnsi"/>
+          <w:sz w:val="24"/>
+          <w:szCs w:val="24"/>
+        </w:rPr>
+      </w:pPr>
+      <w:r>
+        <w:rPr>
+          <w:rFonts w:cstheme="minorHAnsi"/>
+          <w:b/>
+          <w:bCs/>
+          <w:sz w:val="24"/>
+          <w:szCs w:val="24"/>
+          <w:lang w:val="en-US"/>
+        </w:rPr>
+        <w:t>Benefit</w:t>
+      </w:r>
+      <w:r>
+        <w:rPr>
+          <w:rFonts w:cstheme="minorHAnsi"/>
+          <w:b/>
+          <w:bCs/>
+          <w:sz w:val="24"/>
+          <w:szCs w:val="24"/>
+        </w:rPr>
+        <w:t> </w:t>
+      </w:r>
+      <w:r>
+        <w:rPr>
+          <w:rFonts w:cstheme="minorHAnsi"/>
+          <w:b/>
+          <w:bCs/>
+          <w:sz w:val="24"/>
+          <w:szCs w:val="24"/>
+        </w:rPr>
+        <w:br/>
+      </w:r>
+      <w:r>
+        <w:rPr>
+          <w:rFonts w:cstheme="minorHAnsi"/>
+          <w:sz w:val="24"/>
+          <w:szCs w:val="24"/>
+          <w:lang w:val="en-US"/>
+        </w:rPr>
+        <w:t>Ensures the experiment fails predictably with invalid inputs, reducing debugging time and enhancing code reliability. Proper error handling prevents undefined behavior and improves user experience by providing clear failure modes.</w:t>
+      </w:r>
+      <w:r>
+        <w:rPr>
+          <w:rFonts w:cstheme="minorHAnsi"/>
+          <w:sz w:val="24"/>
+          <w:szCs w:val="24"/>
+        </w:rPr>
+        <w:t> </w:t>
+      </w:r>
+    </w:p>
+    <w:p>
+      <w:pPr>
+        <w:jc w:val="both"/>
+        <w:rPr>
+          <w:rFonts w:cstheme="minorHAnsi"/>
+          <w:b/>
+          <w:bCs/>
+          <w:sz w:val="24"/>
+          <w:szCs w:val="24"/>
+        </w:rPr>
+      </w:pPr>
+      <w:r>
+        <w:rPr>
+          <w:rFonts w:cstheme="minorHAnsi"/>
+          <w:b/>
+          <w:bCs/>
+          <w:sz w:val="24"/>
+          <w:szCs w:val="24"/>
+        </w:rPr>
+        <w:t> </w:t>
+      </w:r>
+    </w:p>
+    <w:p>
+      <w:pPr>
+        <w:jc w:val="both"/>
+        <w:rPr>
+          <w:rFonts w:cstheme="minorHAnsi"/>
+          <w:b/>
+          <w:bCs/>
+          <w:sz w:val="24"/>
+          <w:szCs w:val="24"/>
+        </w:rPr>
+      </w:pPr>
+      <w:r>
+        <w:rPr>
+          <w:rFonts w:cstheme="minorHAnsi"/>
+          <w:b/>
+          <w:bCs/>
+          <w:sz w:val="24"/>
+          <w:szCs w:val="24"/>
+          <w:lang w:val="en-US"/>
+        </w:rPr>
+        <w:t xml:space="preserve">Test Case 3: </w:t>
+      </w:r>
+      <w:proofErr w:type="spellStart"/>
+      <w:r>
+        <w:rPr>
+          <w:rFonts w:cstheme="minorHAnsi"/>
+          <w:b/>
+          <w:bCs/>
+          <w:sz w:val="24"/>
+          <w:szCs w:val="24"/>
+          <w:lang w:val="en-US"/>
+        </w:rPr>
+        <w:t>Test_SpatialPoolerTraining_ReachesStableState</w:t>
+      </w:r>
+      <w:proofErr w:type="spellEnd"/>
+      <w:r>
+        <w:rPr>
+          <w:rFonts w:cstheme="minorHAnsi"/>
+          <w:b/>
+          <w:bCs/>
+          <w:sz w:val="24"/>
+          <w:szCs w:val="24"/>
+        </w:rPr>
+        <w:t> </w:t>
+      </w:r>
+    </w:p>
+    <w:p>
+      <w:pPr>
+        <w:pStyle w:val="ListParagraph"/>
+        <w:numPr>
+          <w:ilvl w:val="0"/>
+          <w:numId w:val="104"/>
+        </w:numPr>
+        <w:jc w:val="both"/>
+        <w:rPr>
+          <w:rFonts w:cstheme="minorHAnsi"/>
+          <w:b/>
+          <w:bCs/>
+          <w:sz w:val="24"/>
+          <w:szCs w:val="24"/>
+        </w:rPr>
+      </w:pPr>
+      <w:r>
+        <w:rPr>
+          <w:rFonts w:cstheme="minorHAnsi"/>
+          <w:b/>
+          <w:bCs/>
+          <w:sz w:val="24"/>
+          <w:szCs w:val="24"/>
+          <w:lang w:val="en-US"/>
+        </w:rPr>
+        <w:t>Objective</w:t>
+      </w:r>
+      <w:r>
+        <w:rPr>
+          <w:rFonts w:cstheme="minorHAnsi"/>
+          <w:b/>
+          <w:bCs/>
+          <w:sz w:val="24"/>
+          <w:szCs w:val="24"/>
+        </w:rPr>
+        <w:t> </w:t>
+      </w:r>
+      <w:r>
+        <w:rPr>
+          <w:rFonts w:cstheme="minorHAnsi"/>
+          <w:b/>
+          <w:bCs/>
+          <w:sz w:val="24"/>
+          <w:szCs w:val="24"/>
+        </w:rPr>
+        <w:br/>
+      </w:r>
+      <w:r>
+        <w:rPr>
+          <w:rFonts w:cstheme="minorHAnsi"/>
+          <w:sz w:val="24"/>
+          <w:szCs w:val="24"/>
+          <w:lang w:val="en-US"/>
+        </w:rPr>
+        <w:t>To confirm that the Spatial Pooler (SP) achieves a stable state during training, indicating successful learning of input patterns. Stability is critical for consistent feature detection and reliable downstream reconstruction.</w:t>
+      </w:r>
+      <w:r>
+        <w:rPr>
+          <w:rFonts w:cstheme="minorHAnsi"/>
+          <w:b/>
+          <w:bCs/>
+          <w:sz w:val="24"/>
+          <w:szCs w:val="24"/>
+        </w:rPr>
+        <w:t> </w:t>
+      </w:r>
+    </w:p>
+    <w:p>
+      <w:pPr>
+        <w:pStyle w:val="ListParagraph"/>
+        <w:numPr>
+          <w:ilvl w:val="0"/>
+          <w:numId w:val="104"/>
+        </w:numPr>
+        <w:jc w:val="both"/>
+        <w:rPr>
+          <w:rFonts w:cstheme="minorHAnsi"/>
+          <w:b/>
+          <w:bCs/>
+          <w:sz w:val="24"/>
+          <w:szCs w:val="24"/>
+        </w:rPr>
+      </w:pPr>
+      <w:r>
+        <w:rPr>
+          <w:rFonts w:cstheme="minorHAnsi"/>
+          <w:b/>
+          <w:bCs/>
+          <w:sz w:val="24"/>
+          <w:szCs w:val="24"/>
+          <w:lang w:val="en-US"/>
+        </w:rPr>
+        <w:lastRenderedPageBreak/>
+        <w:t>Test Scenario</w:t>
+      </w:r>
+      <w:r>
+        <w:rPr>
+          <w:rFonts w:cstheme="minorHAnsi"/>
+          <w:b/>
+          <w:bCs/>
+          <w:sz w:val="24"/>
+          <w:szCs w:val="24"/>
+        </w:rPr>
+        <w:t> </w:t>
+      </w:r>
+      <w:r>
+        <w:rPr>
+          <w:rFonts w:cstheme="minorHAnsi"/>
+          <w:b/>
+          <w:bCs/>
+          <w:sz w:val="24"/>
+          <w:szCs w:val="24"/>
+        </w:rPr>
+        <w:br/>
+      </w:r>
+      <w:r>
+        <w:rPr>
+          <w:rFonts w:cstheme="minorHAnsi"/>
+          <w:sz w:val="24"/>
+          <w:szCs w:val="24"/>
+          <w:lang w:val="en-US"/>
+        </w:rPr>
+        <w:t>The experiment runs with max = 10, and the console output is monitored for the "STABLE STATE REACHED" message. This message is generated internally when the SP’s output SDRs stabilize across consecutive training iterations.</w:t>
+      </w:r>
+      <w:r>
+        <w:rPr>
+          <w:rFonts w:cstheme="minorHAnsi"/>
+          <w:b/>
+          <w:bCs/>
+          <w:sz w:val="24"/>
+          <w:szCs w:val="24"/>
+        </w:rPr>
+        <w:t> </w:t>
+      </w:r>
+    </w:p>
+    <w:p>
+      <w:pPr>
+        <w:pStyle w:val="ListParagraph"/>
+        <w:numPr>
+          <w:ilvl w:val="0"/>
+          <w:numId w:val="104"/>
+        </w:numPr>
+        <w:jc w:val="both"/>
+        <w:rPr>
+          <w:rFonts w:cstheme="minorHAnsi"/>
+          <w:b/>
+          <w:bCs/>
+          <w:sz w:val="24"/>
+          <w:szCs w:val="24"/>
+        </w:rPr>
+      </w:pPr>
+      <w:r>
+        <w:rPr>
+          <w:rFonts w:cstheme="minorHAnsi"/>
+          <w:b/>
+          <w:bCs/>
+          <w:sz w:val="24"/>
+          <w:szCs w:val="24"/>
+          <w:lang w:val="en-US"/>
+        </w:rPr>
+        <w:t>Outcome Verification</w:t>
+      </w:r>
+      <w:r>
+        <w:rPr>
+          <w:rFonts w:cstheme="minorHAnsi"/>
+          <w:b/>
+          <w:bCs/>
+          <w:sz w:val="24"/>
+          <w:szCs w:val="24"/>
+        </w:rPr>
+        <w:t> </w:t>
+      </w:r>
+      <w:r>
+        <w:rPr>
+          <w:rFonts w:cstheme="minorHAnsi"/>
+          <w:b/>
+          <w:bCs/>
+          <w:sz w:val="24"/>
+          <w:szCs w:val="24"/>
+        </w:rPr>
+        <w:br/>
+      </w:r>
+      <w:r>
+        <w:rPr>
+          <w:rFonts w:cstheme="minorHAnsi"/>
+          <w:sz w:val="24"/>
+          <w:szCs w:val="24"/>
+          <w:lang w:val="en-US"/>
+        </w:rPr>
+        <w:t xml:space="preserve">The test checks if the console output contains the stability message. If present, it confirms the SP has </w:t>
+      </w:r>
+      <w:proofErr w:type="spellStart"/>
+      <w:r>
+        <w:rPr>
+          <w:rFonts w:cstheme="minorHAnsi"/>
+          <w:sz w:val="24"/>
+          <w:szCs w:val="24"/>
+          <w:lang w:val="en-US"/>
+        </w:rPr>
+        <w:t>converged</w:t>
+      </w:r>
+      <w:proofErr w:type="spellEnd"/>
+      <w:r>
+        <w:rPr>
+          <w:rFonts w:cstheme="minorHAnsi"/>
+          <w:sz w:val="24"/>
+          <w:szCs w:val="24"/>
+          <w:lang w:val="en-US"/>
+        </w:rPr>
+        <w:t xml:space="preserve"> to a stable state, validating that the training process is functioning as designed.</w:t>
+      </w:r>
+      <w:r>
+        <w:rPr>
+          <w:rFonts w:cstheme="minorHAnsi"/>
+          <w:b/>
+          <w:bCs/>
+          <w:sz w:val="24"/>
+          <w:szCs w:val="24"/>
+        </w:rPr>
+        <w:t> </w:t>
+      </w:r>
+    </w:p>
+    <w:p>
+      <w:pPr>
+        <w:pStyle w:val="ListParagraph"/>
+        <w:numPr>
+          <w:ilvl w:val="0"/>
+          <w:numId w:val="104"/>
+        </w:numPr>
+        <w:jc w:val="both"/>
+        <w:rPr>
+          <w:rFonts w:cstheme="minorHAnsi"/>
+          <w:sz w:val="24"/>
+          <w:szCs w:val="24"/>
+        </w:rPr>
+      </w:pPr>
+      <w:r>
+        <w:rPr>
+          <w:rFonts w:cstheme="minorHAnsi"/>
+          <w:b/>
+          <w:bCs/>
+          <w:sz w:val="24"/>
+          <w:szCs w:val="24"/>
+          <w:lang w:val="en-US"/>
+        </w:rPr>
+        <w:t>Benefit</w:t>
+      </w:r>
+      <w:r>
+        <w:rPr>
+          <w:rFonts w:cstheme="minorHAnsi"/>
+          <w:b/>
+          <w:bCs/>
+          <w:sz w:val="24"/>
+          <w:szCs w:val="24"/>
+        </w:rPr>
+        <w:t> </w:t>
+      </w:r>
+      <w:r>
+        <w:rPr>
+          <w:rFonts w:cstheme="minorHAnsi"/>
+          <w:b/>
+          <w:bCs/>
+          <w:sz w:val="24"/>
+          <w:szCs w:val="24"/>
+        </w:rPr>
+        <w:br/>
+      </w:r>
+      <w:r>
+        <w:rPr>
+          <w:rFonts w:cstheme="minorHAnsi"/>
+          <w:sz w:val="24"/>
+          <w:szCs w:val="24"/>
+          <w:lang w:val="en-US"/>
+        </w:rPr>
+        <w:t>Verifies the SP’s learning capability, a prerequisite for accurate input reconstruction. Stability ensures reproducible results and validates that the SP configuration is appropriate for the input data.</w:t>
+      </w:r>
+      <w:r>
+        <w:rPr>
+          <w:rFonts w:cstheme="minorHAnsi"/>
+          <w:sz w:val="24"/>
+          <w:szCs w:val="24"/>
+        </w:rPr>
+        <w:t> </w:t>
+      </w:r>
+    </w:p>
+    <w:p>
+      <w:pPr>
+        <w:jc w:val="both"/>
+        <w:rPr>
+          <w:rFonts w:cstheme="minorHAnsi"/>
+          <w:b/>
+          <w:bCs/>
+          <w:sz w:val="24"/>
+          <w:szCs w:val="24"/>
+        </w:rPr>
+      </w:pPr>
+      <w:r>
+        <w:rPr>
+          <w:rFonts w:cstheme="minorHAnsi"/>
+          <w:b/>
+          <w:bCs/>
+          <w:sz w:val="24"/>
+          <w:szCs w:val="24"/>
+        </w:rPr>
+        <w:t> </w:t>
+      </w:r>
+    </w:p>
+    <w:p>
+      <w:pPr>
+        <w:jc w:val="both"/>
+        <w:rPr>
+          <w:rFonts w:cstheme="minorHAnsi"/>
+          <w:b/>
+          <w:bCs/>
+          <w:sz w:val="24"/>
+          <w:szCs w:val="24"/>
+        </w:rPr>
+      </w:pPr>
+      <w:r>
+        <w:rPr>
+          <w:rFonts w:cstheme="minorHAnsi"/>
+          <w:b/>
+          <w:bCs/>
+          <w:sz w:val="24"/>
+          <w:szCs w:val="24"/>
+          <w:lang w:val="en-US"/>
+        </w:rPr>
+        <w:t xml:space="preserve">Test Case 4: </w:t>
+      </w:r>
+      <w:proofErr w:type="spellStart"/>
+      <w:r>
+        <w:rPr>
+          <w:rFonts w:cstheme="minorHAnsi"/>
+          <w:b/>
+          <w:bCs/>
+          <w:sz w:val="24"/>
+          <w:szCs w:val="24"/>
+          <w:lang w:val="en-US"/>
+        </w:rPr>
+        <w:t>Test_Reconstruction_ProducesPredictions</w:t>
+      </w:r>
+      <w:proofErr w:type="spellEnd"/>
+      <w:r>
+        <w:rPr>
+          <w:rFonts w:cstheme="minorHAnsi"/>
+          <w:b/>
+          <w:bCs/>
+          <w:sz w:val="24"/>
+          <w:szCs w:val="24"/>
+        </w:rPr>
+        <w:t> </w:t>
+      </w:r>
+    </w:p>
+    <w:p>
+      <w:pPr>
+        <w:pStyle w:val="ListParagraph"/>
+        <w:numPr>
+          <w:ilvl w:val="0"/>
+          <w:numId w:val="105"/>
+        </w:numPr>
+        <w:jc w:val="both"/>
+        <w:rPr>
+          <w:rFonts w:cstheme="minorHAnsi"/>
+          <w:b/>
+          <w:bCs/>
+          <w:sz w:val="24"/>
+          <w:szCs w:val="24"/>
+        </w:rPr>
+      </w:pPr>
+      <w:r>
+        <w:rPr>
+          <w:rFonts w:cstheme="minorHAnsi"/>
+          <w:b/>
+          <w:bCs/>
+          <w:sz w:val="24"/>
+          <w:szCs w:val="24"/>
+          <w:lang w:val="en-US"/>
+        </w:rPr>
+        <w:t>Objective</w:t>
+      </w:r>
+      <w:r>
+        <w:rPr>
+          <w:rFonts w:cstheme="minorHAnsi"/>
+          <w:b/>
+          <w:bCs/>
+          <w:sz w:val="24"/>
+          <w:szCs w:val="24"/>
+        </w:rPr>
+        <w:t> </w:t>
+      </w:r>
+      <w:r>
+        <w:rPr>
+          <w:rFonts w:cstheme="minorHAnsi"/>
+          <w:b/>
+          <w:bCs/>
+          <w:sz w:val="24"/>
+          <w:szCs w:val="24"/>
+        </w:rPr>
+        <w:br/>
+      </w:r>
+      <w:r>
+        <w:rPr>
+          <w:rFonts w:cstheme="minorHAnsi"/>
+          <w:sz w:val="24"/>
+          <w:szCs w:val="24"/>
+          <w:lang w:val="en-US"/>
+        </w:rPr>
+        <w:t>To validate that the reconstruction phase generates predictions using both KNN and HTM classifiers, ensuring the experiment produces meaningful outputs. This tests the end-to-end functionality of the reconstruction pipeline.</w:t>
+      </w:r>
+      <w:r>
+        <w:rPr>
+          <w:rFonts w:cstheme="minorHAnsi"/>
+          <w:b/>
+          <w:bCs/>
+          <w:sz w:val="24"/>
+          <w:szCs w:val="24"/>
+        </w:rPr>
+        <w:t> </w:t>
+      </w:r>
+    </w:p>
+    <w:p>
+      <w:pPr>
+        <w:pStyle w:val="ListParagraph"/>
+        <w:numPr>
+          <w:ilvl w:val="0"/>
+          <w:numId w:val="105"/>
+        </w:numPr>
+        <w:rPr>
+          <w:rFonts w:cstheme="minorHAnsi"/>
+          <w:b/>
+          <w:bCs/>
+          <w:sz w:val="24"/>
+          <w:szCs w:val="24"/>
+        </w:rPr>
+      </w:pPr>
+      <w:r>
+        <w:rPr>
+          <w:rFonts w:cstheme="minorHAnsi"/>
+          <w:b/>
+          <w:bCs/>
+          <w:sz w:val="24"/>
+          <w:szCs w:val="24"/>
+          <w:lang w:val="en-US"/>
+        </w:rPr>
+        <w:t>Test Scenario</w:t>
+      </w:r>
+      <w:r>
+        <w:rPr>
+          <w:rFonts w:cstheme="minorHAnsi"/>
+          <w:b/>
+          <w:bCs/>
+          <w:sz w:val="24"/>
+          <w:szCs w:val="24"/>
+        </w:rPr>
+        <w:t> </w:t>
+      </w:r>
+      <w:r>
+        <w:rPr>
+          <w:rFonts w:cstheme="minorHAnsi"/>
+          <w:b/>
+          <w:bCs/>
+          <w:sz w:val="24"/>
+          <w:szCs w:val="24"/>
+        </w:rPr>
+        <w:br/>
+      </w:r>
+      <w:r>
+        <w:rPr>
+          <w:rFonts w:cstheme="minorHAnsi"/>
+          <w:sz w:val="24"/>
+          <w:szCs w:val="24"/>
+          <w:lang w:val="en-US"/>
+        </w:rPr>
+        <w:t>After running the experiment, the console output is analyzed for strings like "KNN - Reconstructed Input" and "HTM - Reconstructed Input". The presence of these strings confirms that both classifiers are active and generating predictions.</w:t>
+      </w:r>
+      <w:r>
+        <w:rPr>
+          <w:rFonts w:cstheme="minorHAnsi"/>
+          <w:b/>
+          <w:bCs/>
+          <w:sz w:val="24"/>
+          <w:szCs w:val="24"/>
+        </w:rPr>
+        <w:t> </w:t>
+      </w:r>
+    </w:p>
+    <w:p>
+      <w:pPr>
+        <w:pStyle w:val="ListParagraph"/>
+        <w:numPr>
+          <w:ilvl w:val="0"/>
+          <w:numId w:val="105"/>
+        </w:numPr>
+        <w:rPr>
+          <w:rFonts w:cstheme="minorHAnsi"/>
+          <w:b/>
+          <w:bCs/>
+          <w:sz w:val="24"/>
+          <w:szCs w:val="24"/>
+        </w:rPr>
+      </w:pPr>
+      <w:r>
+        <w:rPr>
+          <w:rFonts w:cstheme="minorHAnsi"/>
+          <w:b/>
+          <w:bCs/>
+          <w:sz w:val="24"/>
+          <w:szCs w:val="24"/>
+          <w:lang w:val="en-US"/>
+        </w:rPr>
+        <w:t>Outcome Verification</w:t>
+      </w:r>
+      <w:r>
+        <w:rPr>
+          <w:rFonts w:cstheme="minorHAnsi"/>
+          <w:b/>
+          <w:bCs/>
+          <w:sz w:val="24"/>
+          <w:szCs w:val="24"/>
+        </w:rPr>
+        <w:t> </w:t>
+      </w:r>
+      <w:r>
+        <w:rPr>
+          <w:rFonts w:cstheme="minorHAnsi"/>
+          <w:b/>
+          <w:bCs/>
+          <w:sz w:val="24"/>
+          <w:szCs w:val="24"/>
+        </w:rPr>
+        <w:br/>
+      </w:r>
+      <w:r>
+        <w:rPr>
+          <w:rFonts w:cstheme="minorHAnsi"/>
+          <w:sz w:val="24"/>
+          <w:szCs w:val="24"/>
+          <w:lang w:val="en-US"/>
+        </w:rPr>
+        <w:t>The test checks for the existence of classifier-specific output lines and similarity metrics. Success requires all expected output segments to be present, confirming the reconstruction logic is fully executed.</w:t>
+      </w:r>
+      <w:r>
+        <w:rPr>
+          <w:rFonts w:cstheme="minorHAnsi"/>
+          <w:b/>
+          <w:bCs/>
+          <w:sz w:val="24"/>
+          <w:szCs w:val="24"/>
+        </w:rPr>
+        <w:t> </w:t>
+      </w:r>
+    </w:p>
+    <w:p>
+      <w:pPr>
+        <w:pStyle w:val="ListParagraph"/>
+        <w:numPr>
+          <w:ilvl w:val="0"/>
+          <w:numId w:val="105"/>
+        </w:numPr>
+        <w:jc w:val="both"/>
+        <w:rPr>
+          <w:rFonts w:cstheme="minorHAnsi"/>
+          <w:b/>
+          <w:bCs/>
+          <w:sz w:val="24"/>
+          <w:szCs w:val="24"/>
+        </w:rPr>
+      </w:pPr>
+      <w:r>
+        <w:rPr>
+          <w:rFonts w:cstheme="minorHAnsi"/>
+          <w:b/>
+          <w:bCs/>
+          <w:sz w:val="24"/>
+          <w:szCs w:val="24"/>
+          <w:lang w:val="en-US"/>
+        </w:rPr>
+        <w:t>Benefit</w:t>
+      </w:r>
+      <w:r>
+        <w:rPr>
+          <w:rFonts w:cstheme="minorHAnsi"/>
+          <w:b/>
+          <w:bCs/>
+          <w:sz w:val="24"/>
+          <w:szCs w:val="24"/>
+        </w:rPr>
+        <w:t> </w:t>
+      </w:r>
+      <w:r>
+        <w:rPr>
+          <w:rFonts w:cstheme="minorHAnsi"/>
+          <w:b/>
+          <w:bCs/>
+          <w:sz w:val="24"/>
+          <w:szCs w:val="24"/>
+        </w:rPr>
+        <w:br/>
+      </w:r>
+      <w:r>
+        <w:rPr>
+          <w:rFonts w:cstheme="minorHAnsi"/>
+          <w:sz w:val="24"/>
+          <w:szCs w:val="24"/>
+          <w:lang w:val="en-US"/>
+        </w:rPr>
+        <w:t>Ensures the experiment’s core functionality—input reconstruction—is operational. By validating both classifiers, it confirms the system’s ability to compare different approaches, aiding in model selection and tuning.</w:t>
+      </w:r>
+      <w:r>
+        <w:rPr>
+          <w:rFonts w:cstheme="minorHAnsi"/>
+          <w:b/>
+          <w:bCs/>
+          <w:sz w:val="24"/>
+          <w:szCs w:val="24"/>
+        </w:rPr>
+        <w:t> </w:t>
+      </w:r>
+    </w:p>
+    <w:p>
+      <w:pPr>
+        <w:jc w:val="both"/>
+        <w:rPr>
+          <w:rFonts w:cstheme="minorHAnsi"/>
+          <w:b/>
+          <w:bCs/>
+          <w:sz w:val="24"/>
+          <w:szCs w:val="24"/>
+        </w:rPr>
+      </w:pPr>
+      <w:r>
+        <w:rPr>
+          <w:rFonts w:cstheme="minorHAnsi"/>
+          <w:b/>
+          <w:bCs/>
+          <w:sz w:val="24"/>
+          <w:szCs w:val="24"/>
+        </w:rPr>
+        <w:t> </w:t>
+      </w:r>
+    </w:p>
+    <w:p>
+      <w:pPr>
+        <w:jc w:val="both"/>
+        <w:rPr>
+          <w:rFonts w:cstheme="minorHAnsi"/>
+          <w:b/>
+          <w:bCs/>
+          <w:sz w:val="24"/>
+          <w:szCs w:val="24"/>
+        </w:rPr>
+      </w:pPr>
+      <w:r>
+        <w:rPr>
+          <w:rFonts w:cstheme="minorHAnsi"/>
+          <w:b/>
+          <w:bCs/>
+          <w:sz w:val="24"/>
+          <w:szCs w:val="24"/>
+          <w:lang w:val="en-US"/>
+        </w:rPr>
+        <w:t xml:space="preserve">Test Case 5: </w:t>
+      </w:r>
+      <w:proofErr w:type="spellStart"/>
+      <w:r>
+        <w:rPr>
+          <w:rFonts w:cstheme="minorHAnsi"/>
+          <w:b/>
+          <w:bCs/>
+          <w:sz w:val="24"/>
+          <w:szCs w:val="24"/>
+          <w:lang w:val="en-US"/>
+        </w:rPr>
+        <w:t>Test_ReconstructionPart_Results_Have_Valid_Similarity</w:t>
+      </w:r>
+      <w:proofErr w:type="spellEnd"/>
+      <w:r>
+        <w:rPr>
+          <w:rFonts w:cstheme="minorHAnsi"/>
+          <w:b/>
+          <w:bCs/>
+          <w:sz w:val="24"/>
+          <w:szCs w:val="24"/>
+        </w:rPr>
+        <w:t> </w:t>
+      </w:r>
+    </w:p>
+    <w:p>
+      <w:pPr>
+        <w:pStyle w:val="ListParagraph"/>
+        <w:numPr>
+          <w:ilvl w:val="0"/>
+          <w:numId w:val="106"/>
+        </w:numPr>
+        <w:jc w:val="both"/>
+        <w:rPr>
+          <w:rFonts w:cstheme="minorHAnsi"/>
+          <w:sz w:val="24"/>
+          <w:szCs w:val="24"/>
+        </w:rPr>
+      </w:pPr>
+      <w:r>
+        <w:rPr>
+          <w:rFonts w:cstheme="minorHAnsi"/>
+          <w:b/>
+          <w:bCs/>
+          <w:sz w:val="24"/>
+          <w:szCs w:val="24"/>
+          <w:lang w:val="en-US"/>
+        </w:rPr>
+        <w:t>Objective</w:t>
+      </w:r>
+      <w:r>
+        <w:rPr>
+          <w:rFonts w:cstheme="minorHAnsi"/>
+          <w:b/>
+          <w:bCs/>
+          <w:sz w:val="24"/>
+          <w:szCs w:val="24"/>
+        </w:rPr>
+        <w:t> </w:t>
+      </w:r>
+      <w:r>
+        <w:rPr>
+          <w:rFonts w:cstheme="minorHAnsi"/>
+          <w:b/>
+          <w:bCs/>
+          <w:sz w:val="24"/>
+          <w:szCs w:val="24"/>
+        </w:rPr>
+        <w:br/>
+      </w:r>
+      <w:r>
+        <w:rPr>
+          <w:rFonts w:cstheme="minorHAnsi"/>
+          <w:sz w:val="24"/>
+          <w:szCs w:val="24"/>
+          <w:lang w:val="en-US"/>
+        </w:rPr>
+        <w:t>To verify that similarity scores from KNN and HTM reconstructions fall within the valid range [0, 1]. This ensures the metrics are mathematically sound and interpretable.</w:t>
+      </w:r>
+      <w:r>
+        <w:rPr>
+          <w:rFonts w:cstheme="minorHAnsi"/>
+          <w:sz w:val="24"/>
+          <w:szCs w:val="24"/>
+        </w:rPr>
+        <w:t> </w:t>
+      </w:r>
+    </w:p>
+    <w:p>
+      <w:pPr>
+        <w:pStyle w:val="ListParagraph"/>
+        <w:numPr>
+          <w:ilvl w:val="0"/>
+          <w:numId w:val="106"/>
+        </w:numPr>
+        <w:rPr>
+          <w:rFonts w:cstheme="minorHAnsi"/>
+          <w:b/>
+          <w:bCs/>
+          <w:sz w:val="24"/>
+          <w:szCs w:val="24"/>
+        </w:rPr>
+      </w:pPr>
+      <w:r>
+        <w:rPr>
+          <w:rFonts w:cstheme="minorHAnsi"/>
+          <w:b/>
+          <w:bCs/>
+          <w:sz w:val="24"/>
+          <w:szCs w:val="24"/>
+          <w:lang w:val="en-US"/>
+        </w:rPr>
+        <w:t>Test Scenario</w:t>
+      </w:r>
+      <w:r>
+        <w:rPr>
+          <w:rFonts w:cstheme="minorHAnsi"/>
+          <w:b/>
+          <w:bCs/>
+          <w:sz w:val="24"/>
+          <w:szCs w:val="24"/>
+        </w:rPr>
+        <w:t> </w:t>
+      </w:r>
+      <w:r>
+        <w:rPr>
+          <w:rFonts w:cstheme="minorHAnsi"/>
+          <w:b/>
+          <w:bCs/>
+          <w:sz w:val="24"/>
+          <w:szCs w:val="24"/>
+        </w:rPr>
+        <w:br/>
+      </w:r>
+      <w:r>
+        <w:rPr>
+          <w:rFonts w:cstheme="minorHAnsi"/>
+          <w:sz w:val="24"/>
+          <w:szCs w:val="24"/>
+          <w:lang w:val="en-US"/>
+        </w:rPr>
+        <w:t xml:space="preserve">After reconstruction, the similarity values stored in </w:t>
+      </w:r>
+      <w:proofErr w:type="spellStart"/>
+      <w:proofErr w:type="gramStart"/>
+      <w:r>
+        <w:rPr>
+          <w:rFonts w:cstheme="minorHAnsi"/>
+          <w:sz w:val="24"/>
+          <w:szCs w:val="24"/>
+          <w:lang w:val="en-US"/>
+        </w:rPr>
+        <w:t>experiment.Results</w:t>
       </w:r>
       <w:proofErr w:type="spellEnd"/>
       <w:proofErr w:type="gramEnd"/>
@@ -7733,1818 +9097,175 @@
           <w:rFonts w:cstheme="minorHAnsi"/>
           <w:sz w:val="24"/>
           <w:szCs w:val="24"/>
-        </w:rPr>
-        <w:t>(50);</w:t>
-      </w:r>
-    </w:p>
-    <w:p>
-      <w:pPr>
-        <w:jc w:val="both"/>
-        <w:rPr>
-          <w:rFonts w:cstheme="minorHAnsi"/>
-          <w:sz w:val="24"/>
-          <w:szCs w:val="24"/>
-        </w:rPr>
-      </w:pPr>
-      <w:r>
-        <w:rPr>
-          <w:rFonts w:cstheme="minorHAnsi"/>
-          <w:sz w:val="24"/>
-          <w:szCs w:val="24"/>
-        </w:rPr>
-        <w:t>}</w:t>
-      </w:r>
-    </w:p>
-    <w:p>
-      <w:pPr>
+          <w:lang w:val="en-US"/>
+        </w:rPr>
+        <w:t xml:space="preserve"> are checked. Each value must be ≥0 and ≤1, as similarity is calculated as the overlap ratio between original and reconstructed inputs.</w:t>
+      </w:r>
+      <w:r>
+        <w:rPr>
+          <w:rFonts w:cstheme="minorHAnsi"/>
+          <w:b/>
+          <w:bCs/>
+          <w:sz w:val="24"/>
+          <w:szCs w:val="24"/>
+        </w:rPr>
+        <w:t> </w:t>
+      </w:r>
+    </w:p>
+    <w:p>
+      <w:pPr>
+        <w:pStyle w:val="ListParagraph"/>
         <w:numPr>
           <w:ilvl w:val="0"/>
-          <w:numId w:val="83"/>
+          <w:numId w:val="106"/>
         </w:numPr>
-        <w:jc w:val="both"/>
-        <w:rPr>
-          <w:rFonts w:cstheme="minorHAnsi"/>
-          <w:sz w:val="24"/>
-          <w:szCs w:val="24"/>
-        </w:rPr>
-      </w:pPr>
-      <w:r>
-        <w:rPr>
-          <w:rFonts w:cstheme="minorHAnsi"/>
-          <w:sz w:val="24"/>
-          <w:szCs w:val="24"/>
-        </w:rPr>
-        <w:t>Purpose: This test checks if the experiment can run without crashing, ensuring that the core functionality is operational.</w:t>
-      </w:r>
-    </w:p>
-    <w:p>
-      <w:pPr>
+        <w:rPr>
+          <w:rFonts w:cstheme="minorHAnsi"/>
+          <w:b/>
+          <w:bCs/>
+          <w:sz w:val="24"/>
+          <w:szCs w:val="24"/>
+        </w:rPr>
+      </w:pPr>
+      <w:r>
+        <w:rPr>
+          <w:rFonts w:cstheme="minorHAnsi"/>
+          <w:b/>
+          <w:bCs/>
+          <w:sz w:val="24"/>
+          <w:szCs w:val="24"/>
+          <w:lang w:val="en-US"/>
+        </w:rPr>
+        <w:lastRenderedPageBreak/>
+        <w:t>Outcome Verification</w:t>
+      </w:r>
+      <w:r>
+        <w:rPr>
+          <w:rFonts w:cstheme="minorHAnsi"/>
+          <w:b/>
+          <w:bCs/>
+          <w:sz w:val="24"/>
+          <w:szCs w:val="24"/>
+        </w:rPr>
+        <w:t> </w:t>
+      </w:r>
+      <w:r>
+        <w:rPr>
+          <w:rFonts w:cstheme="minorHAnsi"/>
+          <w:b/>
+          <w:bCs/>
+          <w:sz w:val="24"/>
+          <w:szCs w:val="24"/>
+        </w:rPr>
+        <w:br/>
+      </w:r>
+      <w:r>
+        <w:rPr>
+          <w:rFonts w:cstheme="minorHAnsi"/>
+          <w:sz w:val="24"/>
+          <w:szCs w:val="24"/>
+          <w:lang w:val="en-US"/>
+        </w:rPr>
+        <w:t>The test asserts all KNN and HTM similarity values are within bounds. Invalid values (e.g., negative or &gt;1) would indicate algorithmic flaws, such as incorrect overlap calculations or data corruption.</w:t>
+      </w:r>
+      <w:r>
+        <w:rPr>
+          <w:rFonts w:cstheme="minorHAnsi"/>
+          <w:b/>
+          <w:bCs/>
+          <w:sz w:val="24"/>
+          <w:szCs w:val="24"/>
+        </w:rPr>
+        <w:t> </w:t>
+      </w:r>
+    </w:p>
+    <w:p>
+      <w:pPr>
+        <w:pStyle w:val="ListParagraph"/>
         <w:numPr>
           <w:ilvl w:val="0"/>
-          <w:numId w:val="83"/>
+          <w:numId w:val="106"/>
         </w:numPr>
         <w:jc w:val="both"/>
         <w:rPr>
           <w:rFonts w:cstheme="minorHAnsi"/>
-          <w:sz w:val="24"/>
-          <w:szCs w:val="24"/>
-        </w:rPr>
-      </w:pPr>
-      <w:r>
-        <w:rPr>
-          <w:rFonts w:cstheme="minorHAnsi"/>
-          <w:sz w:val="24"/>
-          <w:szCs w:val="24"/>
-        </w:rPr>
-        <w:t>Expected Outcome: The experiment should complete without throwing any exceptions.</w:t>
-      </w:r>
-    </w:p>
-    <w:p>
-      <w:pPr>
-        <w:jc w:val="both"/>
-        <w:rPr>
-          <w:rFonts w:cstheme="minorHAnsi"/>
-          <w:b/>
-          <w:bCs/>
-          <w:sz w:val="24"/>
-          <w:szCs w:val="24"/>
-        </w:rPr>
-      </w:pPr>
-      <w:r>
-        <w:rPr>
-          <w:rFonts w:cstheme="minorHAnsi"/>
-          <w:b/>
-          <w:bCs/>
-          <w:sz w:val="24"/>
-          <w:szCs w:val="24"/>
-        </w:rPr>
-        <w:t xml:space="preserve">4.4.2.2 </w:t>
-      </w:r>
-      <w:proofErr w:type="spellStart"/>
-      <w:r>
-        <w:rPr>
-          <w:rFonts w:cstheme="minorHAnsi"/>
-          <w:b/>
-          <w:bCs/>
-          <w:sz w:val="24"/>
-          <w:szCs w:val="24"/>
-        </w:rPr>
-        <w:t>Test_SpatialPoolerTraining_ReachesStableState</w:t>
-      </w:r>
-      <w:proofErr w:type="spellEnd"/>
-    </w:p>
-    <w:p>
-      <w:pPr>
-        <w:jc w:val="both"/>
-        <w:rPr>
-          <w:rFonts w:cstheme="minorHAnsi"/>
-          <w:sz w:val="24"/>
-          <w:szCs w:val="24"/>
-        </w:rPr>
-      </w:pPr>
-      <w:r>
-        <w:rPr>
-          <w:rFonts w:cstheme="minorHAnsi"/>
-          <w:sz w:val="24"/>
-          <w:szCs w:val="24"/>
-        </w:rPr>
-        <w:t>This test validates that the Spatial Pooler reaches a stable state during training. It captures the console output and checks for the "STABLE STATE REACHED" message.</w:t>
-      </w:r>
-    </w:p>
-    <w:p>
-      <w:pPr>
-        <w:jc w:val="both"/>
-        <w:rPr>
-          <w:rFonts w:cstheme="minorHAnsi"/>
-          <w:sz w:val="24"/>
-          <w:szCs w:val="24"/>
-        </w:rPr>
-      </w:pPr>
-      <w:r>
-        <w:rPr>
-          <w:rFonts w:cstheme="minorHAnsi"/>
-          <w:sz w:val="24"/>
-          <w:szCs w:val="24"/>
-        </w:rPr>
-        <w:t>[</w:t>
-      </w:r>
-      <w:proofErr w:type="spellStart"/>
-      <w:r>
-        <w:rPr>
-          <w:rFonts w:cstheme="minorHAnsi"/>
-          <w:sz w:val="24"/>
-          <w:szCs w:val="24"/>
-        </w:rPr>
-        <w:t>TestMethod</w:t>
-      </w:r>
-      <w:proofErr w:type="spellEnd"/>
-      <w:r>
-        <w:rPr>
-          <w:rFonts w:cstheme="minorHAnsi"/>
-          <w:sz w:val="24"/>
-          <w:szCs w:val="24"/>
-        </w:rPr>
-        <w:t>]</w:t>
-      </w:r>
-    </w:p>
-    <w:p>
-      <w:pPr>
-        <w:jc w:val="both"/>
-        <w:rPr>
-          <w:rFonts w:cstheme="minorHAnsi"/>
-          <w:sz w:val="24"/>
-          <w:szCs w:val="24"/>
-        </w:rPr>
-      </w:pPr>
-      <w:r>
-        <w:rPr>
-          <w:rFonts w:cstheme="minorHAnsi"/>
-          <w:sz w:val="24"/>
-          <w:szCs w:val="24"/>
-        </w:rPr>
-        <w:t>[</w:t>
-      </w:r>
-      <w:proofErr w:type="gramStart"/>
-      <w:r>
-        <w:rPr>
-          <w:rFonts w:cstheme="minorHAnsi"/>
-          <w:sz w:val="24"/>
-          <w:szCs w:val="24"/>
-        </w:rPr>
-        <w:t>Priority(</w:t>
-      </w:r>
-      <w:proofErr w:type="gramEnd"/>
-      <w:r>
-        <w:rPr>
-          <w:rFonts w:cstheme="minorHAnsi"/>
-          <w:sz w:val="24"/>
-          <w:szCs w:val="24"/>
-        </w:rPr>
-        <w:t>2)]</w:t>
-      </w:r>
-    </w:p>
-    <w:p>
-      <w:pPr>
-        <w:jc w:val="both"/>
-        <w:rPr>
-          <w:rFonts w:cstheme="minorHAnsi"/>
-          <w:sz w:val="24"/>
-          <w:szCs w:val="24"/>
-        </w:rPr>
-      </w:pPr>
-      <w:r>
-        <w:rPr>
-          <w:rFonts w:cstheme="minorHAnsi"/>
-          <w:sz w:val="24"/>
-          <w:szCs w:val="24"/>
-        </w:rPr>
-        <w:t>[</w:t>
-      </w:r>
-      <w:proofErr w:type="spellStart"/>
-      <w:r>
-        <w:rPr>
-          <w:rFonts w:cstheme="minorHAnsi"/>
-          <w:sz w:val="24"/>
-          <w:szCs w:val="24"/>
-        </w:rPr>
-        <w:t>TestCategory</w:t>
-      </w:r>
-      <w:proofErr w:type="spellEnd"/>
-      <w:r>
-        <w:rPr>
-          <w:rFonts w:cstheme="minorHAnsi"/>
-          <w:sz w:val="24"/>
-          <w:szCs w:val="24"/>
-        </w:rPr>
-        <w:t>("Experiment")]</w:t>
-      </w:r>
-    </w:p>
-    <w:p>
-      <w:pPr>
-        <w:jc w:val="both"/>
-        <w:rPr>
-          <w:rFonts w:cstheme="minorHAnsi"/>
-          <w:sz w:val="24"/>
-          <w:szCs w:val="24"/>
-        </w:rPr>
-      </w:pPr>
-      <w:r>
-        <w:rPr>
-          <w:rFonts w:cstheme="minorHAnsi"/>
-          <w:sz w:val="24"/>
-          <w:szCs w:val="24"/>
-        </w:rPr>
-        <w:t xml:space="preserve">public void </w:t>
-      </w:r>
-      <w:proofErr w:type="spellStart"/>
-      <w:r>
-        <w:rPr>
-          <w:rFonts w:cstheme="minorHAnsi"/>
-          <w:sz w:val="24"/>
-          <w:szCs w:val="24"/>
-        </w:rPr>
-        <w:t>Test_SpatialPoolerTraining_</w:t>
-      </w:r>
-      <w:proofErr w:type="gramStart"/>
-      <w:r>
-        <w:rPr>
-          <w:rFonts w:cstheme="minorHAnsi"/>
-          <w:sz w:val="24"/>
-          <w:szCs w:val="24"/>
-        </w:rPr>
-        <w:t>ReachesStableState</w:t>
-      </w:r>
-      <w:proofErr w:type="spellEnd"/>
-      <w:r>
-        <w:rPr>
-          <w:rFonts w:cstheme="minorHAnsi"/>
-          <w:sz w:val="24"/>
-          <w:szCs w:val="24"/>
-        </w:rPr>
-        <w:t>(</w:t>
-      </w:r>
-      <w:proofErr w:type="gramEnd"/>
-      <w:r>
-        <w:rPr>
-          <w:rFonts w:cstheme="minorHAnsi"/>
-          <w:sz w:val="24"/>
-          <w:szCs w:val="24"/>
-        </w:rPr>
-        <w:t>)</w:t>
-      </w:r>
-    </w:p>
-    <w:p>
-      <w:pPr>
-        <w:jc w:val="both"/>
-        <w:rPr>
-          <w:rFonts w:cstheme="minorHAnsi"/>
-          <w:sz w:val="24"/>
-          <w:szCs w:val="24"/>
-        </w:rPr>
-      </w:pPr>
-      <w:r>
-        <w:rPr>
-          <w:rFonts w:cstheme="minorHAnsi"/>
-          <w:sz w:val="24"/>
-          <w:szCs w:val="24"/>
-        </w:rPr>
-        <w:t>{</w:t>
-      </w:r>
-    </w:p>
-    <w:p>
-      <w:pPr>
-        <w:jc w:val="both"/>
-        <w:rPr>
-          <w:rFonts w:cstheme="minorHAnsi"/>
-          <w:sz w:val="24"/>
-          <w:szCs w:val="24"/>
-        </w:rPr>
-      </w:pPr>
-      <w:r>
-        <w:rPr>
-          <w:rFonts w:cstheme="minorHAnsi"/>
-          <w:sz w:val="24"/>
-          <w:szCs w:val="24"/>
-        </w:rPr>
-        <w:t xml:space="preserve">    // Arrange</w:t>
-      </w:r>
-    </w:p>
-    <w:p>
-      <w:pPr>
-        <w:jc w:val="both"/>
-        <w:rPr>
-          <w:rFonts w:cstheme="minorHAnsi"/>
-          <w:sz w:val="24"/>
-          <w:szCs w:val="24"/>
-        </w:rPr>
-      </w:pPr>
-      <w:r>
-        <w:rPr>
-          <w:rFonts w:cstheme="minorHAnsi"/>
-          <w:sz w:val="24"/>
-          <w:szCs w:val="24"/>
-        </w:rPr>
-        <w:t xml:space="preserve">    SpatialPoolerInputReconstructionExperiment experiment = </w:t>
-      </w:r>
-      <w:proofErr w:type="gramStart"/>
-      <w:r>
-        <w:rPr>
-          <w:rFonts w:cstheme="minorHAnsi"/>
-          <w:sz w:val="24"/>
-          <w:szCs w:val="24"/>
-        </w:rPr>
-        <w:t>new(</w:t>
-      </w:r>
-      <w:proofErr w:type="gramEnd"/>
-      <w:r>
-        <w:rPr>
-          <w:rFonts w:cstheme="minorHAnsi"/>
-          <w:sz w:val="24"/>
-          <w:szCs w:val="24"/>
-        </w:rPr>
-        <w:t>);</w:t>
-      </w:r>
-    </w:p>
-    <w:p>
-      <w:pPr>
-        <w:jc w:val="both"/>
-        <w:rPr>
-          <w:rFonts w:cstheme="minorHAnsi"/>
-          <w:sz w:val="24"/>
-          <w:szCs w:val="24"/>
-        </w:rPr>
-      </w:pPr>
-      <w:r>
-        <w:rPr>
-          <w:rFonts w:cstheme="minorHAnsi"/>
-          <w:sz w:val="24"/>
-          <w:szCs w:val="24"/>
-        </w:rPr>
-        <w:t xml:space="preserve">    </w:t>
-      </w:r>
-      <w:proofErr w:type="spellStart"/>
-      <w:r>
-        <w:rPr>
-          <w:rFonts w:cstheme="minorHAnsi"/>
-          <w:sz w:val="24"/>
-          <w:szCs w:val="24"/>
-        </w:rPr>
-        <w:t>TextWriter</w:t>
-      </w:r>
-      <w:proofErr w:type="spellEnd"/>
-      <w:r>
-        <w:rPr>
-          <w:rFonts w:cstheme="minorHAnsi"/>
-          <w:sz w:val="24"/>
-          <w:szCs w:val="24"/>
-        </w:rPr>
-        <w:t xml:space="preserve"> </w:t>
-      </w:r>
-      <w:proofErr w:type="spellStart"/>
-      <w:r>
-        <w:rPr>
-          <w:rFonts w:cstheme="minorHAnsi"/>
-          <w:sz w:val="24"/>
-          <w:szCs w:val="24"/>
-        </w:rPr>
-        <w:t>originalConsoleOut</w:t>
-      </w:r>
-      <w:proofErr w:type="spellEnd"/>
-      <w:r>
-        <w:rPr>
-          <w:rFonts w:cstheme="minorHAnsi"/>
-          <w:sz w:val="24"/>
-          <w:szCs w:val="24"/>
-        </w:rPr>
-        <w:t xml:space="preserve"> = </w:t>
-      </w:r>
-      <w:proofErr w:type="spellStart"/>
-      <w:r>
-        <w:rPr>
-          <w:rFonts w:cstheme="minorHAnsi"/>
-          <w:sz w:val="24"/>
-          <w:szCs w:val="24"/>
-        </w:rPr>
-        <w:t>Console.Out</w:t>
-      </w:r>
-      <w:proofErr w:type="spellEnd"/>
-      <w:r>
-        <w:rPr>
-          <w:rFonts w:cstheme="minorHAnsi"/>
-          <w:sz w:val="24"/>
-          <w:szCs w:val="24"/>
-        </w:rPr>
-        <w:t>;</w:t>
-      </w:r>
-    </w:p>
-    <w:p>
-      <w:pPr>
-        <w:jc w:val="both"/>
-        <w:rPr>
-          <w:rFonts w:cstheme="minorHAnsi"/>
-          <w:sz w:val="24"/>
-          <w:szCs w:val="24"/>
-        </w:rPr>
-      </w:pPr>
-      <w:r>
-        <w:rPr>
-          <w:rFonts w:cstheme="minorHAnsi"/>
-          <w:sz w:val="24"/>
-          <w:szCs w:val="24"/>
-        </w:rPr>
-        <w:t xml:space="preserve">    </w:t>
-      </w:r>
-      <w:proofErr w:type="spellStart"/>
-      <w:r>
-        <w:rPr>
-          <w:rFonts w:cstheme="minorHAnsi"/>
-          <w:sz w:val="24"/>
-          <w:szCs w:val="24"/>
-        </w:rPr>
-        <w:t>StringWriter</w:t>
-      </w:r>
-      <w:proofErr w:type="spellEnd"/>
-      <w:r>
-        <w:rPr>
-          <w:rFonts w:cstheme="minorHAnsi"/>
-          <w:sz w:val="24"/>
-          <w:szCs w:val="24"/>
-        </w:rPr>
-        <w:t xml:space="preserve"> </w:t>
-      </w:r>
-      <w:proofErr w:type="spellStart"/>
-      <w:r>
-        <w:rPr>
-          <w:rFonts w:cstheme="minorHAnsi"/>
-          <w:sz w:val="24"/>
-          <w:szCs w:val="24"/>
-        </w:rPr>
-        <w:t>consoleOutput</w:t>
-      </w:r>
-      <w:proofErr w:type="spellEnd"/>
-      <w:r>
-        <w:rPr>
-          <w:rFonts w:cstheme="minorHAnsi"/>
-          <w:sz w:val="24"/>
-          <w:szCs w:val="24"/>
-        </w:rPr>
-        <w:t xml:space="preserve"> = </w:t>
-      </w:r>
-      <w:proofErr w:type="gramStart"/>
-      <w:r>
-        <w:rPr>
-          <w:rFonts w:cstheme="minorHAnsi"/>
-          <w:sz w:val="24"/>
-          <w:szCs w:val="24"/>
-        </w:rPr>
-        <w:t>new(</w:t>
-      </w:r>
-      <w:proofErr w:type="gramEnd"/>
-      <w:r>
-        <w:rPr>
-          <w:rFonts w:cstheme="minorHAnsi"/>
-          <w:sz w:val="24"/>
-          <w:szCs w:val="24"/>
-        </w:rPr>
-        <w:t>);</w:t>
-      </w:r>
-    </w:p>
-    <w:p>
-      <w:pPr>
-        <w:jc w:val="both"/>
-        <w:rPr>
-          <w:rFonts w:cstheme="minorHAnsi"/>
-          <w:sz w:val="24"/>
-          <w:szCs w:val="24"/>
-        </w:rPr>
-      </w:pPr>
-      <w:r>
-        <w:rPr>
-          <w:rFonts w:cstheme="minorHAnsi"/>
-          <w:sz w:val="24"/>
-          <w:szCs w:val="24"/>
-        </w:rPr>
-        <w:t xml:space="preserve">    </w:t>
-      </w:r>
-      <w:proofErr w:type="spellStart"/>
-      <w:r>
-        <w:rPr>
-          <w:rFonts w:cstheme="minorHAnsi"/>
-          <w:sz w:val="24"/>
-          <w:szCs w:val="24"/>
-        </w:rPr>
-        <w:t>Console.SetOut</w:t>
-      </w:r>
-      <w:proofErr w:type="spellEnd"/>
-      <w:r>
-        <w:rPr>
-          <w:rFonts w:cstheme="minorHAnsi"/>
-          <w:sz w:val="24"/>
-          <w:szCs w:val="24"/>
-        </w:rPr>
-        <w:t>(</w:t>
-      </w:r>
-      <w:proofErr w:type="spellStart"/>
-      <w:r>
-        <w:rPr>
-          <w:rFonts w:cstheme="minorHAnsi"/>
-          <w:sz w:val="24"/>
-          <w:szCs w:val="24"/>
-        </w:rPr>
-        <w:t>consoleOutput</w:t>
-      </w:r>
-      <w:proofErr w:type="spellEnd"/>
-      <w:r>
-        <w:rPr>
-          <w:rFonts w:cstheme="minorHAnsi"/>
-          <w:sz w:val="24"/>
-          <w:szCs w:val="24"/>
-        </w:rPr>
-        <w:t>);</w:t>
-      </w:r>
-    </w:p>
-    <w:p>
-      <w:pPr>
-        <w:jc w:val="both"/>
-        <w:rPr>
-          <w:rFonts w:cstheme="minorHAnsi"/>
-          <w:sz w:val="24"/>
-          <w:szCs w:val="24"/>
-        </w:rPr>
-      </w:pPr>
-      <w:r>
-        <w:rPr>
-          <w:rFonts w:cstheme="minorHAnsi"/>
-          <w:sz w:val="24"/>
-          <w:szCs w:val="24"/>
-        </w:rPr>
-        <w:t xml:space="preserve">    // Act</w:t>
-      </w:r>
-    </w:p>
-    <w:p>
-      <w:pPr>
-        <w:jc w:val="both"/>
-        <w:rPr>
-          <w:rFonts w:cstheme="minorHAnsi"/>
-          <w:sz w:val="24"/>
-          <w:szCs w:val="24"/>
-        </w:rPr>
-      </w:pPr>
-      <w:r>
-        <w:rPr>
-          <w:rFonts w:cstheme="minorHAnsi"/>
-          <w:sz w:val="24"/>
-          <w:szCs w:val="24"/>
-        </w:rPr>
-        <w:t xml:space="preserve">    </w:t>
-      </w:r>
-      <w:proofErr w:type="spellStart"/>
-      <w:proofErr w:type="gramStart"/>
-      <w:r>
-        <w:rPr>
-          <w:rFonts w:cstheme="minorHAnsi"/>
-          <w:sz w:val="24"/>
-          <w:szCs w:val="24"/>
-        </w:rPr>
-        <w:t>experiment.RunExperiment</w:t>
-      </w:r>
-      <w:proofErr w:type="spellEnd"/>
-      <w:proofErr w:type="gramEnd"/>
-      <w:r>
-        <w:rPr>
-          <w:rFonts w:cstheme="minorHAnsi"/>
-          <w:sz w:val="24"/>
-          <w:szCs w:val="24"/>
-        </w:rPr>
-        <w:t>(10, 0);</w:t>
-      </w:r>
-    </w:p>
-    <w:p>
-      <w:pPr>
-        <w:jc w:val="both"/>
-        <w:rPr>
-          <w:rFonts w:cstheme="minorHAnsi"/>
-          <w:sz w:val="24"/>
-          <w:szCs w:val="24"/>
-        </w:rPr>
-      </w:pPr>
-      <w:r>
-        <w:rPr>
-          <w:rFonts w:cstheme="minorHAnsi"/>
-          <w:sz w:val="24"/>
-          <w:szCs w:val="24"/>
-        </w:rPr>
-        <w:t xml:space="preserve">    // Reset console output</w:t>
-      </w:r>
-    </w:p>
-    <w:p>
-      <w:pPr>
-        <w:jc w:val="both"/>
-        <w:rPr>
-          <w:rFonts w:cstheme="minorHAnsi"/>
-          <w:sz w:val="24"/>
-          <w:szCs w:val="24"/>
-        </w:rPr>
-      </w:pPr>
-      <w:r>
-        <w:rPr>
-          <w:rFonts w:cstheme="minorHAnsi"/>
-          <w:sz w:val="24"/>
-          <w:szCs w:val="24"/>
-        </w:rPr>
-        <w:t xml:space="preserve">    </w:t>
-      </w:r>
-      <w:proofErr w:type="spellStart"/>
-      <w:r>
-        <w:rPr>
-          <w:rFonts w:cstheme="minorHAnsi"/>
-          <w:sz w:val="24"/>
-          <w:szCs w:val="24"/>
-        </w:rPr>
-        <w:t>Console.SetOut</w:t>
-      </w:r>
-      <w:proofErr w:type="spellEnd"/>
-      <w:r>
-        <w:rPr>
-          <w:rFonts w:cstheme="minorHAnsi"/>
-          <w:sz w:val="24"/>
-          <w:szCs w:val="24"/>
-        </w:rPr>
-        <w:t>(</w:t>
-      </w:r>
-      <w:proofErr w:type="spellStart"/>
-      <w:r>
-        <w:rPr>
-          <w:rFonts w:cstheme="minorHAnsi"/>
-          <w:sz w:val="24"/>
-          <w:szCs w:val="24"/>
-        </w:rPr>
-        <w:t>originalConsoleOut</w:t>
-      </w:r>
-      <w:proofErr w:type="spellEnd"/>
-      <w:r>
-        <w:rPr>
-          <w:rFonts w:cstheme="minorHAnsi"/>
-          <w:sz w:val="24"/>
-          <w:szCs w:val="24"/>
-        </w:rPr>
-        <w:t>);</w:t>
-      </w:r>
-    </w:p>
-    <w:p>
-      <w:pPr>
-        <w:jc w:val="both"/>
-        <w:rPr>
-          <w:rFonts w:cstheme="minorHAnsi"/>
-          <w:sz w:val="24"/>
-          <w:szCs w:val="24"/>
-        </w:rPr>
-      </w:pPr>
-      <w:r>
-        <w:rPr>
-          <w:rFonts w:cstheme="minorHAnsi"/>
-          <w:sz w:val="24"/>
-          <w:szCs w:val="24"/>
-        </w:rPr>
-        <w:t xml:space="preserve">    string output = </w:t>
-      </w:r>
-      <w:proofErr w:type="spellStart"/>
-      <w:r>
-        <w:rPr>
-          <w:rFonts w:cstheme="minorHAnsi"/>
-          <w:sz w:val="24"/>
-          <w:szCs w:val="24"/>
-        </w:rPr>
-        <w:t>consoleOutput.ToString</w:t>
-      </w:r>
-      <w:proofErr w:type="spellEnd"/>
-      <w:r>
-        <w:rPr>
-          <w:rFonts w:cstheme="minorHAnsi"/>
-          <w:sz w:val="24"/>
-          <w:szCs w:val="24"/>
-        </w:rPr>
-        <w:t>();</w:t>
-      </w:r>
-    </w:p>
-    <w:p>
-      <w:pPr>
-        <w:jc w:val="both"/>
-        <w:rPr>
-          <w:rFonts w:cstheme="minorHAnsi"/>
-          <w:sz w:val="24"/>
-          <w:szCs w:val="24"/>
-        </w:rPr>
-      </w:pPr>
-      <w:r>
-        <w:rPr>
-          <w:rFonts w:cstheme="minorHAnsi"/>
-          <w:sz w:val="24"/>
-          <w:szCs w:val="24"/>
-        </w:rPr>
-        <w:t xml:space="preserve">    // Assert</w:t>
-      </w:r>
-    </w:p>
-    <w:p>
-      <w:pPr>
-        <w:jc w:val="both"/>
-        <w:rPr>
-          <w:rFonts w:cstheme="minorHAnsi"/>
-          <w:sz w:val="24"/>
-          <w:szCs w:val="24"/>
-        </w:rPr>
-      </w:pPr>
-      <w:r>
-        <w:rPr>
-          <w:rFonts w:cstheme="minorHAnsi"/>
-          <w:sz w:val="24"/>
-          <w:szCs w:val="24"/>
-        </w:rPr>
-        <w:t xml:space="preserve">    </w:t>
-      </w:r>
-      <w:proofErr w:type="spellStart"/>
-      <w:r>
-        <w:rPr>
-          <w:rFonts w:cstheme="minorHAnsi"/>
-          <w:sz w:val="24"/>
-          <w:szCs w:val="24"/>
-        </w:rPr>
-        <w:t>Assert.IsTrue</w:t>
-      </w:r>
-      <w:proofErr w:type="spellEnd"/>
-      <w:r>
-        <w:rPr>
-          <w:rFonts w:cstheme="minorHAnsi"/>
-          <w:sz w:val="24"/>
-          <w:szCs w:val="24"/>
-        </w:rPr>
-        <w:t>(</w:t>
-      </w:r>
-      <w:proofErr w:type="spellStart"/>
-      <w:proofErr w:type="gramStart"/>
-      <w:r>
-        <w:rPr>
-          <w:rFonts w:cstheme="minorHAnsi"/>
-          <w:sz w:val="24"/>
-          <w:szCs w:val="24"/>
-        </w:rPr>
-        <w:t>output.Contains</w:t>
-      </w:r>
-      <w:proofErr w:type="spellEnd"/>
-      <w:proofErr w:type="gramEnd"/>
-      <w:r>
-        <w:rPr>
-          <w:rFonts w:cstheme="minorHAnsi"/>
-          <w:sz w:val="24"/>
-          <w:szCs w:val="24"/>
-        </w:rPr>
-        <w:t>("STABLE STATE REACHED"), "Spatial Pooler did not reach stable state.");</w:t>
-      </w:r>
-    </w:p>
-    <w:p>
-      <w:pPr>
-        <w:jc w:val="both"/>
-        <w:rPr>
-          <w:rFonts w:cstheme="minorHAnsi"/>
-          <w:sz w:val="24"/>
-          <w:szCs w:val="24"/>
-        </w:rPr>
-      </w:pPr>
-      <w:r>
-        <w:rPr>
-          <w:rFonts w:cstheme="minorHAnsi"/>
-          <w:sz w:val="24"/>
-          <w:szCs w:val="24"/>
-        </w:rPr>
-        <w:t>}</w:t>
-      </w:r>
-    </w:p>
-    <w:p>
-      <w:pPr>
-        <w:numPr>
-          <w:ilvl w:val="0"/>
-          <w:numId w:val="84"/>
-        </w:numPr>
-        <w:jc w:val="both"/>
-        <w:rPr>
-          <w:rFonts w:cstheme="minorHAnsi"/>
-          <w:sz w:val="24"/>
-          <w:szCs w:val="24"/>
-        </w:rPr>
-      </w:pPr>
-      <w:r>
-        <w:rPr>
-          <w:rFonts w:cstheme="minorHAnsi"/>
-          <w:sz w:val="24"/>
-          <w:szCs w:val="24"/>
-        </w:rPr>
-        <w:lastRenderedPageBreak/>
-        <w:t>Purpose: This test ensures that the Spatial Pooler successfully learns stable SDR representations of the input patterns.</w:t>
-      </w:r>
-    </w:p>
-    <w:p>
-      <w:pPr>
-        <w:numPr>
-          <w:ilvl w:val="0"/>
-          <w:numId w:val="84"/>
-        </w:numPr>
-        <w:jc w:val="both"/>
-        <w:rPr>
-          <w:rFonts w:cstheme="minorHAnsi"/>
-          <w:sz w:val="24"/>
-          <w:szCs w:val="24"/>
-        </w:rPr>
-      </w:pPr>
-      <w:r>
-        <w:rPr>
-          <w:rFonts w:cstheme="minorHAnsi"/>
-          <w:sz w:val="24"/>
-          <w:szCs w:val="24"/>
-        </w:rPr>
-        <w:t>Expected Outcome: The console output should contain the message "STABLE STATE REACHED," indicating that the Spatial Pooler has stabilized.</w:t>
-      </w:r>
-    </w:p>
-    <w:p>
-      <w:pPr>
-        <w:jc w:val="both"/>
-        <w:rPr>
-          <w:rFonts w:cstheme="minorHAnsi"/>
-          <w:b/>
-          <w:bCs/>
-          <w:sz w:val="24"/>
-          <w:szCs w:val="24"/>
-        </w:rPr>
-      </w:pPr>
-      <w:r>
-        <w:rPr>
-          <w:rFonts w:cstheme="minorHAnsi"/>
-          <w:b/>
-          <w:bCs/>
-          <w:sz w:val="24"/>
-          <w:szCs w:val="24"/>
-        </w:rPr>
-        <w:t xml:space="preserve">4.4.2.3 </w:t>
-      </w:r>
-      <w:proofErr w:type="spellStart"/>
-      <w:r>
-        <w:rPr>
-          <w:rFonts w:cstheme="minorHAnsi"/>
-          <w:b/>
-          <w:bCs/>
-          <w:sz w:val="24"/>
-          <w:szCs w:val="24"/>
-        </w:rPr>
-        <w:t>Test_Reconstruction_ProducesPredictions</w:t>
-      </w:r>
-      <w:proofErr w:type="spellEnd"/>
-    </w:p>
-    <w:p>
-      <w:pPr>
-        <w:jc w:val="both"/>
-        <w:rPr>
-          <w:rFonts w:cstheme="minorHAnsi"/>
-          <w:sz w:val="24"/>
-          <w:szCs w:val="24"/>
-        </w:rPr>
-      </w:pPr>
-      <w:r>
-        <w:rPr>
-          <w:rFonts w:cstheme="minorHAnsi"/>
-          <w:sz w:val="24"/>
-          <w:szCs w:val="24"/>
-        </w:rPr>
-        <w:t>This test verifies that the input reconstruction phase produces valid predictions and similarity metrics. It captures the console output and checks for the presence of reconstruction results.</w:t>
-      </w:r>
-    </w:p>
-    <w:p>
-      <w:pPr>
-        <w:jc w:val="both"/>
-        <w:rPr>
-          <w:rFonts w:cstheme="minorHAnsi"/>
-          <w:sz w:val="24"/>
-          <w:szCs w:val="24"/>
-        </w:rPr>
-      </w:pPr>
-      <w:r>
-        <w:rPr>
-          <w:rFonts w:cstheme="minorHAnsi"/>
-          <w:sz w:val="24"/>
-          <w:szCs w:val="24"/>
-        </w:rPr>
-        <w:t>[</w:t>
-      </w:r>
-      <w:proofErr w:type="spellStart"/>
-      <w:r>
-        <w:rPr>
-          <w:rFonts w:cstheme="minorHAnsi"/>
-          <w:sz w:val="24"/>
-          <w:szCs w:val="24"/>
-        </w:rPr>
-        <w:t>TestMethod</w:t>
-      </w:r>
-      <w:proofErr w:type="spellEnd"/>
-      <w:r>
-        <w:rPr>
-          <w:rFonts w:cstheme="minorHAnsi"/>
-          <w:sz w:val="24"/>
-          <w:szCs w:val="24"/>
-        </w:rPr>
-        <w:t>]</w:t>
-      </w:r>
-    </w:p>
-    <w:p>
-      <w:pPr>
-        <w:jc w:val="both"/>
-        <w:rPr>
-          <w:rFonts w:cstheme="minorHAnsi"/>
-          <w:sz w:val="24"/>
-          <w:szCs w:val="24"/>
-        </w:rPr>
-      </w:pPr>
-      <w:r>
-        <w:rPr>
-          <w:rFonts w:cstheme="minorHAnsi"/>
-          <w:sz w:val="24"/>
-          <w:szCs w:val="24"/>
-        </w:rPr>
-        <w:t>[</w:t>
-      </w:r>
-      <w:proofErr w:type="gramStart"/>
-      <w:r>
-        <w:rPr>
-          <w:rFonts w:cstheme="minorHAnsi"/>
-          <w:sz w:val="24"/>
-          <w:szCs w:val="24"/>
-        </w:rPr>
-        <w:t>Priority(</w:t>
-      </w:r>
-      <w:proofErr w:type="gramEnd"/>
-      <w:r>
-        <w:rPr>
-          <w:rFonts w:cstheme="minorHAnsi"/>
-          <w:sz w:val="24"/>
-          <w:szCs w:val="24"/>
-        </w:rPr>
-        <w:t>3)]</w:t>
-      </w:r>
-    </w:p>
-    <w:p>
-      <w:pPr>
-        <w:jc w:val="both"/>
-        <w:rPr>
-          <w:rFonts w:cstheme="minorHAnsi"/>
-          <w:sz w:val="24"/>
-          <w:szCs w:val="24"/>
-        </w:rPr>
-      </w:pPr>
-      <w:r>
-        <w:rPr>
-          <w:rFonts w:cstheme="minorHAnsi"/>
-          <w:sz w:val="24"/>
-          <w:szCs w:val="24"/>
-        </w:rPr>
-        <w:t>[</w:t>
-      </w:r>
-      <w:proofErr w:type="spellStart"/>
-      <w:r>
-        <w:rPr>
-          <w:rFonts w:cstheme="minorHAnsi"/>
-          <w:sz w:val="24"/>
-          <w:szCs w:val="24"/>
-        </w:rPr>
-        <w:t>TestCategory</w:t>
-      </w:r>
-      <w:proofErr w:type="spellEnd"/>
-      <w:r>
-        <w:rPr>
-          <w:rFonts w:cstheme="minorHAnsi"/>
-          <w:sz w:val="24"/>
-          <w:szCs w:val="24"/>
-        </w:rPr>
-        <w:t>("Experiment")]</w:t>
-      </w:r>
-    </w:p>
-    <w:p>
-      <w:pPr>
-        <w:jc w:val="both"/>
-        <w:rPr>
-          <w:rFonts w:cstheme="minorHAnsi"/>
-          <w:sz w:val="24"/>
-          <w:szCs w:val="24"/>
-        </w:rPr>
-      </w:pPr>
-      <w:r>
-        <w:rPr>
-          <w:rFonts w:cstheme="minorHAnsi"/>
-          <w:sz w:val="24"/>
-          <w:szCs w:val="24"/>
-        </w:rPr>
-        <w:t xml:space="preserve">public void </w:t>
-      </w:r>
-      <w:proofErr w:type="spellStart"/>
-      <w:r>
-        <w:rPr>
-          <w:rFonts w:cstheme="minorHAnsi"/>
-          <w:sz w:val="24"/>
-          <w:szCs w:val="24"/>
-        </w:rPr>
-        <w:t>Test_Reconstruction_</w:t>
-      </w:r>
-      <w:proofErr w:type="gramStart"/>
-      <w:r>
-        <w:rPr>
-          <w:rFonts w:cstheme="minorHAnsi"/>
-          <w:sz w:val="24"/>
-          <w:szCs w:val="24"/>
-        </w:rPr>
-        <w:t>ProducesPredictions</w:t>
-      </w:r>
-      <w:proofErr w:type="spellEnd"/>
-      <w:r>
-        <w:rPr>
-          <w:rFonts w:cstheme="minorHAnsi"/>
-          <w:sz w:val="24"/>
-          <w:szCs w:val="24"/>
-        </w:rPr>
-        <w:t>(</w:t>
-      </w:r>
-      <w:proofErr w:type="gramEnd"/>
-      <w:r>
-        <w:rPr>
-          <w:rFonts w:cstheme="minorHAnsi"/>
-          <w:sz w:val="24"/>
-          <w:szCs w:val="24"/>
-        </w:rPr>
-        <w:t>)</w:t>
-      </w:r>
-    </w:p>
-    <w:p>
-      <w:pPr>
-        <w:jc w:val="both"/>
-        <w:rPr>
-          <w:rFonts w:cstheme="minorHAnsi"/>
-          <w:sz w:val="24"/>
-          <w:szCs w:val="24"/>
-        </w:rPr>
-      </w:pPr>
-      <w:r>
-        <w:rPr>
-          <w:rFonts w:cstheme="minorHAnsi"/>
-          <w:sz w:val="24"/>
-          <w:szCs w:val="24"/>
-        </w:rPr>
-        <w:t>{</w:t>
-      </w:r>
-    </w:p>
-    <w:p>
-      <w:pPr>
-        <w:jc w:val="both"/>
-        <w:rPr>
-          <w:rFonts w:cstheme="minorHAnsi"/>
-          <w:sz w:val="24"/>
-          <w:szCs w:val="24"/>
-        </w:rPr>
-      </w:pPr>
-      <w:r>
-        <w:rPr>
-          <w:rFonts w:cstheme="minorHAnsi"/>
-          <w:sz w:val="24"/>
-          <w:szCs w:val="24"/>
-        </w:rPr>
-        <w:t xml:space="preserve">    // Arrange</w:t>
-      </w:r>
-    </w:p>
-    <w:p>
-      <w:pPr>
-        <w:jc w:val="both"/>
-        <w:rPr>
-          <w:rFonts w:cstheme="minorHAnsi"/>
-          <w:sz w:val="24"/>
-          <w:szCs w:val="24"/>
-        </w:rPr>
-      </w:pPr>
-      <w:r>
-        <w:rPr>
-          <w:rFonts w:cstheme="minorHAnsi"/>
-          <w:sz w:val="24"/>
-          <w:szCs w:val="24"/>
-        </w:rPr>
-        <w:t xml:space="preserve">    SpatialPoolerInputReconstructionExperiment experiment = </w:t>
-      </w:r>
-      <w:proofErr w:type="gramStart"/>
-      <w:r>
-        <w:rPr>
-          <w:rFonts w:cstheme="minorHAnsi"/>
-          <w:sz w:val="24"/>
-          <w:szCs w:val="24"/>
-        </w:rPr>
-        <w:t>new(</w:t>
-      </w:r>
-      <w:proofErr w:type="gramEnd"/>
-      <w:r>
-        <w:rPr>
-          <w:rFonts w:cstheme="minorHAnsi"/>
-          <w:sz w:val="24"/>
-          <w:szCs w:val="24"/>
-        </w:rPr>
-        <w:t>);</w:t>
-      </w:r>
-    </w:p>
-    <w:p>
-      <w:pPr>
-        <w:jc w:val="both"/>
-        <w:rPr>
-          <w:rFonts w:cstheme="minorHAnsi"/>
-          <w:sz w:val="24"/>
-          <w:szCs w:val="24"/>
-        </w:rPr>
-      </w:pPr>
-      <w:r>
-        <w:rPr>
-          <w:rFonts w:cstheme="minorHAnsi"/>
-          <w:sz w:val="24"/>
-          <w:szCs w:val="24"/>
-        </w:rPr>
-        <w:t xml:space="preserve">    </w:t>
-      </w:r>
-      <w:proofErr w:type="spellStart"/>
-      <w:r>
-        <w:rPr>
-          <w:rFonts w:cstheme="minorHAnsi"/>
-          <w:sz w:val="24"/>
-          <w:szCs w:val="24"/>
-        </w:rPr>
-        <w:t>TextWriter</w:t>
-      </w:r>
-      <w:proofErr w:type="spellEnd"/>
-      <w:r>
-        <w:rPr>
-          <w:rFonts w:cstheme="minorHAnsi"/>
-          <w:sz w:val="24"/>
-          <w:szCs w:val="24"/>
-        </w:rPr>
-        <w:t xml:space="preserve"> </w:t>
-      </w:r>
-      <w:proofErr w:type="spellStart"/>
-      <w:r>
-        <w:rPr>
-          <w:rFonts w:cstheme="minorHAnsi"/>
-          <w:sz w:val="24"/>
-          <w:szCs w:val="24"/>
-        </w:rPr>
-        <w:t>originalConsoleOut</w:t>
-      </w:r>
-      <w:proofErr w:type="spellEnd"/>
-      <w:r>
-        <w:rPr>
-          <w:rFonts w:cstheme="minorHAnsi"/>
-          <w:sz w:val="24"/>
-          <w:szCs w:val="24"/>
-        </w:rPr>
-        <w:t xml:space="preserve"> = </w:t>
-      </w:r>
-      <w:proofErr w:type="spellStart"/>
-      <w:r>
-        <w:rPr>
-          <w:rFonts w:cstheme="minorHAnsi"/>
-          <w:sz w:val="24"/>
-          <w:szCs w:val="24"/>
-        </w:rPr>
-        <w:t>Console.Out</w:t>
-      </w:r>
-      <w:proofErr w:type="spellEnd"/>
-      <w:r>
-        <w:rPr>
-          <w:rFonts w:cstheme="minorHAnsi"/>
-          <w:sz w:val="24"/>
-          <w:szCs w:val="24"/>
-        </w:rPr>
-        <w:t>;</w:t>
-      </w:r>
-    </w:p>
-    <w:p>
-      <w:pPr>
-        <w:jc w:val="both"/>
-        <w:rPr>
-          <w:rFonts w:cstheme="minorHAnsi"/>
-          <w:sz w:val="24"/>
-          <w:szCs w:val="24"/>
-        </w:rPr>
-      </w:pPr>
-      <w:r>
-        <w:rPr>
-          <w:rFonts w:cstheme="minorHAnsi"/>
-          <w:sz w:val="24"/>
-          <w:szCs w:val="24"/>
-        </w:rPr>
-        <w:t xml:space="preserve">    </w:t>
-      </w:r>
-      <w:proofErr w:type="spellStart"/>
-      <w:r>
-        <w:rPr>
-          <w:rFonts w:cstheme="minorHAnsi"/>
-          <w:sz w:val="24"/>
-          <w:szCs w:val="24"/>
-        </w:rPr>
-        <w:t>StringWriter</w:t>
-      </w:r>
-      <w:proofErr w:type="spellEnd"/>
-      <w:r>
-        <w:rPr>
-          <w:rFonts w:cstheme="minorHAnsi"/>
-          <w:sz w:val="24"/>
-          <w:szCs w:val="24"/>
-        </w:rPr>
-        <w:t xml:space="preserve"> </w:t>
-      </w:r>
-      <w:proofErr w:type="spellStart"/>
-      <w:r>
-        <w:rPr>
-          <w:rFonts w:cstheme="minorHAnsi"/>
-          <w:sz w:val="24"/>
-          <w:szCs w:val="24"/>
-        </w:rPr>
-        <w:t>consoleOutput</w:t>
-      </w:r>
-      <w:proofErr w:type="spellEnd"/>
-      <w:r>
-        <w:rPr>
-          <w:rFonts w:cstheme="minorHAnsi"/>
-          <w:sz w:val="24"/>
-          <w:szCs w:val="24"/>
-        </w:rPr>
-        <w:t xml:space="preserve"> = </w:t>
-      </w:r>
-      <w:proofErr w:type="gramStart"/>
-      <w:r>
-        <w:rPr>
-          <w:rFonts w:cstheme="minorHAnsi"/>
-          <w:sz w:val="24"/>
-          <w:szCs w:val="24"/>
-        </w:rPr>
-        <w:t>new(</w:t>
-      </w:r>
-      <w:proofErr w:type="gramEnd"/>
-      <w:r>
-        <w:rPr>
-          <w:rFonts w:cstheme="minorHAnsi"/>
-          <w:sz w:val="24"/>
-          <w:szCs w:val="24"/>
-        </w:rPr>
-        <w:t>);</w:t>
-      </w:r>
-    </w:p>
-    <w:p>
-      <w:pPr>
-        <w:jc w:val="both"/>
-        <w:rPr>
-          <w:rFonts w:cstheme="minorHAnsi"/>
-          <w:sz w:val="24"/>
-          <w:szCs w:val="24"/>
-        </w:rPr>
-      </w:pPr>
-      <w:r>
-        <w:rPr>
-          <w:rFonts w:cstheme="minorHAnsi"/>
-          <w:sz w:val="24"/>
-          <w:szCs w:val="24"/>
-        </w:rPr>
-        <w:t xml:space="preserve">    </w:t>
-      </w:r>
-      <w:proofErr w:type="spellStart"/>
-      <w:r>
-        <w:rPr>
-          <w:rFonts w:cstheme="minorHAnsi"/>
-          <w:sz w:val="24"/>
-          <w:szCs w:val="24"/>
-        </w:rPr>
-        <w:t>Console.SetOut</w:t>
-      </w:r>
-      <w:proofErr w:type="spellEnd"/>
-      <w:r>
-        <w:rPr>
-          <w:rFonts w:cstheme="minorHAnsi"/>
-          <w:sz w:val="24"/>
-          <w:szCs w:val="24"/>
-        </w:rPr>
-        <w:t>(</w:t>
-      </w:r>
-      <w:proofErr w:type="spellStart"/>
-      <w:r>
-        <w:rPr>
-          <w:rFonts w:cstheme="minorHAnsi"/>
-          <w:sz w:val="24"/>
-          <w:szCs w:val="24"/>
-        </w:rPr>
-        <w:t>consoleOutput</w:t>
-      </w:r>
-      <w:proofErr w:type="spellEnd"/>
-      <w:r>
-        <w:rPr>
-          <w:rFonts w:cstheme="minorHAnsi"/>
-          <w:sz w:val="24"/>
-          <w:szCs w:val="24"/>
-        </w:rPr>
-        <w:t>);</w:t>
-      </w:r>
-    </w:p>
-    <w:p>
-      <w:pPr>
-        <w:jc w:val="both"/>
-        <w:rPr>
-          <w:rFonts w:cstheme="minorHAnsi"/>
-          <w:sz w:val="24"/>
-          <w:szCs w:val="24"/>
-        </w:rPr>
-      </w:pPr>
-      <w:r>
-        <w:rPr>
-          <w:rFonts w:cstheme="minorHAnsi"/>
-          <w:sz w:val="24"/>
-          <w:szCs w:val="24"/>
-        </w:rPr>
-        <w:t xml:space="preserve">    // Act</w:t>
-      </w:r>
-    </w:p>
-    <w:p>
-      <w:pPr>
-        <w:jc w:val="both"/>
-        <w:rPr>
-          <w:rFonts w:cstheme="minorHAnsi"/>
-          <w:sz w:val="24"/>
-          <w:szCs w:val="24"/>
-        </w:rPr>
-      </w:pPr>
-      <w:r>
-        <w:rPr>
-          <w:rFonts w:cstheme="minorHAnsi"/>
-          <w:sz w:val="24"/>
-          <w:szCs w:val="24"/>
-        </w:rPr>
-        <w:t xml:space="preserve">    </w:t>
-      </w:r>
-      <w:proofErr w:type="spellStart"/>
-      <w:proofErr w:type="gramStart"/>
-      <w:r>
-        <w:rPr>
-          <w:rFonts w:cstheme="minorHAnsi"/>
-          <w:sz w:val="24"/>
-          <w:szCs w:val="24"/>
-        </w:rPr>
-        <w:t>experiment.RunExperiment</w:t>
-      </w:r>
-      <w:proofErr w:type="spellEnd"/>
-      <w:proofErr w:type="gramEnd"/>
-      <w:r>
-        <w:rPr>
-          <w:rFonts w:cstheme="minorHAnsi"/>
-          <w:sz w:val="24"/>
-          <w:szCs w:val="24"/>
-        </w:rPr>
-        <w:t>(10, 0);</w:t>
-      </w:r>
-    </w:p>
-    <w:p>
-      <w:pPr>
-        <w:jc w:val="both"/>
-        <w:rPr>
-          <w:rFonts w:cstheme="minorHAnsi"/>
-          <w:sz w:val="24"/>
-          <w:szCs w:val="24"/>
-        </w:rPr>
-      </w:pPr>
-      <w:r>
-        <w:rPr>
-          <w:rFonts w:cstheme="minorHAnsi"/>
-          <w:sz w:val="24"/>
-          <w:szCs w:val="24"/>
-        </w:rPr>
-        <w:t xml:space="preserve">    // Reset console output</w:t>
-      </w:r>
-    </w:p>
-    <w:p>
-      <w:pPr>
-        <w:jc w:val="both"/>
-        <w:rPr>
-          <w:rFonts w:cstheme="minorHAnsi"/>
-          <w:sz w:val="24"/>
-          <w:szCs w:val="24"/>
-        </w:rPr>
-      </w:pPr>
-      <w:r>
-        <w:rPr>
-          <w:rFonts w:cstheme="minorHAnsi"/>
-          <w:sz w:val="24"/>
-          <w:szCs w:val="24"/>
-        </w:rPr>
-        <w:t xml:space="preserve">    </w:t>
-      </w:r>
-      <w:proofErr w:type="spellStart"/>
-      <w:r>
-        <w:rPr>
-          <w:rFonts w:cstheme="minorHAnsi"/>
-          <w:sz w:val="24"/>
-          <w:szCs w:val="24"/>
-        </w:rPr>
-        <w:t>Console.SetOut</w:t>
-      </w:r>
-      <w:proofErr w:type="spellEnd"/>
-      <w:r>
-        <w:rPr>
-          <w:rFonts w:cstheme="minorHAnsi"/>
-          <w:sz w:val="24"/>
-          <w:szCs w:val="24"/>
-        </w:rPr>
-        <w:t>(</w:t>
-      </w:r>
-      <w:proofErr w:type="spellStart"/>
-      <w:r>
-        <w:rPr>
-          <w:rFonts w:cstheme="minorHAnsi"/>
-          <w:sz w:val="24"/>
-          <w:szCs w:val="24"/>
-        </w:rPr>
-        <w:t>originalConsoleOut</w:t>
-      </w:r>
-      <w:proofErr w:type="spellEnd"/>
-      <w:r>
-        <w:rPr>
-          <w:rFonts w:cstheme="minorHAnsi"/>
-          <w:sz w:val="24"/>
-          <w:szCs w:val="24"/>
-        </w:rPr>
-        <w:t>);</w:t>
-      </w:r>
-    </w:p>
-    <w:p>
-      <w:pPr>
-        <w:jc w:val="both"/>
-        <w:rPr>
-          <w:rFonts w:cstheme="minorHAnsi"/>
-          <w:sz w:val="24"/>
-          <w:szCs w:val="24"/>
-        </w:rPr>
-      </w:pPr>
-      <w:r>
-        <w:rPr>
-          <w:rFonts w:cstheme="minorHAnsi"/>
-          <w:sz w:val="24"/>
-          <w:szCs w:val="24"/>
-        </w:rPr>
-        <w:t xml:space="preserve">    string output = </w:t>
-      </w:r>
-      <w:proofErr w:type="spellStart"/>
-      <w:r>
-        <w:rPr>
-          <w:rFonts w:cstheme="minorHAnsi"/>
-          <w:sz w:val="24"/>
-          <w:szCs w:val="24"/>
-        </w:rPr>
-        <w:t>consoleOutput.ToString</w:t>
-      </w:r>
-      <w:proofErr w:type="spellEnd"/>
-      <w:r>
-        <w:rPr>
-          <w:rFonts w:cstheme="minorHAnsi"/>
-          <w:sz w:val="24"/>
-          <w:szCs w:val="24"/>
-        </w:rPr>
-        <w:t>();</w:t>
-      </w:r>
-    </w:p>
-    <w:p>
-      <w:pPr>
-        <w:jc w:val="both"/>
-        <w:rPr>
-          <w:rFonts w:cstheme="minorHAnsi"/>
-          <w:sz w:val="24"/>
-          <w:szCs w:val="24"/>
-        </w:rPr>
-      </w:pPr>
-      <w:r>
-        <w:rPr>
-          <w:rFonts w:cstheme="minorHAnsi"/>
-          <w:sz w:val="24"/>
-          <w:szCs w:val="24"/>
-        </w:rPr>
-        <w:t xml:space="preserve">    // Assert</w:t>
-      </w:r>
-    </w:p>
-    <w:p>
-      <w:pPr>
-        <w:jc w:val="both"/>
-        <w:rPr>
-          <w:rFonts w:cstheme="minorHAnsi"/>
-          <w:sz w:val="24"/>
-          <w:szCs w:val="24"/>
-        </w:rPr>
-      </w:pPr>
-      <w:r>
-        <w:rPr>
-          <w:rFonts w:cstheme="minorHAnsi"/>
-          <w:sz w:val="24"/>
-          <w:szCs w:val="24"/>
-        </w:rPr>
-        <w:t xml:space="preserve">    </w:t>
-      </w:r>
-      <w:proofErr w:type="spellStart"/>
-      <w:r>
-        <w:rPr>
-          <w:rFonts w:cstheme="minorHAnsi"/>
-          <w:sz w:val="24"/>
-          <w:szCs w:val="24"/>
-        </w:rPr>
-        <w:t>Assert.IsTrue</w:t>
-      </w:r>
-      <w:proofErr w:type="spellEnd"/>
-      <w:r>
-        <w:rPr>
-          <w:rFonts w:cstheme="minorHAnsi"/>
-          <w:sz w:val="24"/>
-          <w:szCs w:val="24"/>
-        </w:rPr>
-        <w:t>(</w:t>
-      </w:r>
-      <w:proofErr w:type="spellStart"/>
-      <w:proofErr w:type="gramStart"/>
-      <w:r>
-        <w:rPr>
-          <w:rFonts w:cstheme="minorHAnsi"/>
-          <w:sz w:val="24"/>
-          <w:szCs w:val="24"/>
-        </w:rPr>
-        <w:t>output.Contains</w:t>
-      </w:r>
-      <w:proofErr w:type="spellEnd"/>
-      <w:proofErr w:type="gramEnd"/>
-      <w:r>
-        <w:rPr>
-          <w:rFonts w:cstheme="minorHAnsi"/>
-          <w:sz w:val="24"/>
-          <w:szCs w:val="24"/>
-        </w:rPr>
-        <w:t>("KNN - Reconstructed Input"), "KNN predictions not found in output.");</w:t>
-      </w:r>
-    </w:p>
-    <w:p>
-      <w:pPr>
-        <w:jc w:val="both"/>
-        <w:rPr>
-          <w:rFonts w:cstheme="minorHAnsi"/>
-          <w:sz w:val="24"/>
-          <w:szCs w:val="24"/>
-        </w:rPr>
-      </w:pPr>
-      <w:r>
-        <w:rPr>
-          <w:rFonts w:cstheme="minorHAnsi"/>
-          <w:sz w:val="24"/>
-          <w:szCs w:val="24"/>
-        </w:rPr>
-        <w:t xml:space="preserve">    </w:t>
-      </w:r>
-      <w:proofErr w:type="spellStart"/>
-      <w:r>
-        <w:rPr>
-          <w:rFonts w:cstheme="minorHAnsi"/>
-          <w:sz w:val="24"/>
-          <w:szCs w:val="24"/>
-        </w:rPr>
-        <w:t>Assert.IsTrue</w:t>
-      </w:r>
-      <w:proofErr w:type="spellEnd"/>
-      <w:r>
-        <w:rPr>
-          <w:rFonts w:cstheme="minorHAnsi"/>
-          <w:sz w:val="24"/>
-          <w:szCs w:val="24"/>
-        </w:rPr>
-        <w:t>(</w:t>
-      </w:r>
-      <w:proofErr w:type="spellStart"/>
-      <w:proofErr w:type="gramStart"/>
-      <w:r>
-        <w:rPr>
-          <w:rFonts w:cstheme="minorHAnsi"/>
-          <w:sz w:val="24"/>
-          <w:szCs w:val="24"/>
-        </w:rPr>
-        <w:t>output.Contains</w:t>
-      </w:r>
-      <w:proofErr w:type="spellEnd"/>
-      <w:proofErr w:type="gramEnd"/>
-      <w:r>
-        <w:rPr>
-          <w:rFonts w:cstheme="minorHAnsi"/>
-          <w:sz w:val="24"/>
-          <w:szCs w:val="24"/>
-        </w:rPr>
-        <w:t>("HTM - Reconstructed Input"), "HTM predictions not found in output.");</w:t>
-      </w:r>
-    </w:p>
-    <w:p>
-      <w:pPr>
-        <w:jc w:val="both"/>
-        <w:rPr>
-          <w:rFonts w:cstheme="minorHAnsi"/>
-          <w:sz w:val="24"/>
-          <w:szCs w:val="24"/>
-        </w:rPr>
-      </w:pPr>
-      <w:r>
-        <w:rPr>
-          <w:rFonts w:cstheme="minorHAnsi"/>
-          <w:sz w:val="24"/>
-          <w:szCs w:val="24"/>
-        </w:rPr>
-        <w:t xml:space="preserve">    </w:t>
-      </w:r>
-      <w:proofErr w:type="spellStart"/>
-      <w:r>
-        <w:rPr>
-          <w:rFonts w:cstheme="minorHAnsi"/>
-          <w:sz w:val="24"/>
-          <w:szCs w:val="24"/>
-        </w:rPr>
-        <w:t>Assert.IsTrue</w:t>
-      </w:r>
-      <w:proofErr w:type="spellEnd"/>
-      <w:r>
-        <w:rPr>
-          <w:rFonts w:cstheme="minorHAnsi"/>
-          <w:sz w:val="24"/>
-          <w:szCs w:val="24"/>
-        </w:rPr>
-        <w:t>(</w:t>
-      </w:r>
-      <w:proofErr w:type="spellStart"/>
-      <w:proofErr w:type="gramStart"/>
-      <w:r>
-        <w:rPr>
-          <w:rFonts w:cstheme="minorHAnsi"/>
-          <w:sz w:val="24"/>
-          <w:szCs w:val="24"/>
-        </w:rPr>
-        <w:t>output.Contains</w:t>
-      </w:r>
-      <w:proofErr w:type="spellEnd"/>
-      <w:proofErr w:type="gramEnd"/>
-      <w:r>
-        <w:rPr>
-          <w:rFonts w:cstheme="minorHAnsi"/>
-          <w:sz w:val="24"/>
-          <w:szCs w:val="24"/>
-        </w:rPr>
-        <w:t>("Percentage Similarity"), "Similarity metrics not found in output.");</w:t>
-      </w:r>
-    </w:p>
-    <w:p>
-      <w:pPr>
-        <w:jc w:val="both"/>
-        <w:rPr>
-          <w:rFonts w:cstheme="minorHAnsi"/>
-          <w:sz w:val="24"/>
-          <w:szCs w:val="24"/>
-        </w:rPr>
-      </w:pPr>
-      <w:r>
-        <w:rPr>
-          <w:rFonts w:cstheme="minorHAnsi"/>
-          <w:sz w:val="24"/>
-          <w:szCs w:val="24"/>
-        </w:rPr>
-        <w:t>}</w:t>
-      </w:r>
-    </w:p>
-    <w:p>
-      <w:pPr>
-        <w:numPr>
-          <w:ilvl w:val="0"/>
-          <w:numId w:val="85"/>
-        </w:numPr>
-        <w:jc w:val="both"/>
-        <w:rPr>
-          <w:rFonts w:cstheme="minorHAnsi"/>
-          <w:sz w:val="24"/>
-          <w:szCs w:val="24"/>
-        </w:rPr>
-      </w:pPr>
-      <w:r>
-        <w:rPr>
-          <w:rFonts w:cstheme="minorHAnsi"/>
-          <w:sz w:val="24"/>
-          <w:szCs w:val="24"/>
-        </w:rPr>
-        <w:lastRenderedPageBreak/>
-        <w:t>Purpose: This test ensures that the reconstruction phase produces valid predictions using both HTM and KNN classifiers and that similarity metrics are calculated and displayed.</w:t>
-      </w:r>
-    </w:p>
-    <w:p>
-      <w:pPr>
-        <w:numPr>
-          <w:ilvl w:val="0"/>
-          <w:numId w:val="85"/>
-        </w:numPr>
-        <w:jc w:val="both"/>
-        <w:rPr>
-          <w:rFonts w:cstheme="minorHAnsi"/>
-          <w:sz w:val="24"/>
-          <w:szCs w:val="24"/>
-        </w:rPr>
-      </w:pPr>
-      <w:r>
-        <w:rPr>
-          <w:rFonts w:cstheme="minorHAnsi"/>
-          <w:sz w:val="24"/>
-          <w:szCs w:val="24"/>
-        </w:rPr>
-        <w:t>Expected Outcome: The console output should contain the following:</w:t>
-      </w:r>
-    </w:p>
-    <w:p>
-      <w:pPr>
-        <w:numPr>
-          <w:ilvl w:val="1"/>
-          <w:numId w:val="85"/>
-        </w:numPr>
-        <w:jc w:val="both"/>
-        <w:rPr>
-          <w:rFonts w:cstheme="minorHAnsi"/>
-          <w:sz w:val="24"/>
-          <w:szCs w:val="24"/>
-        </w:rPr>
-      </w:pPr>
-      <w:r>
-        <w:rPr>
-          <w:rFonts w:cstheme="minorHAnsi"/>
-          <w:sz w:val="24"/>
-          <w:szCs w:val="24"/>
-        </w:rPr>
-        <w:t>"KNN - Reconstructed Input" – Indicates that KNN predictions were generated.</w:t>
-      </w:r>
-    </w:p>
-    <w:p>
-      <w:pPr>
-        <w:numPr>
-          <w:ilvl w:val="1"/>
-          <w:numId w:val="85"/>
-        </w:numPr>
-        <w:jc w:val="both"/>
-        <w:rPr>
-          <w:rFonts w:cstheme="minorHAnsi"/>
-          <w:sz w:val="24"/>
-          <w:szCs w:val="24"/>
-        </w:rPr>
-      </w:pPr>
-      <w:r>
-        <w:rPr>
-          <w:rFonts w:cstheme="minorHAnsi"/>
-          <w:sz w:val="24"/>
-          <w:szCs w:val="24"/>
-        </w:rPr>
-        <w:t>"HTM - Reconstructed Input" – Indicates that HTM predictions were generated.</w:t>
-      </w:r>
-    </w:p>
-    <w:p>
-      <w:pPr>
-        <w:numPr>
-          <w:ilvl w:val="1"/>
-          <w:numId w:val="85"/>
-        </w:numPr>
-        <w:jc w:val="both"/>
-        <w:rPr>
-          <w:rFonts w:cstheme="minorHAnsi"/>
-          <w:sz w:val="24"/>
-          <w:szCs w:val="24"/>
-        </w:rPr>
-      </w:pPr>
-      <w:r>
-        <w:rPr>
-          <w:rFonts w:cstheme="minorHAnsi"/>
-          <w:sz w:val="24"/>
-          <w:szCs w:val="24"/>
-        </w:rPr>
-        <w:t>"Percentage Similarity" – Indicates that similarity metrics were calculated.</w:t>
+          <w:b/>
+          <w:bCs/>
+          <w:sz w:val="24"/>
+          <w:szCs w:val="24"/>
+        </w:rPr>
+      </w:pPr>
+      <w:r>
+        <w:rPr>
+          <w:rFonts w:cstheme="minorHAnsi"/>
+          <w:b/>
+          <w:bCs/>
+          <w:sz w:val="24"/>
+          <w:szCs w:val="24"/>
+          <w:lang w:val="en-US"/>
+        </w:rPr>
+        <w:t>Benefit</w:t>
+      </w:r>
+      <w:r>
+        <w:rPr>
+          <w:rFonts w:cstheme="minorHAnsi"/>
+          <w:b/>
+          <w:bCs/>
+          <w:sz w:val="24"/>
+          <w:szCs w:val="24"/>
+        </w:rPr>
+        <w:t> </w:t>
+      </w:r>
+      <w:r>
+        <w:rPr>
+          <w:rFonts w:cstheme="minorHAnsi"/>
+          <w:b/>
+          <w:bCs/>
+          <w:sz w:val="24"/>
+          <w:szCs w:val="24"/>
+        </w:rPr>
+        <w:br/>
+      </w:r>
+      <w:r>
+        <w:rPr>
+          <w:rFonts w:cstheme="minorHAnsi"/>
+          <w:sz w:val="24"/>
+          <w:szCs w:val="24"/>
+          <w:lang w:val="en-US"/>
+        </w:rPr>
+        <w:t>Guarantees the experiment’s evaluation metrics are reliable. Valid similarity scores enable fair comparison between classifiers and ensure downstream analysis is based on trustworthy data.</w:t>
+      </w:r>
+      <w:r>
+        <w:rPr>
+          <w:rFonts w:cstheme="minorHAnsi"/>
+          <w:b/>
+          <w:bCs/>
+          <w:sz w:val="24"/>
+          <w:szCs w:val="24"/>
+        </w:rPr>
+        <w:t> </w:t>
+      </w:r>
+    </w:p>
+    <w:p>
+      <w:pPr>
+        <w:jc w:val="both"/>
+        <w:rPr>
+          <w:rFonts w:cstheme="minorHAnsi"/>
+          <w:b/>
+          <w:bCs/>
+          <w:sz w:val="24"/>
+          <w:szCs w:val="24"/>
+        </w:rPr>
+      </w:pPr>
+      <w:r>
+        <w:rPr>
+          <w:rFonts w:cstheme="minorHAnsi"/>
+          <w:b/>
+          <w:bCs/>
+          <w:sz w:val="24"/>
+          <w:szCs w:val="24"/>
+        </w:rPr>
+        <w:t> </w:t>
       </w:r>
     </w:p>
     <w:p>
@@ -9920,6 +9641,7 @@
           <w:sz w:val="24"/>
           <w:szCs w:val="24"/>
         </w:rPr>
+        <w:lastRenderedPageBreak/>
         <w:t>Non-numeric input values (if applicable).</w:t>
       </w:r>
     </w:p>
@@ -9942,7 +9664,6 @@
           <w:sz w:val="24"/>
           <w:szCs w:val="24"/>
         </w:rPr>
-        <w:lastRenderedPageBreak/>
         <w:t>Performance Testing: Unit tests could be extended to measure the performance of the Spatial Pooler and classifiers, ensuring that the system scales well with larger datasets.</w:t>
       </w:r>
     </w:p>
@@ -9990,6 +9711,7 @@
         <w:t>Automated Testing: The unit tests could be integrated into a continuous integration (CI) pipeline, allowing for automated testing and early detection of regressions.</w:t>
       </w:r>
     </w:p>
+    <w:bookmarkEnd w:id="33"/>
     <w:p>
       <w:pPr>
         <w:jc w:val="both"/>
@@ -10563,6 +10285,7 @@
           <w:sz w:val="24"/>
           <w:szCs w:val="24"/>
         </w:rPr>
+        <w:lastRenderedPageBreak/>
         <w:t>Comparison of Classifiers:</w:t>
       </w:r>
     </w:p>
@@ -10601,7 +10324,6 @@
                 <w:sz w:val="24"/>
                 <w:szCs w:val="24"/>
               </w:rPr>
-              <w:lastRenderedPageBreak/>
               <w:t>Classifier</w:t>
             </w:r>
             <w:r>
@@ -11420,6 +11142,7 @@
           <w:sz w:val="24"/>
           <w:szCs w:val="24"/>
         </w:rPr>
+        <w:lastRenderedPageBreak/>
         <w:t xml:space="preserve">Since </w:t>
       </w:r>
       <w:proofErr w:type="spellStart"/>
@@ -11478,7 +11201,6 @@
           <w:sz w:val="24"/>
           <w:szCs w:val="24"/>
         </w:rPr>
-        <w:lastRenderedPageBreak/>
         <w:t>Deviations from the Y = X line indicate errors in reconstruction, especially when the test input deviates from the training data distribution.</w:t>
       </w:r>
     </w:p>
@@ -12157,6 +11879,7 @@
           <w:sz w:val="24"/>
           <w:szCs w:val="24"/>
         </w:rPr>
+        <w:lastRenderedPageBreak/>
         <w:t>KNN performance varies based on the value of K (low K = underfitting, high K = overfitting).</w:t>
       </w:r>
     </w:p>
@@ -12183,7 +11906,6 @@
           <w:sz w:val="24"/>
           <w:szCs w:val="24"/>
         </w:rPr>
-        <w:lastRenderedPageBreak/>
         <w:t>Data Distribution Effects</w:t>
       </w:r>
     </w:p>
@@ -12285,246 +12007,238 @@
       <w:pPr>
         <w:jc w:val="both"/>
         <w:rPr>
-          <w:rFonts w:cstheme="minorHAnsi"/>
-          <w:sz w:val="24"/>
-          <w:szCs w:val="24"/>
-        </w:rPr>
-      </w:pPr>
-      <w:r>
-        <w:rPr>
-          <w:rFonts w:cstheme="minorHAnsi"/>
-          <w:sz w:val="24"/>
-          <w:szCs w:val="24"/>
-        </w:rPr>
-        <w:t xml:space="preserve">This study investigated the effectiveness of Hierarchical Temporal Memory (HTM) and K-Nearest </w:t>
+          <w:rFonts w:ascii="Times New Roman" w:hAnsi="Times New Roman" w:cs="Times New Roman"/>
+          <w:sz w:val="20"/>
+          <w:szCs w:val="20"/>
+        </w:rPr>
+      </w:pPr>
+      <w:bookmarkStart w:id="34" w:name="_Hlk192860958"/>
+      <w:r>
+        <w:rPr>
+          <w:rFonts w:ascii="Times New Roman" w:hAnsi="Times New Roman" w:cs="Times New Roman"/>
+          <w:sz w:val="20"/>
+          <w:szCs w:val="20"/>
+        </w:rPr>
+        <w:t xml:space="preserve">This study explored the potential of Hierarchical Temporal Memory (HTM) and K-Nearest </w:t>
       </w:r>
       <w:proofErr w:type="spellStart"/>
       <w:r>
         <w:rPr>
-          <w:rFonts w:cstheme="minorHAnsi"/>
-          <w:sz w:val="24"/>
-          <w:szCs w:val="24"/>
+          <w:rFonts w:ascii="Times New Roman" w:hAnsi="Times New Roman" w:cs="Times New Roman"/>
+          <w:sz w:val="20"/>
+          <w:szCs w:val="20"/>
         </w:rPr>
         <w:t>Neighbors</w:t>
       </w:r>
       <w:proofErr w:type="spellEnd"/>
       <w:r>
         <w:rPr>
-          <w:rFonts w:cstheme="minorHAnsi"/>
-          <w:sz w:val="24"/>
-          <w:szCs w:val="24"/>
-        </w:rPr>
-        <w:t xml:space="preserve"> (KNN) classifiers in reconstructing input values from Sparse Distributed Representations (SDRs). The key findings of our research are summarized as follows:</w:t>
-      </w:r>
-    </w:p>
-    <w:p>
-      <w:pPr>
-        <w:numPr>
-          <w:ilvl w:val="0"/>
-          <w:numId w:val="97"/>
-        </w:numPr>
-        <w:jc w:val="both"/>
-        <w:rPr>
-          <w:rFonts w:cstheme="minorHAnsi"/>
-          <w:sz w:val="24"/>
-          <w:szCs w:val="24"/>
-        </w:rPr>
-      </w:pPr>
+          <w:rFonts w:ascii="Times New Roman" w:hAnsi="Times New Roman" w:cs="Times New Roman"/>
+          <w:sz w:val="20"/>
+          <w:szCs w:val="20"/>
+        </w:rPr>
+        <w:t xml:space="preserve"> (KNN) classifiers in reconstructing input values from Sparse Distributed Representations (SDRs). The results indicate that </w:t>
+      </w:r>
       <w:proofErr w:type="spellStart"/>
       <w:r>
         <w:rPr>
-          <w:rFonts w:cstheme="minorHAnsi"/>
-          <w:sz w:val="24"/>
-          <w:szCs w:val="24"/>
+          <w:rFonts w:ascii="Times New Roman" w:hAnsi="Times New Roman" w:cs="Times New Roman"/>
+          <w:sz w:val="20"/>
+          <w:szCs w:val="20"/>
         </w:rPr>
         <w:t>HTMClassifier</w:t>
       </w:r>
       <w:proofErr w:type="spellEnd"/>
       <w:r>
         <w:rPr>
-          <w:rFonts w:cstheme="minorHAnsi"/>
-          <w:sz w:val="24"/>
-          <w:szCs w:val="24"/>
+          <w:rFonts w:ascii="Times New Roman" w:hAnsi="Times New Roman" w:cs="Times New Roman"/>
+          <w:sz w:val="20"/>
+          <w:szCs w:val="20"/>
         </w:rPr>
         <w:t xml:space="preserve"> consistently outperforms </w:t>
       </w:r>
       <w:proofErr w:type="spellStart"/>
       <w:r>
         <w:rPr>
-          <w:rFonts w:cstheme="minorHAnsi"/>
-          <w:sz w:val="24"/>
-          <w:szCs w:val="24"/>
+          <w:rFonts w:ascii="Times New Roman" w:hAnsi="Times New Roman" w:cs="Times New Roman"/>
+          <w:sz w:val="20"/>
+          <w:szCs w:val="20"/>
         </w:rPr>
         <w:t>KNNClassifier</w:t>
       </w:r>
       <w:proofErr w:type="spellEnd"/>
       <w:r>
         <w:rPr>
-          <w:rFonts w:cstheme="minorHAnsi"/>
-          <w:sz w:val="24"/>
-          <w:szCs w:val="24"/>
-        </w:rPr>
-        <w:t xml:space="preserve"> in input reconstruction accuracy, achieving an average percentage similarity of 90-95%, compared to 85-90% for </w:t>
+          <w:rFonts w:ascii="Times New Roman" w:hAnsi="Times New Roman" w:cs="Times New Roman"/>
+          <w:sz w:val="20"/>
+          <w:szCs w:val="20"/>
+        </w:rPr>
+        <w:t xml:space="preserve"> in terms of accuracy, computational efficiency, and generalization ability. By leveraging biologically inspired learning mechanisms, </w:t>
       </w:r>
       <w:proofErr w:type="spellStart"/>
       <w:r>
         <w:rPr>
-          <w:rFonts w:cstheme="minorHAnsi"/>
-          <w:sz w:val="24"/>
-          <w:szCs w:val="24"/>
+          <w:rFonts w:ascii="Times New Roman" w:hAnsi="Times New Roman" w:cs="Times New Roman"/>
+          <w:sz w:val="20"/>
+          <w:szCs w:val="20"/>
+        </w:rPr>
+        <w:t>HTMClassifier</w:t>
+      </w:r>
+      <w:proofErr w:type="spellEnd"/>
+      <w:r>
+        <w:rPr>
+          <w:rFonts w:ascii="Times New Roman" w:hAnsi="Times New Roman" w:cs="Times New Roman"/>
+          <w:sz w:val="20"/>
+          <w:szCs w:val="20"/>
+        </w:rPr>
+        <w:t xml:space="preserve"> demonstrated a percentage similarity of 90-95%, while </w:t>
+      </w:r>
+      <w:proofErr w:type="spellStart"/>
+      <w:r>
+        <w:rPr>
+          <w:rFonts w:ascii="Times New Roman" w:hAnsi="Times New Roman" w:cs="Times New Roman"/>
+          <w:sz w:val="20"/>
+          <w:szCs w:val="20"/>
         </w:rPr>
         <w:t>KNNClassifier</w:t>
       </w:r>
       <w:proofErr w:type="spellEnd"/>
       <w:r>
         <w:rPr>
-          <w:rFonts w:cstheme="minorHAnsi"/>
-          <w:sz w:val="24"/>
-          <w:szCs w:val="24"/>
-        </w:rPr>
-        <w:t>.</w:t>
-      </w:r>
-    </w:p>
-    <w:p>
-      <w:pPr>
-        <w:numPr>
-          <w:ilvl w:val="0"/>
-          <w:numId w:val="97"/>
-        </w:numPr>
-        <w:jc w:val="both"/>
-        <w:rPr>
-          <w:rFonts w:cstheme="minorHAnsi"/>
-          <w:sz w:val="24"/>
-          <w:szCs w:val="24"/>
-        </w:rPr>
-      </w:pPr>
+          <w:rFonts w:ascii="Times New Roman" w:hAnsi="Times New Roman" w:cs="Times New Roman"/>
+          <w:sz w:val="20"/>
+          <w:szCs w:val="20"/>
+        </w:rPr>
+        <w:t xml:space="preserve"> achieved 85-90%, confirming HTM’s superior capability in reconstructing input patterns.</w:t>
+      </w:r>
+    </w:p>
+    <w:p>
+      <w:pPr>
+        <w:jc w:val="both"/>
+        <w:rPr>
+          <w:rFonts w:ascii="Times New Roman" w:hAnsi="Times New Roman" w:cs="Times New Roman"/>
+          <w:sz w:val="20"/>
+          <w:szCs w:val="20"/>
+        </w:rPr>
+      </w:pPr>
+      <w:r>
+        <w:rPr>
+          <w:rFonts w:ascii="Times New Roman" w:hAnsi="Times New Roman" w:cs="Times New Roman"/>
+          <w:sz w:val="20"/>
+          <w:szCs w:val="20"/>
+        </w:rPr>
+        <w:t xml:space="preserve">A key factor contributing to </w:t>
+      </w:r>
       <w:proofErr w:type="spellStart"/>
       <w:r>
         <w:rPr>
-          <w:rFonts w:cstheme="minorHAnsi"/>
-          <w:sz w:val="24"/>
-          <w:szCs w:val="24"/>
-        </w:rPr>
-        <w:t>HTMClassifier</w:t>
+          <w:rFonts w:ascii="Times New Roman" w:hAnsi="Times New Roman" w:cs="Times New Roman"/>
+          <w:sz w:val="20"/>
+          <w:szCs w:val="20"/>
+        </w:rPr>
+        <w:t>HTMClassifier’s</w:t>
       </w:r>
       <w:proofErr w:type="spellEnd"/>
       <w:r>
         <w:rPr>
-          <w:rFonts w:cstheme="minorHAnsi"/>
-          <w:sz w:val="24"/>
-          <w:szCs w:val="24"/>
-        </w:rPr>
-        <w:t xml:space="preserve"> is computationally more efficient during inference since it generalizes learned patterns well, whereas </w:t>
+          <w:rFonts w:ascii="Times New Roman" w:hAnsi="Times New Roman" w:cs="Times New Roman"/>
+          <w:sz w:val="20"/>
+          <w:szCs w:val="20"/>
+        </w:rPr>
+        <w:t xml:space="preserve"> performance is its ability to learn and generalize from SDR patterns, reducing computational complexity during inference. In contrast, </w:t>
       </w:r>
       <w:proofErr w:type="spellStart"/>
       <w:r>
         <w:rPr>
-          <w:rFonts w:cstheme="minorHAnsi"/>
-          <w:sz w:val="24"/>
-          <w:szCs w:val="24"/>
+          <w:rFonts w:ascii="Times New Roman" w:hAnsi="Times New Roman" w:cs="Times New Roman"/>
+          <w:sz w:val="20"/>
+          <w:szCs w:val="20"/>
         </w:rPr>
         <w:t>KNNClassifier</w:t>
       </w:r>
       <w:proofErr w:type="spellEnd"/>
       <w:r>
         <w:rPr>
-          <w:rFonts w:cstheme="minorHAnsi"/>
-          <w:sz w:val="24"/>
-          <w:szCs w:val="24"/>
-        </w:rPr>
-        <w:t xml:space="preserve"> requires distance-based comparisons for every test sample, making it slower.</w:t>
-      </w:r>
-    </w:p>
-    <w:p>
-      <w:pPr>
-        <w:numPr>
-          <w:ilvl w:val="0"/>
-          <w:numId w:val="97"/>
-        </w:numPr>
-        <w:jc w:val="both"/>
-        <w:rPr>
-          <w:rFonts w:cstheme="minorHAnsi"/>
-          <w:sz w:val="24"/>
-          <w:szCs w:val="24"/>
-        </w:rPr>
-      </w:pPr>
-      <w:r>
-        <w:rPr>
-          <w:rFonts w:cstheme="minorHAnsi"/>
-          <w:sz w:val="24"/>
-          <w:szCs w:val="24"/>
-        </w:rPr>
-        <w:t>The Spatial Pooler plays a crucial role in generating high-quality SDRs that allow classifiers to reconstruct input effectively.</w:t>
-      </w:r>
-    </w:p>
-    <w:p>
-      <w:pPr>
-        <w:numPr>
-          <w:ilvl w:val="0"/>
-          <w:numId w:val="97"/>
-        </w:numPr>
-        <w:jc w:val="both"/>
-        <w:rPr>
-          <w:rFonts w:cstheme="minorHAnsi"/>
-          <w:sz w:val="24"/>
-          <w:szCs w:val="24"/>
-        </w:rPr>
-      </w:pPr>
+          <w:rFonts w:ascii="Times New Roman" w:hAnsi="Times New Roman" w:cs="Times New Roman"/>
+          <w:sz w:val="20"/>
+          <w:szCs w:val="20"/>
+        </w:rPr>
+        <w:t xml:space="preserve"> relies on distance-based similarity comparisons, requiring significantly more computational resources to make predictions. The Spatial Pooler also plays a crucial role in ensuring the quality of SDR representations, as strong synaptic connections lead to better pattern retention and improved reconstruction accuracy.</w:t>
+      </w:r>
+    </w:p>
+    <w:p>
+      <w:pPr>
+        <w:jc w:val="both"/>
+        <w:rPr>
+          <w:rFonts w:ascii="Times New Roman" w:hAnsi="Times New Roman" w:cs="Times New Roman"/>
+          <w:sz w:val="20"/>
+          <w:szCs w:val="20"/>
+        </w:rPr>
+      </w:pPr>
+      <w:r>
+        <w:rPr>
+          <w:rFonts w:ascii="Times New Roman" w:hAnsi="Times New Roman" w:cs="Times New Roman"/>
+          <w:sz w:val="20"/>
+          <w:szCs w:val="20"/>
+        </w:rPr>
+        <w:t xml:space="preserve">Beyond performance evaluation, this research highlights </w:t>
+      </w:r>
       <w:proofErr w:type="spellStart"/>
       <w:r>
         <w:rPr>
-          <w:rFonts w:cstheme="minorHAnsi"/>
-          <w:sz w:val="24"/>
-          <w:szCs w:val="24"/>
-        </w:rPr>
-        <w:t>HTMClassifier</w:t>
+          <w:rFonts w:ascii="Times New Roman" w:hAnsi="Times New Roman" w:cs="Times New Roman"/>
+          <w:sz w:val="20"/>
+          <w:szCs w:val="20"/>
+        </w:rPr>
+        <w:t>HTMClassifier’s</w:t>
       </w:r>
       <w:proofErr w:type="spellEnd"/>
       <w:r>
         <w:rPr>
-          <w:rFonts w:cstheme="minorHAnsi"/>
-          <w:sz w:val="24"/>
-          <w:szCs w:val="24"/>
-        </w:rPr>
-        <w:t xml:space="preserve"> generalizes better to unseen data, making it more robust for tasks such as pattern recognition, anomaly detection, and predictive </w:t>
+          <w:rFonts w:ascii="Times New Roman" w:hAnsi="Times New Roman" w:cs="Times New Roman"/>
+          <w:sz w:val="20"/>
+          <w:szCs w:val="20"/>
+        </w:rPr>
+        <w:t xml:space="preserve"> robustness in handling unseen data, making it highly suitable for applications such as pattern recognition, anomaly detection, and predictive </w:t>
       </w:r>
       <w:proofErr w:type="spellStart"/>
       <w:r>
         <w:rPr>
-          <w:rFonts w:cstheme="minorHAnsi"/>
-          <w:sz w:val="24"/>
-          <w:szCs w:val="24"/>
+          <w:rFonts w:ascii="Times New Roman" w:hAnsi="Times New Roman" w:cs="Times New Roman"/>
+          <w:sz w:val="20"/>
+          <w:szCs w:val="20"/>
         </w:rPr>
         <w:t>modeling</w:t>
       </w:r>
       <w:proofErr w:type="spellEnd"/>
       <w:r>
         <w:rPr>
-          <w:rFonts w:cstheme="minorHAnsi"/>
-          <w:sz w:val="24"/>
-          <w:szCs w:val="24"/>
-        </w:rPr>
-        <w:t>.</w:t>
-      </w:r>
-    </w:p>
-    <w:p>
-      <w:pPr>
-        <w:jc w:val="both"/>
-        <w:rPr>
-          <w:rFonts w:cstheme="minorHAnsi"/>
-          <w:sz w:val="24"/>
-          <w:szCs w:val="24"/>
-        </w:rPr>
-      </w:pPr>
-      <w:r>
-        <w:rPr>
-          <w:rFonts w:cstheme="minorHAnsi"/>
-          <w:sz w:val="24"/>
-          <w:szCs w:val="24"/>
-        </w:rPr>
-        <w:t>These findings demonstrate the potential of HTM-based learning systems for various machine learning applications, particularly in scenarios where robust input representation and reconstruction are required. The insights gained from this study contribute to the broader understanding of SDR-based classification models and their role in neural encoding, data recovery, and AI-driven prediction systems.</w:t>
-      </w:r>
-    </w:p>
+          <w:rFonts w:ascii="Times New Roman" w:hAnsi="Times New Roman" w:cs="Times New Roman"/>
+          <w:sz w:val="20"/>
+          <w:szCs w:val="20"/>
+        </w:rPr>
+        <w:t>. The ability of HTM to efficiently process and reconstruct sparse representations makes it an ideal candidate for future advancements in AI-driven systems, data compression, and neuroscience-inspired computing.</w:t>
+      </w:r>
+    </w:p>
+    <w:p>
+      <w:pPr>
+        <w:jc w:val="both"/>
+        <w:rPr>
+          <w:rFonts w:ascii="Times New Roman" w:hAnsi="Times New Roman" w:cs="Times New Roman"/>
+          <w:sz w:val="20"/>
+          <w:szCs w:val="20"/>
+        </w:rPr>
+      </w:pPr>
+      <w:r>
+        <w:rPr>
+          <w:rFonts w:ascii="Times New Roman" w:hAnsi="Times New Roman" w:cs="Times New Roman"/>
+          <w:sz w:val="20"/>
+          <w:szCs w:val="20"/>
+        </w:rPr>
+        <w:t>The findings of this study contribute to the growing field of SDR-based classification and neural encoding, providing valuable insights into how bio-inspired models can enhance machine learning applications. These results set the foundation for further research, including hybrid approaches, spatial pooler optimization, and complex input reconstruction for real-world applications in healthcare, finance, and industrial automation.</w:t>
+      </w:r>
+    </w:p>
+    <w:bookmarkEnd w:id="34"/>
     <w:p>
       <w:pPr>
         <w:jc w:val="both"/>
@@ -12694,29 +12408,29 @@
           <w:sz w:val="24"/>
           <w:szCs w:val="24"/>
         </w:rPr>
+        <w:t>Implementing adaptive learning mechanisms that allow the Spatial Pooler to dynamically adjust its parameters based on input patterns.</w:t>
+      </w:r>
+    </w:p>
+    <w:p>
+      <w:pPr>
+        <w:jc w:val="both"/>
+        <w:rPr>
+          <w:rFonts w:cstheme="minorHAnsi"/>
+          <w:b/>
+          <w:bCs/>
+          <w:sz w:val="24"/>
+          <w:szCs w:val="24"/>
+        </w:rPr>
+      </w:pPr>
+      <w:r>
+        <w:rPr>
+          <w:rFonts w:cstheme="minorHAnsi"/>
+          <w:b/>
+          <w:bCs/>
+          <w:sz w:val="24"/>
+          <w:szCs w:val="24"/>
+        </w:rPr>
         <w:lastRenderedPageBreak/>
-        <w:t>Implementing adaptive learning mechanisms that allow the Spatial Pooler to dynamically adjust its parameters based on input patterns.</w:t>
-      </w:r>
-    </w:p>
-    <w:p>
-      <w:pPr>
-        <w:jc w:val="both"/>
-        <w:rPr>
-          <w:rFonts w:cstheme="minorHAnsi"/>
-          <w:b/>
-          <w:bCs/>
-          <w:sz w:val="24"/>
-          <w:szCs w:val="24"/>
-        </w:rPr>
-      </w:pPr>
-      <w:r>
-        <w:rPr>
-          <w:rFonts w:cstheme="minorHAnsi"/>
-          <w:b/>
-          <w:bCs/>
-          <w:sz w:val="24"/>
-          <w:szCs w:val="24"/>
-        </w:rPr>
         <w:t>Extending the System to Handle More Complex Input Types</w:t>
       </w:r>
     </w:p>
@@ -13254,7 +12968,6 @@
           <w:sz w:val="24"/>
           <w:szCs w:val="24"/>
         </w:rPr>
-        <w:lastRenderedPageBreak/>
         <w:t>T. Mitchell, </w:t>
       </w:r>
       <w:r>
@@ -13306,6 +13019,7 @@
           <w:sz w:val="24"/>
           <w:szCs w:val="24"/>
         </w:rPr>
+        <w:lastRenderedPageBreak/>
         <w:t>C. M. Bishop, </w:t>
       </w:r>
       <w:r>
@@ -13358,7 +13072,7 @@
           <w:szCs w:val="24"/>
         </w:rPr>
         <w:pict w14:anchorId="2C4608FC">
-          <v:rect id="_x0000_i1477" style="width:0;height:.75pt" o:hralign="center" o:hrstd="t" o:hrnoshade="t" o:hr="t" fillcolor="#f8faff" stroked="f"/>
+          <v:rect id="_x0000_i1033" style="width:0;height:.75pt" o:hralign="center" o:hrstd="t" o:hrnoshade="t" o:hr="t" fillcolor="#f8faff" stroked="f"/>
         </w:pict>
       </w:r>
     </w:p>
@@ -13563,11 +13277,6 @@
     <w:p>
       <w:pPr>
         <w:jc w:val="both"/>
-        <w:rPr>
-          <w:rFonts w:cstheme="minorHAnsi"/>
-          <w:sz w:val="24"/>
-          <w:szCs w:val="24"/>
-        </w:rPr>
       </w:pPr>
       <w:r>
         <w:rPr>
@@ -13741,211 +13450,139 @@
         <w:jc w:val="both"/>
       </w:pPr>
       <w:r>
-        <w:br/>
-      </w:r>
-      <w:r>
-        <w:br/>
-      </w:r>
-      <w:r>
-        <w:t>[1] Hawkins, J., &amp; Ahmad, S. (2016). Why Neurons Have Thousands of Synapses, a Theory of Sequence Memory in Neocortex. </w:t>
+        <w:t>[5] Smith, J., et al. (2019). Deep Learning for Automated Encoder Discovery in HTM. </w:t>
       </w:r>
       <w:r>
         <w:rPr>
           <w:i/>
           <w:iCs/>
         </w:rPr>
-        <w:t>Frontiers in Neural Circuits</w:t>
-      </w:r>
-      <w:r>
-        <w:t>, 10, 23.</w:t>
+        <w:t>Journal of Machine Learning Research</w:t>
+      </w:r>
+      <w:r>
+        <w:t>, 20, 1-25.</w:t>
       </w:r>
       <w:r>
         <w:br/>
-        <w:t>[2] Cui, Y., Ahmad, S., &amp; Hawkins, J. (2017). The HTM Spatial Pooler: A Neocortical Algorithm for Online Sparse Distributed Coding. </w:t>
+        <w:t xml:space="preserve">[6] </w:t>
+      </w:r>
+      <w:proofErr w:type="spellStart"/>
+      <w:r>
+        <w:t>Mnatzaganian</w:t>
+      </w:r>
+      <w:proofErr w:type="spellEnd"/>
+      <w:r>
+        <w:t xml:space="preserve">, J., </w:t>
+      </w:r>
+      <w:proofErr w:type="spellStart"/>
+      <w:r>
+        <w:t>Fokoué</w:t>
+      </w:r>
+      <w:proofErr w:type="spellEnd"/>
+      <w:r>
+        <w:t xml:space="preserve">, E., &amp; </w:t>
+      </w:r>
+      <w:proofErr w:type="spellStart"/>
+      <w:r>
+        <w:t>Kudithipudi</w:t>
+      </w:r>
+      <w:proofErr w:type="spellEnd"/>
+      <w:r>
+        <w:t>, D. (2017). A Mathematical Formalization of Hierarchical Temporal Memory’s Spatial Pooler. </w:t>
       </w:r>
       <w:r>
         <w:rPr>
           <w:i/>
           <w:iCs/>
         </w:rPr>
-        <w:t>Frontiers in Computational Neuroscience</w:t>
-      </w:r>
-      <w:r>
-        <w:t>, 11, 111.</w:t>
-      </w:r>
-      <w:r>
-        <w:br/>
-        <w:t>[3] Ahmad, S., &amp; Hawkins, J. (2015). Properties of Sparse Distributed Representations and their Application to Hierarchical Temporal Memory. </w:t>
-      </w:r>
-      <w:proofErr w:type="spellStart"/>
+        <w:t>Frontiers in Robotics and AI</w:t>
+      </w:r>
+      <w:r>
+        <w:t>, 3, 81.</w:t>
+      </w:r>
+    </w:p>
+    <w:p>
+      <w:pPr>
+        <w:jc w:val="both"/>
+        <w:rPr>
+          <w:rFonts w:cstheme="minorHAnsi"/>
+          <w:sz w:val="24"/>
+          <w:szCs w:val="24"/>
+        </w:rPr>
+      </w:pPr>
+      <w:r>
+        <w:t>[</w:t>
+      </w:r>
+      <w:r>
+        <w:t>7</w:t>
+      </w:r>
+      <w:r>
+        <w:t>] Rodriguez-Lujan, I., et al. (2018). Self-Supervised Learning for Robust Encoders in HTM. </w:t>
+      </w:r>
       <w:r>
         <w:rPr>
           <w:i/>
           <w:iCs/>
         </w:rPr>
-        <w:t>arXiv</w:t>
-      </w:r>
-      <w:proofErr w:type="spellEnd"/>
+        <w:t>Neural Networks</w:t>
+      </w:r>
+      <w:r>
+        <w:t>, 98, 1-10.</w:t>
+      </w:r>
+      <w:r>
+        <w:br/>
+        <w:t>[</w:t>
+      </w:r>
+      <w:r>
+        <w:t>8</w:t>
+      </w:r>
+      <w:r>
+        <w:t>] George, D., &amp; Hawkins, J. (2009). Towards a Mathematical Theory of Cortical Micro-circuits. </w:t>
+      </w:r>
+      <w:proofErr w:type="spellStart"/>
       <w:r>
         <w:rPr>
           <w:i/>
           <w:iCs/>
         </w:rPr>
-        <w:t xml:space="preserve"> preprint arXiv:1503.07469</w:t>
-      </w:r>
-      <w:r>
-        <w:t>.</w:t>
-      </w:r>
-      <w:r>
-        <w:br/>
-        <w:t>[4] Rodriguez-Lujan, I., et al. (2018). Self-Supervised Learning for Robust Encoders in HTM. </w:t>
-      </w:r>
+        <w:t>PLoS</w:t>
+      </w:r>
+      <w:proofErr w:type="spellEnd"/>
       <w:r>
         <w:rPr>
           <w:i/>
           <w:iCs/>
         </w:rPr>
-        <w:t>Neural Networks</w:t>
-      </w:r>
-      <w:r>
-        <w:t>, 98, 1-10.</w:t>
-      </w:r>
-      <w:r>
-        <w:br/>
-        <w:t>[5] Smith, J., et al. (2019). Deep Learning for Automated Encoder Discovery in HTM. </w:t>
-      </w:r>
-      <w:r>
-        <w:rPr>
-          <w:i/>
-          <w:iCs/>
-        </w:rPr>
-        <w:t>Journal of Machine Learning Research</w:t>
-      </w:r>
-      <w:r>
-        <w:t>, 20, 1-25.</w:t>
-      </w:r>
-      <w:r>
-        <w:br/>
-        <w:t xml:space="preserve">[6] </w:t>
-      </w:r>
-      <w:proofErr w:type="spellStart"/>
-      <w:r>
-        <w:t>Mnatzaganian</w:t>
-      </w:r>
-      <w:proofErr w:type="spellEnd"/>
-      <w:r>
-        <w:t xml:space="preserve">, J., </w:t>
-      </w:r>
-      <w:proofErr w:type="spellStart"/>
-      <w:r>
-        <w:t>Fokoué</w:t>
-      </w:r>
-      <w:proofErr w:type="spellEnd"/>
-      <w:r>
-        <w:t xml:space="preserve">, E., &amp; </w:t>
-      </w:r>
-      <w:proofErr w:type="spellStart"/>
-      <w:r>
-        <w:t>Kudithipudi</w:t>
-      </w:r>
-      <w:proofErr w:type="spellEnd"/>
-      <w:r>
-        <w:t>, D. (2017). A Mathematical Formalization of Hierarchical Temporal Memory’s Spatial Pooler. </w:t>
-      </w:r>
-      <w:r>
-        <w:rPr>
-          <w:i/>
-          <w:iCs/>
-        </w:rPr>
-        <w:t>Frontiers in Robotics and AI</w:t>
-      </w:r>
-      <w:r>
-        <w:t>, 3, 81.</w:t>
-      </w:r>
-      <w:r>
-        <w:br/>
-        <w:t>[7] Thornton, C., et al. (2013). Understanding the Input to the Spatial Pooler in Hierarchical Temporal Memory. </w:t>
-      </w:r>
-      <w:r>
-        <w:rPr>
-          <w:i/>
-          <w:iCs/>
-        </w:rPr>
-        <w:t>Neural Networks</w:t>
-      </w:r>
-      <w:r>
-        <w:t>, 45, 1-10.</w:t>
-      </w:r>
-      <w:r>
-        <w:br/>
-        <w:t xml:space="preserve">[8] Cui, Y., et al. (2016). Online Sequence Learning with </w:t>
-      </w:r>
-      <w:proofErr w:type="spellStart"/>
-      <w:r>
-        <w:t>HTMClassifier</w:t>
-      </w:r>
-      <w:proofErr w:type="spellEnd"/>
-      <w:r>
-        <w:t>. </w:t>
-      </w:r>
-      <w:r>
-        <w:rPr>
-          <w:i/>
-          <w:iCs/>
-        </w:rPr>
-        <w:t>Frontiers in Computational Neuroscience</w:t>
-      </w:r>
-      <w:r>
-        <w:t>, 10, 45.</w:t>
-      </w:r>
-      <w:r>
-        <w:br/>
-      </w:r>
-      <w:r>
-        <w:lastRenderedPageBreak/>
-        <w:t xml:space="preserve">[9] Cover, T., &amp; Hart, P. (1967). Nearest </w:t>
-      </w:r>
-      <w:proofErr w:type="spellStart"/>
-      <w:r>
-        <w:t>Neighbor</w:t>
-      </w:r>
-      <w:proofErr w:type="spellEnd"/>
-      <w:r>
-        <w:t xml:space="preserve"> Pattern Classification. </w:t>
-      </w:r>
-      <w:r>
-        <w:rPr>
-          <w:i/>
-          <w:iCs/>
-        </w:rPr>
-        <w:t>IEEE Transactions on Information Theory</w:t>
-      </w:r>
-      <w:r>
-        <w:t>, 13(1), 21-27.</w:t>
-      </w:r>
-      <w:r>
-        <w:br/>
-        <w:t>[10] George, D., &amp; Hawkins, J. (2009). Towards a Mathematical Theory of Cortical Micro-circuits. </w:t>
-      </w:r>
-      <w:proofErr w:type="spellStart"/>
-      <w:r>
-        <w:rPr>
-          <w:i/>
-          <w:iCs/>
-        </w:rPr>
-        <w:t>PLoS</w:t>
-      </w:r>
-      <w:proofErr w:type="spellEnd"/>
-      <w:r>
-        <w:rPr>
-          <w:i/>
-          <w:iCs/>
-        </w:rPr>
         <w:t xml:space="preserve"> Computational Biology</w:t>
       </w:r>
       <w:r>
         <w:t>, 5(10), e1000532.</w:t>
       </w:r>
+    </w:p>
+    <w:p>
+      <w:pPr>
+        <w:jc w:val="both"/>
+      </w:pPr>
+    </w:p>
+    <w:p>
+      <w:pPr>
+        <w:jc w:val="both"/>
+      </w:pPr>
+    </w:p>
+    <w:p>
+      <w:pPr>
+        <w:jc w:val="both"/>
+      </w:pPr>
+    </w:p>
+    <w:p>
+      <w:pPr>
+        <w:jc w:val="both"/>
+      </w:pPr>
+    </w:p>
+    <w:p>
+      <w:pPr>
+        <w:jc w:val="both"/>
+      </w:pPr>
     </w:p>
     <w:p>
       <w:pPr>
@@ -15202,6 +14839,119 @@
     </w:lvl>
   </w:abstractNum>
   <w:abstractNum w:abstractNumId="9" w15:restartNumberingAfterBreak="0">
+    <w:nsid w:val="082806C8"/>
+    <w:multiLevelType w:val="hybridMultilevel"/>
+    <w:tmpl w:val="C1882AB4"/>
+    <w:lvl w:ilvl="0" w:tplc="40090001">
+      <w:start w:val="1"/>
+      <w:numFmt w:val="bullet"/>
+      <w:lvlText w:val=""/>
+      <w:lvlJc w:val="left"/>
+      <w:pPr>
+        <w:ind w:left="720" w:hanging="360"/>
+      </w:pPr>
+      <w:rPr>
+        <w:rFonts w:ascii="Symbol" w:hAnsi="Symbol" w:hint="default"/>
+      </w:rPr>
+    </w:lvl>
+    <w:lvl w:ilvl="1" w:tplc="40090003" w:tentative="1">
+      <w:start w:val="1"/>
+      <w:numFmt w:val="bullet"/>
+      <w:lvlText w:val="o"/>
+      <w:lvlJc w:val="left"/>
+      <w:pPr>
+        <w:ind w:left="1440" w:hanging="360"/>
+      </w:pPr>
+      <w:rPr>
+        <w:rFonts w:ascii="Courier New" w:hAnsi="Courier New" w:cs="Courier New" w:hint="default"/>
+      </w:rPr>
+    </w:lvl>
+    <w:lvl w:ilvl="2" w:tplc="40090005" w:tentative="1">
+      <w:start w:val="1"/>
+      <w:numFmt w:val="bullet"/>
+      <w:lvlText w:val=""/>
+      <w:lvlJc w:val="left"/>
+      <w:pPr>
+        <w:ind w:left="2160" w:hanging="360"/>
+      </w:pPr>
+      <w:rPr>
+        <w:rFonts w:ascii="Wingdings" w:hAnsi="Wingdings" w:hint="default"/>
+      </w:rPr>
+    </w:lvl>
+    <w:lvl w:ilvl="3" w:tplc="40090001" w:tentative="1">
+      <w:start w:val="1"/>
+      <w:numFmt w:val="bullet"/>
+      <w:lvlText w:val=""/>
+      <w:lvlJc w:val="left"/>
+      <w:pPr>
+        <w:ind w:left="2880" w:hanging="360"/>
+      </w:pPr>
+      <w:rPr>
+        <w:rFonts w:ascii="Symbol" w:hAnsi="Symbol" w:hint="default"/>
+      </w:rPr>
+    </w:lvl>
+    <w:lvl w:ilvl="4" w:tplc="40090003" w:tentative="1">
+      <w:start w:val="1"/>
+      <w:numFmt w:val="bullet"/>
+      <w:lvlText w:val="o"/>
+      <w:lvlJc w:val="left"/>
+      <w:pPr>
+        <w:ind w:left="3600" w:hanging="360"/>
+      </w:pPr>
+      <w:rPr>
+        <w:rFonts w:ascii="Courier New" w:hAnsi="Courier New" w:cs="Courier New" w:hint="default"/>
+      </w:rPr>
+    </w:lvl>
+    <w:lvl w:ilvl="5" w:tplc="40090005" w:tentative="1">
+      <w:start w:val="1"/>
+      <w:numFmt w:val="bullet"/>
+      <w:lvlText w:val=""/>
+      <w:lvlJc w:val="left"/>
+      <w:pPr>
+        <w:ind w:left="4320" w:hanging="360"/>
+      </w:pPr>
+      <w:rPr>
+        <w:rFonts w:ascii="Wingdings" w:hAnsi="Wingdings" w:hint="default"/>
+      </w:rPr>
+    </w:lvl>
+    <w:lvl w:ilvl="6" w:tplc="40090001" w:tentative="1">
+      <w:start w:val="1"/>
+      <w:numFmt w:val="bullet"/>
+      <w:lvlText w:val=""/>
+      <w:lvlJc w:val="left"/>
+      <w:pPr>
+        <w:ind w:left="5040" w:hanging="360"/>
+      </w:pPr>
+      <w:rPr>
+        <w:rFonts w:ascii="Symbol" w:hAnsi="Symbol" w:hint="default"/>
+      </w:rPr>
+    </w:lvl>
+    <w:lvl w:ilvl="7" w:tplc="40090003" w:tentative="1">
+      <w:start w:val="1"/>
+      <w:numFmt w:val="bullet"/>
+      <w:lvlText w:val="o"/>
+      <w:lvlJc w:val="left"/>
+      <w:pPr>
+        <w:ind w:left="5760" w:hanging="360"/>
+      </w:pPr>
+      <w:rPr>
+        <w:rFonts w:ascii="Courier New" w:hAnsi="Courier New" w:cs="Courier New" w:hint="default"/>
+      </w:rPr>
+    </w:lvl>
+    <w:lvl w:ilvl="8" w:tplc="40090005" w:tentative="1">
+      <w:start w:val="1"/>
+      <w:numFmt w:val="bullet"/>
+      <w:lvlText w:val=""/>
+      <w:lvlJc w:val="left"/>
+      <w:pPr>
+        <w:ind w:left="6480" w:hanging="360"/>
+      </w:pPr>
+      <w:rPr>
+        <w:rFonts w:ascii="Wingdings" w:hAnsi="Wingdings" w:hint="default"/>
+      </w:rPr>
+    </w:lvl>
+  </w:abstractNum>
+  <w:abstractNum w:abstractNumId="10" w15:restartNumberingAfterBreak="0">
     <w:nsid w:val="08636C3B"/>
     <w:multiLevelType w:val="multilevel"/>
     <w:tmpl w:val="BDFC0CDC"/>
@@ -15314,7 +15064,7 @@
       </w:pPr>
     </w:lvl>
   </w:abstractNum>
-  <w:abstractNum w:abstractNumId="10" w15:restartNumberingAfterBreak="0">
+  <w:abstractNum w:abstractNumId="11" w15:restartNumberingAfterBreak="0">
     <w:nsid w:val="0A5A4E43"/>
     <w:multiLevelType w:val="multilevel"/>
     <w:tmpl w:val="623E7BE6"/>
@@ -15427,7 +15177,7 @@
       </w:pPr>
     </w:lvl>
   </w:abstractNum>
-  <w:abstractNum w:abstractNumId="11" w15:restartNumberingAfterBreak="0">
+  <w:abstractNum w:abstractNumId="12" w15:restartNumberingAfterBreak="0">
     <w:nsid w:val="0A9101EF"/>
     <w:multiLevelType w:val="multilevel"/>
     <w:tmpl w:val="99C8094A"/>
@@ -15540,7 +15290,7 @@
       </w:pPr>
     </w:lvl>
   </w:abstractNum>
-  <w:abstractNum w:abstractNumId="12" w15:restartNumberingAfterBreak="0">
+  <w:abstractNum w:abstractNumId="13" w15:restartNumberingAfterBreak="0">
     <w:nsid w:val="0AE7026C"/>
     <w:multiLevelType w:val="multilevel"/>
     <w:tmpl w:val="4D10C658"/>
@@ -15689,7 +15439,7 @@
       </w:rPr>
     </w:lvl>
   </w:abstractNum>
-  <w:abstractNum w:abstractNumId="13" w15:restartNumberingAfterBreak="0">
+  <w:abstractNum w:abstractNumId="14" w15:restartNumberingAfterBreak="0">
     <w:nsid w:val="0BF30A66"/>
     <w:multiLevelType w:val="multilevel"/>
     <w:tmpl w:val="4C688280"/>
@@ -15802,7 +15552,7 @@
       </w:pPr>
     </w:lvl>
   </w:abstractNum>
-  <w:abstractNum w:abstractNumId="14" w15:restartNumberingAfterBreak="0">
+  <w:abstractNum w:abstractNumId="15" w15:restartNumberingAfterBreak="0">
     <w:nsid w:val="0D0E7E5A"/>
     <w:multiLevelType w:val="multilevel"/>
     <w:tmpl w:val="0F1E4652"/>
@@ -15951,7 +15701,7 @@
       </w:rPr>
     </w:lvl>
   </w:abstractNum>
-  <w:abstractNum w:abstractNumId="15" w15:restartNumberingAfterBreak="0">
+  <w:abstractNum w:abstractNumId="16" w15:restartNumberingAfterBreak="0">
     <w:nsid w:val="0E0E5655"/>
     <w:multiLevelType w:val="multilevel"/>
     <w:tmpl w:val="86E8DB42"/>
@@ -16068,7 +15818,7 @@
       </w:pPr>
     </w:lvl>
   </w:abstractNum>
-  <w:abstractNum w:abstractNumId="16" w15:restartNumberingAfterBreak="0">
+  <w:abstractNum w:abstractNumId="17" w15:restartNumberingAfterBreak="0">
     <w:nsid w:val="10DF7228"/>
     <w:multiLevelType w:val="multilevel"/>
     <w:tmpl w:val="53C88814"/>
@@ -16217,7 +15967,7 @@
       </w:rPr>
     </w:lvl>
   </w:abstractNum>
-  <w:abstractNum w:abstractNumId="17" w15:restartNumberingAfterBreak="0">
+  <w:abstractNum w:abstractNumId="18" w15:restartNumberingAfterBreak="0">
     <w:nsid w:val="117A26FA"/>
     <w:multiLevelType w:val="multilevel"/>
     <w:tmpl w:val="16BEFF44"/>
@@ -16366,7 +16116,7 @@
       </w:rPr>
     </w:lvl>
   </w:abstractNum>
-  <w:abstractNum w:abstractNumId="18" w15:restartNumberingAfterBreak="0">
+  <w:abstractNum w:abstractNumId="19" w15:restartNumberingAfterBreak="0">
     <w:nsid w:val="16183CEB"/>
     <w:multiLevelType w:val="multilevel"/>
     <w:tmpl w:val="AA9CBACE"/>
@@ -16483,7 +16233,7 @@
       </w:pPr>
     </w:lvl>
   </w:abstractNum>
-  <w:abstractNum w:abstractNumId="19" w15:restartNumberingAfterBreak="0">
+  <w:abstractNum w:abstractNumId="20" w15:restartNumberingAfterBreak="0">
     <w:nsid w:val="1638051D"/>
     <w:multiLevelType w:val="multilevel"/>
     <w:tmpl w:val="CC22F3BE"/>
@@ -16632,7 +16382,7 @@
       </w:rPr>
     </w:lvl>
   </w:abstractNum>
-  <w:abstractNum w:abstractNumId="20" w15:restartNumberingAfterBreak="0">
+  <w:abstractNum w:abstractNumId="21" w15:restartNumberingAfterBreak="0">
     <w:nsid w:val="17DA4897"/>
     <w:multiLevelType w:val="multilevel"/>
     <w:tmpl w:val="26DE78AC"/>
@@ -16749,7 +16499,7 @@
       </w:pPr>
     </w:lvl>
   </w:abstractNum>
-  <w:abstractNum w:abstractNumId="21" w15:restartNumberingAfterBreak="0">
+  <w:abstractNum w:abstractNumId="22" w15:restartNumberingAfterBreak="0">
     <w:nsid w:val="18176F56"/>
     <w:multiLevelType w:val="multilevel"/>
     <w:tmpl w:val="2CAE8280"/>
@@ -16898,7 +16648,7 @@
       </w:rPr>
     </w:lvl>
   </w:abstractNum>
-  <w:abstractNum w:abstractNumId="22" w15:restartNumberingAfterBreak="0">
+  <w:abstractNum w:abstractNumId="23" w15:restartNumberingAfterBreak="0">
     <w:nsid w:val="1B1933CF"/>
     <w:multiLevelType w:val="multilevel"/>
     <w:tmpl w:val="62AE0A94"/>
@@ -17047,7 +16797,7 @@
       </w:rPr>
     </w:lvl>
   </w:abstractNum>
-  <w:abstractNum w:abstractNumId="23" w15:restartNumberingAfterBreak="0">
+  <w:abstractNum w:abstractNumId="24" w15:restartNumberingAfterBreak="0">
     <w:nsid w:val="1C4C4C14"/>
     <w:multiLevelType w:val="multilevel"/>
     <w:tmpl w:val="62AE0A94"/>
@@ -17196,7 +16946,7 @@
       </w:rPr>
     </w:lvl>
   </w:abstractNum>
-  <w:abstractNum w:abstractNumId="24" w15:restartNumberingAfterBreak="0">
+  <w:abstractNum w:abstractNumId="25" w15:restartNumberingAfterBreak="0">
     <w:nsid w:val="1C7B5D90"/>
     <w:multiLevelType w:val="multilevel"/>
     <w:tmpl w:val="381AA42E"/>
@@ -17309,7 +17059,7 @@
       </w:pPr>
     </w:lvl>
   </w:abstractNum>
-  <w:abstractNum w:abstractNumId="25" w15:restartNumberingAfterBreak="0">
+  <w:abstractNum w:abstractNumId="26" w15:restartNumberingAfterBreak="0">
     <w:nsid w:val="1CFF1030"/>
     <w:multiLevelType w:val="multilevel"/>
     <w:tmpl w:val="4B543C6C"/>
@@ -17430,7 +17180,7 @@
       </w:pPr>
     </w:lvl>
   </w:abstractNum>
-  <w:abstractNum w:abstractNumId="26" w15:restartNumberingAfterBreak="0">
+  <w:abstractNum w:abstractNumId="27" w15:restartNumberingAfterBreak="0">
     <w:nsid w:val="1D70094F"/>
     <w:multiLevelType w:val="multilevel"/>
     <w:tmpl w:val="62AE0A94"/>
@@ -17579,7 +17329,7 @@
       </w:rPr>
     </w:lvl>
   </w:abstractNum>
-  <w:abstractNum w:abstractNumId="27" w15:restartNumberingAfterBreak="0">
+  <w:abstractNum w:abstractNumId="28" w15:restartNumberingAfterBreak="0">
     <w:nsid w:val="1F3E4BE8"/>
     <w:multiLevelType w:val="multilevel"/>
     <w:tmpl w:val="A5B82332"/>
@@ -17728,7 +17478,7 @@
       </w:rPr>
     </w:lvl>
   </w:abstractNum>
-  <w:abstractNum w:abstractNumId="28" w15:restartNumberingAfterBreak="0">
+  <w:abstractNum w:abstractNumId="29" w15:restartNumberingAfterBreak="0">
     <w:nsid w:val="21C12079"/>
     <w:multiLevelType w:val="multilevel"/>
     <w:tmpl w:val="62AE0A94"/>
@@ -17877,7 +17627,7 @@
       </w:rPr>
     </w:lvl>
   </w:abstractNum>
-  <w:abstractNum w:abstractNumId="29" w15:restartNumberingAfterBreak="0">
+  <w:abstractNum w:abstractNumId="30" w15:restartNumberingAfterBreak="0">
     <w:nsid w:val="23CC7554"/>
     <w:multiLevelType w:val="multilevel"/>
     <w:tmpl w:val="62AE0A94"/>
@@ -18026,7 +17776,7 @@
       </w:rPr>
     </w:lvl>
   </w:abstractNum>
-  <w:abstractNum w:abstractNumId="30" w15:restartNumberingAfterBreak="0">
+  <w:abstractNum w:abstractNumId="31" w15:restartNumberingAfterBreak="0">
     <w:nsid w:val="23DB3485"/>
     <w:multiLevelType w:val="multilevel"/>
     <w:tmpl w:val="62AE0A94"/>
@@ -18175,7 +17925,7 @@
       </w:rPr>
     </w:lvl>
   </w:abstractNum>
-  <w:abstractNum w:abstractNumId="31" w15:restartNumberingAfterBreak="0">
+  <w:abstractNum w:abstractNumId="32" w15:restartNumberingAfterBreak="0">
     <w:nsid w:val="253179F0"/>
     <w:multiLevelType w:val="multilevel"/>
     <w:tmpl w:val="89D42E3C"/>
@@ -18324,7 +18074,7 @@
       </w:rPr>
     </w:lvl>
   </w:abstractNum>
-  <w:abstractNum w:abstractNumId="32" w15:restartNumberingAfterBreak="0">
+  <w:abstractNum w:abstractNumId="33" w15:restartNumberingAfterBreak="0">
     <w:nsid w:val="265F4520"/>
     <w:multiLevelType w:val="multilevel"/>
     <w:tmpl w:val="360A7898"/>
@@ -18473,7 +18223,7 @@
       </w:rPr>
     </w:lvl>
   </w:abstractNum>
-  <w:abstractNum w:abstractNumId="33" w15:restartNumberingAfterBreak="0">
+  <w:abstractNum w:abstractNumId="34" w15:restartNumberingAfterBreak="0">
     <w:nsid w:val="26637051"/>
     <w:multiLevelType w:val="multilevel"/>
     <w:tmpl w:val="66543968"/>
@@ -18586,7 +18336,7 @@
       </w:pPr>
     </w:lvl>
   </w:abstractNum>
-  <w:abstractNum w:abstractNumId="34" w15:restartNumberingAfterBreak="0">
+  <w:abstractNum w:abstractNumId="35" w15:restartNumberingAfterBreak="0">
     <w:nsid w:val="28E62904"/>
     <w:multiLevelType w:val="multilevel"/>
     <w:tmpl w:val="6CCE935E"/>
@@ -18735,7 +18485,7 @@
       </w:rPr>
     </w:lvl>
   </w:abstractNum>
-  <w:abstractNum w:abstractNumId="35" w15:restartNumberingAfterBreak="0">
+  <w:abstractNum w:abstractNumId="36" w15:restartNumberingAfterBreak="0">
     <w:nsid w:val="294911F1"/>
     <w:multiLevelType w:val="multilevel"/>
     <w:tmpl w:val="0A1AC8A8"/>
@@ -18884,7 +18634,7 @@
       </w:rPr>
     </w:lvl>
   </w:abstractNum>
-  <w:abstractNum w:abstractNumId="36" w15:restartNumberingAfterBreak="0">
+  <w:abstractNum w:abstractNumId="37" w15:restartNumberingAfterBreak="0">
     <w:nsid w:val="29F55848"/>
     <w:multiLevelType w:val="multilevel"/>
     <w:tmpl w:val="62AE0A94"/>
@@ -19033,7 +18783,7 @@
       </w:rPr>
     </w:lvl>
   </w:abstractNum>
-  <w:abstractNum w:abstractNumId="37" w15:restartNumberingAfterBreak="0">
+  <w:abstractNum w:abstractNumId="38" w15:restartNumberingAfterBreak="0">
     <w:nsid w:val="2A070B97"/>
     <w:multiLevelType w:val="multilevel"/>
     <w:tmpl w:val="C84EFB5C"/>
@@ -19146,7 +18896,7 @@
       </w:pPr>
     </w:lvl>
   </w:abstractNum>
-  <w:abstractNum w:abstractNumId="38" w15:restartNumberingAfterBreak="0">
+  <w:abstractNum w:abstractNumId="39" w15:restartNumberingAfterBreak="0">
     <w:nsid w:val="2A6650E9"/>
     <w:multiLevelType w:val="multilevel"/>
     <w:tmpl w:val="90E4F3E2"/>
@@ -19268,7 +19018,7 @@
       </w:rPr>
     </w:lvl>
   </w:abstractNum>
-  <w:abstractNum w:abstractNumId="39" w15:restartNumberingAfterBreak="0">
+  <w:abstractNum w:abstractNumId="40" w15:restartNumberingAfterBreak="0">
     <w:nsid w:val="2FB028D3"/>
     <w:multiLevelType w:val="multilevel"/>
     <w:tmpl w:val="CA0EF8F6"/>
@@ -19417,7 +19167,7 @@
       </w:rPr>
     </w:lvl>
   </w:abstractNum>
-  <w:abstractNum w:abstractNumId="40" w15:restartNumberingAfterBreak="0">
+  <w:abstractNum w:abstractNumId="41" w15:restartNumberingAfterBreak="0">
     <w:nsid w:val="30B01C62"/>
     <w:multiLevelType w:val="multilevel"/>
     <w:tmpl w:val="47B8B9C6"/>
@@ -19566,7 +19316,7 @@
       </w:rPr>
     </w:lvl>
   </w:abstractNum>
-  <w:abstractNum w:abstractNumId="41" w15:restartNumberingAfterBreak="0">
+  <w:abstractNum w:abstractNumId="42" w15:restartNumberingAfterBreak="0">
     <w:nsid w:val="31B40DB4"/>
     <w:multiLevelType w:val="multilevel"/>
     <w:tmpl w:val="B07AEB02"/>
@@ -19715,7 +19465,7 @@
       </w:rPr>
     </w:lvl>
   </w:abstractNum>
-  <w:abstractNum w:abstractNumId="42" w15:restartNumberingAfterBreak="0">
+  <w:abstractNum w:abstractNumId="43" w15:restartNumberingAfterBreak="0">
     <w:nsid w:val="325D692F"/>
     <w:multiLevelType w:val="multilevel"/>
     <w:tmpl w:val="ED8A63B8"/>
@@ -19864,7 +19614,7 @@
       </w:rPr>
     </w:lvl>
   </w:abstractNum>
-  <w:abstractNum w:abstractNumId="43" w15:restartNumberingAfterBreak="0">
+  <w:abstractNum w:abstractNumId="44" w15:restartNumberingAfterBreak="0">
     <w:nsid w:val="34555AF4"/>
     <w:multiLevelType w:val="multilevel"/>
     <w:tmpl w:val="62AE0A94"/>
@@ -20013,7 +19763,7 @@
       </w:rPr>
     </w:lvl>
   </w:abstractNum>
-  <w:abstractNum w:abstractNumId="44" w15:restartNumberingAfterBreak="0">
+  <w:abstractNum w:abstractNumId="45" w15:restartNumberingAfterBreak="0">
     <w:nsid w:val="36C275BB"/>
     <w:multiLevelType w:val="multilevel"/>
     <w:tmpl w:val="9F3C62C8"/>
@@ -20126,7 +19876,7 @@
       </w:pPr>
     </w:lvl>
   </w:abstractNum>
-  <w:abstractNum w:abstractNumId="45" w15:restartNumberingAfterBreak="0">
+  <w:abstractNum w:abstractNumId="46" w15:restartNumberingAfterBreak="0">
     <w:nsid w:val="36F50EF2"/>
     <w:multiLevelType w:val="multilevel"/>
     <w:tmpl w:val="F95E5858"/>
@@ -20239,7 +19989,7 @@
       </w:pPr>
     </w:lvl>
   </w:abstractNum>
-  <w:abstractNum w:abstractNumId="46" w15:restartNumberingAfterBreak="0">
+  <w:abstractNum w:abstractNumId="47" w15:restartNumberingAfterBreak="0">
     <w:nsid w:val="375D3806"/>
     <w:multiLevelType w:val="multilevel"/>
     <w:tmpl w:val="07FC95FE"/>
@@ -20388,7 +20138,7 @@
       </w:rPr>
     </w:lvl>
   </w:abstractNum>
-  <w:abstractNum w:abstractNumId="47" w15:restartNumberingAfterBreak="0">
+  <w:abstractNum w:abstractNumId="48" w15:restartNumberingAfterBreak="0">
     <w:nsid w:val="38B71461"/>
     <w:multiLevelType w:val="multilevel"/>
     <w:tmpl w:val="62AE0A94"/>
@@ -20537,7 +20287,7 @@
       </w:rPr>
     </w:lvl>
   </w:abstractNum>
-  <w:abstractNum w:abstractNumId="48" w15:restartNumberingAfterBreak="0">
+  <w:abstractNum w:abstractNumId="49" w15:restartNumberingAfterBreak="0">
     <w:nsid w:val="3CAC52F8"/>
     <w:multiLevelType w:val="multilevel"/>
     <w:tmpl w:val="5420BA8C"/>
@@ -20686,7 +20436,7 @@
       </w:rPr>
     </w:lvl>
   </w:abstractNum>
-  <w:abstractNum w:abstractNumId="49" w15:restartNumberingAfterBreak="0">
+  <w:abstractNum w:abstractNumId="50" w15:restartNumberingAfterBreak="0">
     <w:nsid w:val="3DA647FA"/>
     <w:multiLevelType w:val="multilevel"/>
     <w:tmpl w:val="62AE0A94"/>
@@ -20835,7 +20585,7 @@
       </w:rPr>
     </w:lvl>
   </w:abstractNum>
-  <w:abstractNum w:abstractNumId="50" w15:restartNumberingAfterBreak="0">
+  <w:abstractNum w:abstractNumId="51" w15:restartNumberingAfterBreak="0">
     <w:nsid w:val="3E6F5B8B"/>
     <w:multiLevelType w:val="multilevel"/>
     <w:tmpl w:val="4B6CFA14"/>
@@ -20984,7 +20734,7 @@
       </w:rPr>
     </w:lvl>
   </w:abstractNum>
-  <w:abstractNum w:abstractNumId="51" w15:restartNumberingAfterBreak="0">
+  <w:abstractNum w:abstractNumId="52" w15:restartNumberingAfterBreak="0">
     <w:nsid w:val="3EB1539F"/>
     <w:multiLevelType w:val="multilevel"/>
     <w:tmpl w:val="7130BECC"/>
@@ -21133,7 +20883,7 @@
       </w:rPr>
     </w:lvl>
   </w:abstractNum>
-  <w:abstractNum w:abstractNumId="52" w15:restartNumberingAfterBreak="0">
+  <w:abstractNum w:abstractNumId="53" w15:restartNumberingAfterBreak="0">
     <w:nsid w:val="402D3DE4"/>
     <w:multiLevelType w:val="multilevel"/>
     <w:tmpl w:val="4E0A5F42"/>
@@ -21282,7 +21032,7 @@
       </w:rPr>
     </w:lvl>
   </w:abstractNum>
-  <w:abstractNum w:abstractNumId="53" w15:restartNumberingAfterBreak="0">
+  <w:abstractNum w:abstractNumId="54" w15:restartNumberingAfterBreak="0">
     <w:nsid w:val="40996371"/>
     <w:multiLevelType w:val="multilevel"/>
     <w:tmpl w:val="8A2EA9FC"/>
@@ -21431,7 +21181,120 @@
       </w:rPr>
     </w:lvl>
   </w:abstractNum>
-  <w:abstractNum w:abstractNumId="54" w15:restartNumberingAfterBreak="0">
+  <w:abstractNum w:abstractNumId="55" w15:restartNumberingAfterBreak="0">
+    <w:nsid w:val="427B1ABA"/>
+    <w:multiLevelType w:val="hybridMultilevel"/>
+    <w:tmpl w:val="0B74B5EA"/>
+    <w:lvl w:ilvl="0" w:tplc="40090001">
+      <w:start w:val="1"/>
+      <w:numFmt w:val="bullet"/>
+      <w:lvlText w:val=""/>
+      <w:lvlJc w:val="left"/>
+      <w:pPr>
+        <w:ind w:left="720" w:hanging="360"/>
+      </w:pPr>
+      <w:rPr>
+        <w:rFonts w:ascii="Symbol" w:hAnsi="Symbol" w:hint="default"/>
+      </w:rPr>
+    </w:lvl>
+    <w:lvl w:ilvl="1" w:tplc="40090003" w:tentative="1">
+      <w:start w:val="1"/>
+      <w:numFmt w:val="bullet"/>
+      <w:lvlText w:val="o"/>
+      <w:lvlJc w:val="left"/>
+      <w:pPr>
+        <w:ind w:left="1440" w:hanging="360"/>
+      </w:pPr>
+      <w:rPr>
+        <w:rFonts w:ascii="Courier New" w:hAnsi="Courier New" w:cs="Courier New" w:hint="default"/>
+      </w:rPr>
+    </w:lvl>
+    <w:lvl w:ilvl="2" w:tplc="40090005" w:tentative="1">
+      <w:start w:val="1"/>
+      <w:numFmt w:val="bullet"/>
+      <w:lvlText w:val=""/>
+      <w:lvlJc w:val="left"/>
+      <w:pPr>
+        <w:ind w:left="2160" w:hanging="360"/>
+      </w:pPr>
+      <w:rPr>
+        <w:rFonts w:ascii="Wingdings" w:hAnsi="Wingdings" w:hint="default"/>
+      </w:rPr>
+    </w:lvl>
+    <w:lvl w:ilvl="3" w:tplc="40090001" w:tentative="1">
+      <w:start w:val="1"/>
+      <w:numFmt w:val="bullet"/>
+      <w:lvlText w:val=""/>
+      <w:lvlJc w:val="left"/>
+      <w:pPr>
+        <w:ind w:left="2880" w:hanging="360"/>
+      </w:pPr>
+      <w:rPr>
+        <w:rFonts w:ascii="Symbol" w:hAnsi="Symbol" w:hint="default"/>
+      </w:rPr>
+    </w:lvl>
+    <w:lvl w:ilvl="4" w:tplc="40090003" w:tentative="1">
+      <w:start w:val="1"/>
+      <w:numFmt w:val="bullet"/>
+      <w:lvlText w:val="o"/>
+      <w:lvlJc w:val="left"/>
+      <w:pPr>
+        <w:ind w:left="3600" w:hanging="360"/>
+      </w:pPr>
+      <w:rPr>
+        <w:rFonts w:ascii="Courier New" w:hAnsi="Courier New" w:cs="Courier New" w:hint="default"/>
+      </w:rPr>
+    </w:lvl>
+    <w:lvl w:ilvl="5" w:tplc="40090005" w:tentative="1">
+      <w:start w:val="1"/>
+      <w:numFmt w:val="bullet"/>
+      <w:lvlText w:val=""/>
+      <w:lvlJc w:val="left"/>
+      <w:pPr>
+        <w:ind w:left="4320" w:hanging="360"/>
+      </w:pPr>
+      <w:rPr>
+        <w:rFonts w:ascii="Wingdings" w:hAnsi="Wingdings" w:hint="default"/>
+      </w:rPr>
+    </w:lvl>
+    <w:lvl w:ilvl="6" w:tplc="40090001" w:tentative="1">
+      <w:start w:val="1"/>
+      <w:numFmt w:val="bullet"/>
+      <w:lvlText w:val=""/>
+      <w:lvlJc w:val="left"/>
+      <w:pPr>
+        <w:ind w:left="5040" w:hanging="360"/>
+      </w:pPr>
+      <w:rPr>
+        <w:rFonts w:ascii="Symbol" w:hAnsi="Symbol" w:hint="default"/>
+      </w:rPr>
+    </w:lvl>
+    <w:lvl w:ilvl="7" w:tplc="40090003" w:tentative="1">
+      <w:start w:val="1"/>
+      <w:numFmt w:val="bullet"/>
+      <w:lvlText w:val="o"/>
+      <w:lvlJc w:val="left"/>
+      <w:pPr>
+        <w:ind w:left="5760" w:hanging="360"/>
+      </w:pPr>
+      <w:rPr>
+        <w:rFonts w:ascii="Courier New" w:hAnsi="Courier New" w:cs="Courier New" w:hint="default"/>
+      </w:rPr>
+    </w:lvl>
+    <w:lvl w:ilvl="8" w:tplc="40090005" w:tentative="1">
+      <w:start w:val="1"/>
+      <w:numFmt w:val="bullet"/>
+      <w:lvlText w:val=""/>
+      <w:lvlJc w:val="left"/>
+      <w:pPr>
+        <w:ind w:left="6480" w:hanging="360"/>
+      </w:pPr>
+      <w:rPr>
+        <w:rFonts w:ascii="Wingdings" w:hAnsi="Wingdings" w:hint="default"/>
+      </w:rPr>
+    </w:lvl>
+  </w:abstractNum>
+  <w:abstractNum w:abstractNumId="56" w15:restartNumberingAfterBreak="0">
     <w:nsid w:val="443B5DD6"/>
     <w:multiLevelType w:val="multilevel"/>
     <w:tmpl w:val="664257FE"/>
@@ -21544,7 +21407,7 @@
       </w:pPr>
     </w:lvl>
   </w:abstractNum>
-  <w:abstractNum w:abstractNumId="55" w15:restartNumberingAfterBreak="0">
+  <w:abstractNum w:abstractNumId="57" w15:restartNumberingAfterBreak="0">
     <w:nsid w:val="44900D5D"/>
     <w:multiLevelType w:val="multilevel"/>
     <w:tmpl w:val="9B3251AA"/>
@@ -21693,7 +21556,7 @@
       </w:rPr>
     </w:lvl>
   </w:abstractNum>
-  <w:abstractNum w:abstractNumId="56" w15:restartNumberingAfterBreak="0">
+  <w:abstractNum w:abstractNumId="58" w15:restartNumberingAfterBreak="0">
     <w:nsid w:val="44C73E31"/>
     <w:multiLevelType w:val="multilevel"/>
     <w:tmpl w:val="62AE0A94"/>
@@ -21842,7 +21705,7 @@
       </w:rPr>
     </w:lvl>
   </w:abstractNum>
-  <w:abstractNum w:abstractNumId="57" w15:restartNumberingAfterBreak="0">
+  <w:abstractNum w:abstractNumId="59" w15:restartNumberingAfterBreak="0">
     <w:nsid w:val="482042BE"/>
     <w:multiLevelType w:val="multilevel"/>
     <w:tmpl w:val="4CD86840"/>
@@ -21991,7 +21854,7 @@
       </w:rPr>
     </w:lvl>
   </w:abstractNum>
-  <w:abstractNum w:abstractNumId="58" w15:restartNumberingAfterBreak="0">
+  <w:abstractNum w:abstractNumId="60" w15:restartNumberingAfterBreak="0">
     <w:nsid w:val="4EDD4969"/>
     <w:multiLevelType w:val="multilevel"/>
     <w:tmpl w:val="EE5A8ABA"/>
@@ -22104,7 +21967,7 @@
       </w:pPr>
     </w:lvl>
   </w:abstractNum>
-  <w:abstractNum w:abstractNumId="59" w15:restartNumberingAfterBreak="0">
+  <w:abstractNum w:abstractNumId="61" w15:restartNumberingAfterBreak="0">
     <w:nsid w:val="505F0FB5"/>
     <w:multiLevelType w:val="multilevel"/>
     <w:tmpl w:val="9966776C"/>
@@ -22217,7 +22080,7 @@
       </w:pPr>
     </w:lvl>
   </w:abstractNum>
-  <w:abstractNum w:abstractNumId="60" w15:restartNumberingAfterBreak="0">
+  <w:abstractNum w:abstractNumId="62" w15:restartNumberingAfterBreak="0">
     <w:nsid w:val="52D916D7"/>
     <w:multiLevelType w:val="multilevel"/>
     <w:tmpl w:val="62AE0A94"/>
@@ -22366,7 +22229,7 @@
       </w:rPr>
     </w:lvl>
   </w:abstractNum>
-  <w:abstractNum w:abstractNumId="61" w15:restartNumberingAfterBreak="0">
+  <w:abstractNum w:abstractNumId="63" w15:restartNumberingAfterBreak="0">
     <w:nsid w:val="52FA0086"/>
     <w:multiLevelType w:val="multilevel"/>
     <w:tmpl w:val="62AE0A94"/>
@@ -22515,7 +22378,7 @@
       </w:rPr>
     </w:lvl>
   </w:abstractNum>
-  <w:abstractNum w:abstractNumId="62" w15:restartNumberingAfterBreak="0">
+  <w:abstractNum w:abstractNumId="64" w15:restartNumberingAfterBreak="0">
     <w:nsid w:val="533B445B"/>
     <w:multiLevelType w:val="multilevel"/>
     <w:tmpl w:val="200489F2"/>
@@ -22632,7 +22495,7 @@
       </w:pPr>
     </w:lvl>
   </w:abstractNum>
-  <w:abstractNum w:abstractNumId="63" w15:restartNumberingAfterBreak="0">
+  <w:abstractNum w:abstractNumId="65" w15:restartNumberingAfterBreak="0">
     <w:nsid w:val="53A93526"/>
     <w:multiLevelType w:val="multilevel"/>
     <w:tmpl w:val="4120CC3A"/>
@@ -22781,7 +22644,7 @@
       </w:rPr>
     </w:lvl>
   </w:abstractNum>
-  <w:abstractNum w:abstractNumId="64" w15:restartNumberingAfterBreak="0">
+  <w:abstractNum w:abstractNumId="66" w15:restartNumberingAfterBreak="0">
     <w:nsid w:val="54005199"/>
     <w:multiLevelType w:val="multilevel"/>
     <w:tmpl w:val="62AE0A94"/>
@@ -22930,7 +22793,7 @@
       </w:rPr>
     </w:lvl>
   </w:abstractNum>
-  <w:abstractNum w:abstractNumId="65" w15:restartNumberingAfterBreak="0">
+  <w:abstractNum w:abstractNumId="67" w15:restartNumberingAfterBreak="0">
     <w:nsid w:val="556E15F6"/>
     <w:multiLevelType w:val="multilevel"/>
     <w:tmpl w:val="62AE0A94"/>
@@ -23079,7 +22942,7 @@
       </w:rPr>
     </w:lvl>
   </w:abstractNum>
-  <w:abstractNum w:abstractNumId="66" w15:restartNumberingAfterBreak="0">
+  <w:abstractNum w:abstractNumId="68" w15:restartNumberingAfterBreak="0">
     <w:nsid w:val="58D77669"/>
     <w:multiLevelType w:val="multilevel"/>
     <w:tmpl w:val="B3704120"/>
@@ -23228,7 +23091,7 @@
       </w:rPr>
     </w:lvl>
   </w:abstractNum>
-  <w:abstractNum w:abstractNumId="67" w15:restartNumberingAfterBreak="0">
+  <w:abstractNum w:abstractNumId="69" w15:restartNumberingAfterBreak="0">
     <w:nsid w:val="59793FCC"/>
     <w:multiLevelType w:val="multilevel"/>
     <w:tmpl w:val="4D3C8214"/>
@@ -23377,7 +23240,7 @@
       </w:rPr>
     </w:lvl>
   </w:abstractNum>
-  <w:abstractNum w:abstractNumId="68" w15:restartNumberingAfterBreak="0">
+  <w:abstractNum w:abstractNumId="70" w15:restartNumberingAfterBreak="0">
     <w:nsid w:val="5BA770EB"/>
     <w:multiLevelType w:val="multilevel"/>
     <w:tmpl w:val="86D07F5E"/>
@@ -23490,7 +23353,7 @@
       </w:pPr>
     </w:lvl>
   </w:abstractNum>
-  <w:abstractNum w:abstractNumId="69" w15:restartNumberingAfterBreak="0">
+  <w:abstractNum w:abstractNumId="71" w15:restartNumberingAfterBreak="0">
     <w:nsid w:val="5CA91508"/>
     <w:multiLevelType w:val="multilevel"/>
     <w:tmpl w:val="2EEEA4F4"/>
@@ -23639,7 +23502,7 @@
       </w:rPr>
     </w:lvl>
   </w:abstractNum>
-  <w:abstractNum w:abstractNumId="70" w15:restartNumberingAfterBreak="0">
+  <w:abstractNum w:abstractNumId="72" w15:restartNumberingAfterBreak="0">
     <w:nsid w:val="5CB43C69"/>
     <w:multiLevelType w:val="multilevel"/>
     <w:tmpl w:val="99AE2222"/>
@@ -23756,7 +23619,7 @@
       </w:pPr>
     </w:lvl>
   </w:abstractNum>
-  <w:abstractNum w:abstractNumId="71" w15:restartNumberingAfterBreak="0">
+  <w:abstractNum w:abstractNumId="73" w15:restartNumberingAfterBreak="0">
     <w:nsid w:val="5D6777AB"/>
     <w:multiLevelType w:val="multilevel"/>
     <w:tmpl w:val="42F63CB4"/>
@@ -23905,7 +23768,7 @@
       </w:rPr>
     </w:lvl>
   </w:abstractNum>
-  <w:abstractNum w:abstractNumId="72" w15:restartNumberingAfterBreak="0">
+  <w:abstractNum w:abstractNumId="74" w15:restartNumberingAfterBreak="0">
     <w:nsid w:val="5E1A5052"/>
     <w:multiLevelType w:val="multilevel"/>
     <w:tmpl w:val="5F9C6E64"/>
@@ -24054,7 +23917,7 @@
       </w:rPr>
     </w:lvl>
   </w:abstractNum>
-  <w:abstractNum w:abstractNumId="73" w15:restartNumberingAfterBreak="0">
+  <w:abstractNum w:abstractNumId="75" w15:restartNumberingAfterBreak="0">
     <w:nsid w:val="5F2C5BEA"/>
     <w:multiLevelType w:val="multilevel"/>
     <w:tmpl w:val="E242C05A"/>
@@ -24167,7 +24030,7 @@
       </w:pPr>
     </w:lvl>
   </w:abstractNum>
-  <w:abstractNum w:abstractNumId="74" w15:restartNumberingAfterBreak="0">
+  <w:abstractNum w:abstractNumId="76" w15:restartNumberingAfterBreak="0">
     <w:nsid w:val="60027461"/>
     <w:multiLevelType w:val="multilevel"/>
     <w:tmpl w:val="DB921A14"/>
@@ -24316,7 +24179,7 @@
       </w:rPr>
     </w:lvl>
   </w:abstractNum>
-  <w:abstractNum w:abstractNumId="75" w15:restartNumberingAfterBreak="0">
+  <w:abstractNum w:abstractNumId="77" w15:restartNumberingAfterBreak="0">
     <w:nsid w:val="603C2D12"/>
     <w:multiLevelType w:val="multilevel"/>
     <w:tmpl w:val="7A8CE3AE"/>
@@ -24429,7 +24292,7 @@
       </w:pPr>
     </w:lvl>
   </w:abstractNum>
-  <w:abstractNum w:abstractNumId="76" w15:restartNumberingAfterBreak="0">
+  <w:abstractNum w:abstractNumId="78" w15:restartNumberingAfterBreak="0">
     <w:nsid w:val="606E26AB"/>
     <w:multiLevelType w:val="multilevel"/>
     <w:tmpl w:val="739C902A"/>
@@ -24578,7 +24441,7 @@
       </w:rPr>
     </w:lvl>
   </w:abstractNum>
-  <w:abstractNum w:abstractNumId="77" w15:restartNumberingAfterBreak="0">
+  <w:abstractNum w:abstractNumId="79" w15:restartNumberingAfterBreak="0">
     <w:nsid w:val="6074192D"/>
     <w:multiLevelType w:val="multilevel"/>
     <w:tmpl w:val="EE061F88"/>
@@ -24727,7 +24590,7 @@
       </w:rPr>
     </w:lvl>
   </w:abstractNum>
-  <w:abstractNum w:abstractNumId="78" w15:restartNumberingAfterBreak="0">
+  <w:abstractNum w:abstractNumId="80" w15:restartNumberingAfterBreak="0">
     <w:nsid w:val="616E01C5"/>
     <w:multiLevelType w:val="multilevel"/>
     <w:tmpl w:val="3E0A95F0"/>
@@ -24876,7 +24739,7 @@
       </w:rPr>
     </w:lvl>
   </w:abstractNum>
-  <w:abstractNum w:abstractNumId="79" w15:restartNumberingAfterBreak="0">
+  <w:abstractNum w:abstractNumId="81" w15:restartNumberingAfterBreak="0">
     <w:nsid w:val="637A7A0D"/>
     <w:multiLevelType w:val="multilevel"/>
     <w:tmpl w:val="279ABDEC"/>
@@ -24993,7 +24856,7 @@
       </w:pPr>
     </w:lvl>
   </w:abstractNum>
-  <w:abstractNum w:abstractNumId="80" w15:restartNumberingAfterBreak="0">
+  <w:abstractNum w:abstractNumId="82" w15:restartNumberingAfterBreak="0">
     <w:nsid w:val="638F3BAA"/>
     <w:multiLevelType w:val="multilevel"/>
     <w:tmpl w:val="33721784"/>
@@ -25142,7 +25005,7 @@
       </w:rPr>
     </w:lvl>
   </w:abstractNum>
-  <w:abstractNum w:abstractNumId="81" w15:restartNumberingAfterBreak="0">
+  <w:abstractNum w:abstractNumId="83" w15:restartNumberingAfterBreak="0">
     <w:nsid w:val="65331B1C"/>
     <w:multiLevelType w:val="multilevel"/>
     <w:tmpl w:val="8ADC7FBA"/>
@@ -25255,7 +25118,7 @@
       </w:pPr>
     </w:lvl>
   </w:abstractNum>
-  <w:abstractNum w:abstractNumId="82" w15:restartNumberingAfterBreak="0">
+  <w:abstractNum w:abstractNumId="84" w15:restartNumberingAfterBreak="0">
     <w:nsid w:val="65604E10"/>
     <w:multiLevelType w:val="multilevel"/>
     <w:tmpl w:val="FB384CB2"/>
@@ -25368,7 +25231,7 @@
       </w:pPr>
     </w:lvl>
   </w:abstractNum>
-  <w:abstractNum w:abstractNumId="83" w15:restartNumberingAfterBreak="0">
+  <w:abstractNum w:abstractNumId="85" w15:restartNumberingAfterBreak="0">
     <w:nsid w:val="671F6804"/>
     <w:multiLevelType w:val="multilevel"/>
     <w:tmpl w:val="62AE0A94"/>
@@ -25517,7 +25380,7 @@
       </w:rPr>
     </w:lvl>
   </w:abstractNum>
-  <w:abstractNum w:abstractNumId="84" w15:restartNumberingAfterBreak="0">
+  <w:abstractNum w:abstractNumId="86" w15:restartNumberingAfterBreak="0">
     <w:nsid w:val="690544BD"/>
     <w:multiLevelType w:val="multilevel"/>
     <w:tmpl w:val="75B88040"/>
@@ -25634,7 +25497,7 @@
       </w:pPr>
     </w:lvl>
   </w:abstractNum>
-  <w:abstractNum w:abstractNumId="85" w15:restartNumberingAfterBreak="0">
+  <w:abstractNum w:abstractNumId="87" w15:restartNumberingAfterBreak="0">
     <w:nsid w:val="69065BFB"/>
     <w:multiLevelType w:val="multilevel"/>
     <w:tmpl w:val="E6EA3FF0"/>
@@ -25747,7 +25610,7 @@
       </w:pPr>
     </w:lvl>
   </w:abstractNum>
-  <w:abstractNum w:abstractNumId="86" w15:restartNumberingAfterBreak="0">
+  <w:abstractNum w:abstractNumId="88" w15:restartNumberingAfterBreak="0">
     <w:nsid w:val="69831CDB"/>
     <w:multiLevelType w:val="multilevel"/>
     <w:tmpl w:val="7F28C0D8"/>
@@ -25896,7 +25759,7 @@
       </w:rPr>
     </w:lvl>
   </w:abstractNum>
-  <w:abstractNum w:abstractNumId="87" w15:restartNumberingAfterBreak="0">
+  <w:abstractNum w:abstractNumId="89" w15:restartNumberingAfterBreak="0">
     <w:nsid w:val="6A470649"/>
     <w:multiLevelType w:val="multilevel"/>
     <w:tmpl w:val="8C3AF566"/>
@@ -26045,7 +25908,7 @@
       </w:rPr>
     </w:lvl>
   </w:abstractNum>
-  <w:abstractNum w:abstractNumId="88" w15:restartNumberingAfterBreak="0">
+  <w:abstractNum w:abstractNumId="90" w15:restartNumberingAfterBreak="0">
     <w:nsid w:val="6AC2546A"/>
     <w:multiLevelType w:val="multilevel"/>
     <w:tmpl w:val="45F430C6"/>
@@ -26194,7 +26057,120 @@
       </w:rPr>
     </w:lvl>
   </w:abstractNum>
-  <w:abstractNum w:abstractNumId="89" w15:restartNumberingAfterBreak="0">
+  <w:abstractNum w:abstractNumId="91" w15:restartNumberingAfterBreak="0">
+    <w:nsid w:val="6B991625"/>
+    <w:multiLevelType w:val="hybridMultilevel"/>
+    <w:tmpl w:val="9B66346A"/>
+    <w:lvl w:ilvl="0" w:tplc="40090001">
+      <w:start w:val="1"/>
+      <w:numFmt w:val="bullet"/>
+      <w:lvlText w:val=""/>
+      <w:lvlJc w:val="left"/>
+      <w:pPr>
+        <w:ind w:left="720" w:hanging="360"/>
+      </w:pPr>
+      <w:rPr>
+        <w:rFonts w:ascii="Symbol" w:hAnsi="Symbol" w:hint="default"/>
+      </w:rPr>
+    </w:lvl>
+    <w:lvl w:ilvl="1" w:tplc="40090003" w:tentative="1">
+      <w:start w:val="1"/>
+      <w:numFmt w:val="bullet"/>
+      <w:lvlText w:val="o"/>
+      <w:lvlJc w:val="left"/>
+      <w:pPr>
+        <w:ind w:left="1440" w:hanging="360"/>
+      </w:pPr>
+      <w:rPr>
+        <w:rFonts w:ascii="Courier New" w:hAnsi="Courier New" w:cs="Courier New" w:hint="default"/>
+      </w:rPr>
+    </w:lvl>
+    <w:lvl w:ilvl="2" w:tplc="40090005" w:tentative="1">
+      <w:start w:val="1"/>
+      <w:numFmt w:val="bullet"/>
+      <w:lvlText w:val=""/>
+      <w:lvlJc w:val="left"/>
+      <w:pPr>
+        <w:ind w:left="2160" w:hanging="360"/>
+      </w:pPr>
+      <w:rPr>
+        <w:rFonts w:ascii="Wingdings" w:hAnsi="Wingdings" w:hint="default"/>
+      </w:rPr>
+    </w:lvl>
+    <w:lvl w:ilvl="3" w:tplc="40090001" w:tentative="1">
+      <w:start w:val="1"/>
+      <w:numFmt w:val="bullet"/>
+      <w:lvlText w:val=""/>
+      <w:lvlJc w:val="left"/>
+      <w:pPr>
+        <w:ind w:left="2880" w:hanging="360"/>
+      </w:pPr>
+      <w:rPr>
+        <w:rFonts w:ascii="Symbol" w:hAnsi="Symbol" w:hint="default"/>
+      </w:rPr>
+    </w:lvl>
+    <w:lvl w:ilvl="4" w:tplc="40090003" w:tentative="1">
+      <w:start w:val="1"/>
+      <w:numFmt w:val="bullet"/>
+      <w:lvlText w:val="o"/>
+      <w:lvlJc w:val="left"/>
+      <w:pPr>
+        <w:ind w:left="3600" w:hanging="360"/>
+      </w:pPr>
+      <w:rPr>
+        <w:rFonts w:ascii="Courier New" w:hAnsi="Courier New" w:cs="Courier New" w:hint="default"/>
+      </w:rPr>
+    </w:lvl>
+    <w:lvl w:ilvl="5" w:tplc="40090005" w:tentative="1">
+      <w:start w:val="1"/>
+      <w:numFmt w:val="bullet"/>
+      <w:lvlText w:val=""/>
+      <w:lvlJc w:val="left"/>
+      <w:pPr>
+        <w:ind w:left="4320" w:hanging="360"/>
+      </w:pPr>
+      <w:rPr>
+        <w:rFonts w:ascii="Wingdings" w:hAnsi="Wingdings" w:hint="default"/>
+      </w:rPr>
+    </w:lvl>
+    <w:lvl w:ilvl="6" w:tplc="40090001" w:tentative="1">
+      <w:start w:val="1"/>
+      <w:numFmt w:val="bullet"/>
+      <w:lvlText w:val=""/>
+      <w:lvlJc w:val="left"/>
+      <w:pPr>
+        <w:ind w:left="5040" w:hanging="360"/>
+      </w:pPr>
+      <w:rPr>
+        <w:rFonts w:ascii="Symbol" w:hAnsi="Symbol" w:hint="default"/>
+      </w:rPr>
+    </w:lvl>
+    <w:lvl w:ilvl="7" w:tplc="40090003" w:tentative="1">
+      <w:start w:val="1"/>
+      <w:numFmt w:val="bullet"/>
+      <w:lvlText w:val="o"/>
+      <w:lvlJc w:val="left"/>
+      <w:pPr>
+        <w:ind w:left="5760" w:hanging="360"/>
+      </w:pPr>
+      <w:rPr>
+        <w:rFonts w:ascii="Courier New" w:hAnsi="Courier New" w:cs="Courier New" w:hint="default"/>
+      </w:rPr>
+    </w:lvl>
+    <w:lvl w:ilvl="8" w:tplc="40090005" w:tentative="1">
+      <w:start w:val="1"/>
+      <w:numFmt w:val="bullet"/>
+      <w:lvlText w:val=""/>
+      <w:lvlJc w:val="left"/>
+      <w:pPr>
+        <w:ind w:left="6480" w:hanging="360"/>
+      </w:pPr>
+      <w:rPr>
+        <w:rFonts w:ascii="Wingdings" w:hAnsi="Wingdings" w:hint="default"/>
+      </w:rPr>
+    </w:lvl>
+  </w:abstractNum>
+  <w:abstractNum w:abstractNumId="92" w15:restartNumberingAfterBreak="0">
     <w:nsid w:val="6CA374B8"/>
     <w:multiLevelType w:val="hybridMultilevel"/>
     <w:tmpl w:val="25A2FD02"/>
@@ -26307,7 +26283,7 @@
       </w:rPr>
     </w:lvl>
   </w:abstractNum>
-  <w:abstractNum w:abstractNumId="90" w15:restartNumberingAfterBreak="0">
+  <w:abstractNum w:abstractNumId="93" w15:restartNumberingAfterBreak="0">
     <w:nsid w:val="6CC91B75"/>
     <w:multiLevelType w:val="multilevel"/>
     <w:tmpl w:val="197E4E22"/>
@@ -26429,7 +26405,120 @@
       </w:rPr>
     </w:lvl>
   </w:abstractNum>
-  <w:abstractNum w:abstractNumId="91" w15:restartNumberingAfterBreak="0">
+  <w:abstractNum w:abstractNumId="94" w15:restartNumberingAfterBreak="0">
+    <w:nsid w:val="6D912567"/>
+    <w:multiLevelType w:val="hybridMultilevel"/>
+    <w:tmpl w:val="D54A00DC"/>
+    <w:lvl w:ilvl="0" w:tplc="40090001">
+      <w:start w:val="1"/>
+      <w:numFmt w:val="bullet"/>
+      <w:lvlText w:val=""/>
+      <w:lvlJc w:val="left"/>
+      <w:pPr>
+        <w:ind w:left="720" w:hanging="360"/>
+      </w:pPr>
+      <w:rPr>
+        <w:rFonts w:ascii="Symbol" w:hAnsi="Symbol" w:hint="default"/>
+      </w:rPr>
+    </w:lvl>
+    <w:lvl w:ilvl="1" w:tplc="40090003" w:tentative="1">
+      <w:start w:val="1"/>
+      <w:numFmt w:val="bullet"/>
+      <w:lvlText w:val="o"/>
+      <w:lvlJc w:val="left"/>
+      <w:pPr>
+        <w:ind w:left="1440" w:hanging="360"/>
+      </w:pPr>
+      <w:rPr>
+        <w:rFonts w:ascii="Courier New" w:hAnsi="Courier New" w:cs="Courier New" w:hint="default"/>
+      </w:rPr>
+    </w:lvl>
+    <w:lvl w:ilvl="2" w:tplc="40090005" w:tentative="1">
+      <w:start w:val="1"/>
+      <w:numFmt w:val="bullet"/>
+      <w:lvlText w:val=""/>
+      <w:lvlJc w:val="left"/>
+      <w:pPr>
+        <w:ind w:left="2160" w:hanging="360"/>
+      </w:pPr>
+      <w:rPr>
+        <w:rFonts w:ascii="Wingdings" w:hAnsi="Wingdings" w:hint="default"/>
+      </w:rPr>
+    </w:lvl>
+    <w:lvl w:ilvl="3" w:tplc="40090001" w:tentative="1">
+      <w:start w:val="1"/>
+      <w:numFmt w:val="bullet"/>
+      <w:lvlText w:val=""/>
+      <w:lvlJc w:val="left"/>
+      <w:pPr>
+        <w:ind w:left="2880" w:hanging="360"/>
+      </w:pPr>
+      <w:rPr>
+        <w:rFonts w:ascii="Symbol" w:hAnsi="Symbol" w:hint="default"/>
+      </w:rPr>
+    </w:lvl>
+    <w:lvl w:ilvl="4" w:tplc="40090003" w:tentative="1">
+      <w:start w:val="1"/>
+      <w:numFmt w:val="bullet"/>
+      <w:lvlText w:val="o"/>
+      <w:lvlJc w:val="left"/>
+      <w:pPr>
+        <w:ind w:left="3600" w:hanging="360"/>
+      </w:pPr>
+      <w:rPr>
+        <w:rFonts w:ascii="Courier New" w:hAnsi="Courier New" w:cs="Courier New" w:hint="default"/>
+      </w:rPr>
+    </w:lvl>
+    <w:lvl w:ilvl="5" w:tplc="40090005" w:tentative="1">
+      <w:start w:val="1"/>
+      <w:numFmt w:val="bullet"/>
+      <w:lvlText w:val=""/>
+      <w:lvlJc w:val="left"/>
+      <w:pPr>
+        <w:ind w:left="4320" w:hanging="360"/>
+      </w:pPr>
+      <w:rPr>
+        <w:rFonts w:ascii="Wingdings" w:hAnsi="Wingdings" w:hint="default"/>
+      </w:rPr>
+    </w:lvl>
+    <w:lvl w:ilvl="6" w:tplc="40090001" w:tentative="1">
+      <w:start w:val="1"/>
+      <w:numFmt w:val="bullet"/>
+      <w:lvlText w:val=""/>
+      <w:lvlJc w:val="left"/>
+      <w:pPr>
+        <w:ind w:left="5040" w:hanging="360"/>
+      </w:pPr>
+      <w:rPr>
+        <w:rFonts w:ascii="Symbol" w:hAnsi="Symbol" w:hint="default"/>
+      </w:rPr>
+    </w:lvl>
+    <w:lvl w:ilvl="7" w:tplc="40090003" w:tentative="1">
+      <w:start w:val="1"/>
+      <w:numFmt w:val="bullet"/>
+      <w:lvlText w:val="o"/>
+      <w:lvlJc w:val="left"/>
+      <w:pPr>
+        <w:ind w:left="5760" w:hanging="360"/>
+      </w:pPr>
+      <w:rPr>
+        <w:rFonts w:ascii="Courier New" w:hAnsi="Courier New" w:cs="Courier New" w:hint="default"/>
+      </w:rPr>
+    </w:lvl>
+    <w:lvl w:ilvl="8" w:tplc="40090005" w:tentative="1">
+      <w:start w:val="1"/>
+      <w:numFmt w:val="bullet"/>
+      <w:lvlText w:val=""/>
+      <w:lvlJc w:val="left"/>
+      <w:pPr>
+        <w:ind w:left="6480" w:hanging="360"/>
+      </w:pPr>
+      <w:rPr>
+        <w:rFonts w:ascii="Wingdings" w:hAnsi="Wingdings" w:hint="default"/>
+      </w:rPr>
+    </w:lvl>
+  </w:abstractNum>
+  <w:abstractNum w:abstractNumId="95" w15:restartNumberingAfterBreak="0">
     <w:nsid w:val="6EF039DC"/>
     <w:multiLevelType w:val="multilevel"/>
     <w:tmpl w:val="D0E4573C"/>
@@ -26578,7 +26667,7 @@
       </w:rPr>
     </w:lvl>
   </w:abstractNum>
-  <w:abstractNum w:abstractNumId="92" w15:restartNumberingAfterBreak="0">
+  <w:abstractNum w:abstractNumId="96" w15:restartNumberingAfterBreak="0">
     <w:nsid w:val="6F084BB4"/>
     <w:multiLevelType w:val="multilevel"/>
     <w:tmpl w:val="62AE0A94"/>
@@ -26727,7 +26816,7 @@
       </w:rPr>
     </w:lvl>
   </w:abstractNum>
-  <w:abstractNum w:abstractNumId="93" w15:restartNumberingAfterBreak="0">
+  <w:abstractNum w:abstractNumId="97" w15:restartNumberingAfterBreak="0">
     <w:nsid w:val="701E0FA0"/>
     <w:multiLevelType w:val="multilevel"/>
     <w:tmpl w:val="5108EF4A"/>
@@ -26844,7 +26933,7 @@
       </w:pPr>
     </w:lvl>
   </w:abstractNum>
-  <w:abstractNum w:abstractNumId="94" w15:restartNumberingAfterBreak="0">
+  <w:abstractNum w:abstractNumId="98" w15:restartNumberingAfterBreak="0">
     <w:nsid w:val="708C06B7"/>
     <w:multiLevelType w:val="multilevel"/>
     <w:tmpl w:val="62AE0A94"/>
@@ -26993,7 +27082,7 @@
       </w:rPr>
     </w:lvl>
   </w:abstractNum>
-  <w:abstractNum w:abstractNumId="95" w15:restartNumberingAfterBreak="0">
+  <w:abstractNum w:abstractNumId="99" w15:restartNumberingAfterBreak="0">
     <w:nsid w:val="714A00FD"/>
     <w:multiLevelType w:val="multilevel"/>
     <w:tmpl w:val="62AE0A94"/>
@@ -27142,7 +27231,7 @@
       </w:rPr>
     </w:lvl>
   </w:abstractNum>
-  <w:abstractNum w:abstractNumId="96" w15:restartNumberingAfterBreak="0">
+  <w:abstractNum w:abstractNumId="100" w15:restartNumberingAfterBreak="0">
     <w:nsid w:val="718956BB"/>
     <w:multiLevelType w:val="multilevel"/>
     <w:tmpl w:val="0CF0AB9A"/>
@@ -27259,7 +27348,7 @@
       </w:pPr>
     </w:lvl>
   </w:abstractNum>
-  <w:abstractNum w:abstractNumId="97" w15:restartNumberingAfterBreak="0">
+  <w:abstractNum w:abstractNumId="101" w15:restartNumberingAfterBreak="0">
     <w:nsid w:val="72AE5927"/>
     <w:multiLevelType w:val="multilevel"/>
     <w:tmpl w:val="F9969016"/>
@@ -27408,7 +27497,7 @@
       </w:rPr>
     </w:lvl>
   </w:abstractNum>
-  <w:abstractNum w:abstractNumId="98" w15:restartNumberingAfterBreak="0">
+  <w:abstractNum w:abstractNumId="102" w15:restartNumberingAfterBreak="0">
     <w:nsid w:val="76A84F4B"/>
     <w:multiLevelType w:val="multilevel"/>
     <w:tmpl w:val="62AE0A94"/>
@@ -27557,7 +27646,7 @@
       </w:rPr>
     </w:lvl>
   </w:abstractNum>
-  <w:abstractNum w:abstractNumId="99" w15:restartNumberingAfterBreak="0">
+  <w:abstractNum w:abstractNumId="103" w15:restartNumberingAfterBreak="0">
     <w:nsid w:val="77426EC2"/>
     <w:multiLevelType w:val="multilevel"/>
     <w:tmpl w:val="A954A034"/>
@@ -27670,7 +27759,7 @@
       </w:pPr>
     </w:lvl>
   </w:abstractNum>
-  <w:abstractNum w:abstractNumId="100" w15:restartNumberingAfterBreak="0">
+  <w:abstractNum w:abstractNumId="104" w15:restartNumberingAfterBreak="0">
     <w:nsid w:val="79076161"/>
     <w:multiLevelType w:val="multilevel"/>
     <w:tmpl w:val="3EC43978"/>
@@ -27819,7 +27908,7 @@
       </w:rPr>
     </w:lvl>
   </w:abstractNum>
-  <w:abstractNum w:abstractNumId="101" w15:restartNumberingAfterBreak="0">
+  <w:abstractNum w:abstractNumId="105" w15:restartNumberingAfterBreak="0">
     <w:nsid w:val="7B5C5021"/>
     <w:multiLevelType w:val="multilevel"/>
     <w:tmpl w:val="B6C8BA40"/>
@@ -27932,7 +28021,7 @@
       </w:pPr>
     </w:lvl>
   </w:abstractNum>
-  <w:abstractNum w:abstractNumId="102" w15:restartNumberingAfterBreak="0">
+  <w:abstractNum w:abstractNumId="106" w15:restartNumberingAfterBreak="0">
     <w:nsid w:val="7EFC63FF"/>
     <w:multiLevelType w:val="multilevel"/>
     <w:tmpl w:val="D28E4D64"/>
@@ -28078,6 +28167,119 @@
       <w:rPr>
         <w:rFonts w:ascii="Wingdings" w:hAnsi="Wingdings" w:hint="default"/>
         <w:sz w:val="20"/>
+      </w:rPr>
+    </w:lvl>
+  </w:abstractNum>
+  <w:abstractNum w:abstractNumId="107" w15:restartNumberingAfterBreak="0">
+    <w:nsid w:val="7FA70609"/>
+    <w:multiLevelType w:val="hybridMultilevel"/>
+    <w:tmpl w:val="6F94F2AA"/>
+    <w:lvl w:ilvl="0" w:tplc="40090001">
+      <w:start w:val="1"/>
+      <w:numFmt w:val="bullet"/>
+      <w:lvlText w:val=""/>
+      <w:lvlJc w:val="left"/>
+      <w:pPr>
+        <w:ind w:left="720" w:hanging="360"/>
+      </w:pPr>
+      <w:rPr>
+        <w:rFonts w:ascii="Symbol" w:hAnsi="Symbol" w:hint="default"/>
+      </w:rPr>
+    </w:lvl>
+    <w:lvl w:ilvl="1" w:tplc="40090003" w:tentative="1">
+      <w:start w:val="1"/>
+      <w:numFmt w:val="bullet"/>
+      <w:lvlText w:val="o"/>
+      <w:lvlJc w:val="left"/>
+      <w:pPr>
+        <w:ind w:left="1440" w:hanging="360"/>
+      </w:pPr>
+      <w:rPr>
+        <w:rFonts w:ascii="Courier New" w:hAnsi="Courier New" w:cs="Courier New" w:hint="default"/>
+      </w:rPr>
+    </w:lvl>
+    <w:lvl w:ilvl="2" w:tplc="40090005" w:tentative="1">
+      <w:start w:val="1"/>
+      <w:numFmt w:val="bullet"/>
+      <w:lvlText w:val=""/>
+      <w:lvlJc w:val="left"/>
+      <w:pPr>
+        <w:ind w:left="2160" w:hanging="360"/>
+      </w:pPr>
+      <w:rPr>
+        <w:rFonts w:ascii="Wingdings" w:hAnsi="Wingdings" w:hint="default"/>
+      </w:rPr>
+    </w:lvl>
+    <w:lvl w:ilvl="3" w:tplc="40090001" w:tentative="1">
+      <w:start w:val="1"/>
+      <w:numFmt w:val="bullet"/>
+      <w:lvlText w:val=""/>
+      <w:lvlJc w:val="left"/>
+      <w:pPr>
+        <w:ind w:left="2880" w:hanging="360"/>
+      </w:pPr>
+      <w:rPr>
+        <w:rFonts w:ascii="Symbol" w:hAnsi="Symbol" w:hint="default"/>
+      </w:rPr>
+    </w:lvl>
+    <w:lvl w:ilvl="4" w:tplc="40090003" w:tentative="1">
+      <w:start w:val="1"/>
+      <w:numFmt w:val="bullet"/>
+      <w:lvlText w:val="o"/>
+      <w:lvlJc w:val="left"/>
+      <w:pPr>
+        <w:ind w:left="3600" w:hanging="360"/>
+      </w:pPr>
+      <w:rPr>
+        <w:rFonts w:ascii="Courier New" w:hAnsi="Courier New" w:cs="Courier New" w:hint="default"/>
+      </w:rPr>
+    </w:lvl>
+    <w:lvl w:ilvl="5" w:tplc="40090005" w:tentative="1">
+      <w:start w:val="1"/>
+      <w:numFmt w:val="bullet"/>
+      <w:lvlText w:val=""/>
+      <w:lvlJc w:val="left"/>
+      <w:pPr>
+        <w:ind w:left="4320" w:hanging="360"/>
+      </w:pPr>
+      <w:rPr>
+        <w:rFonts w:ascii="Wingdings" w:hAnsi="Wingdings" w:hint="default"/>
+      </w:rPr>
+    </w:lvl>
+    <w:lvl w:ilvl="6" w:tplc="40090001" w:tentative="1">
+      <w:start w:val="1"/>
+      <w:numFmt w:val="bullet"/>
+      <w:lvlText w:val=""/>
+      <w:lvlJc w:val="left"/>
+      <w:pPr>
+        <w:ind w:left="5040" w:hanging="360"/>
+      </w:pPr>
+      <w:rPr>
+        <w:rFonts w:ascii="Symbol" w:hAnsi="Symbol" w:hint="default"/>
+      </w:rPr>
+    </w:lvl>
+    <w:lvl w:ilvl="7" w:tplc="40090003" w:tentative="1">
+      <w:start w:val="1"/>
+      <w:numFmt w:val="bullet"/>
+      <w:lvlText w:val="o"/>
+      <w:lvlJc w:val="left"/>
+      <w:pPr>
+        <w:ind w:left="5760" w:hanging="360"/>
+      </w:pPr>
+      <w:rPr>
+        <w:rFonts w:ascii="Courier New" w:hAnsi="Courier New" w:cs="Courier New" w:hint="default"/>
+      </w:rPr>
+    </w:lvl>
+    <w:lvl w:ilvl="8" w:tplc="40090005" w:tentative="1">
+      <w:start w:val="1"/>
+      <w:numFmt w:val="bullet"/>
+      <w:lvlText w:val=""/>
+      <w:lvlJc w:val="left"/>
+      <w:pPr>
+        <w:ind w:left="6480" w:hanging="360"/>
+      </w:pPr>
+      <w:rPr>
+        <w:rFonts w:ascii="Wingdings" w:hAnsi="Wingdings" w:hint="default"/>
       </w:rPr>
     </w:lvl>
   </w:abstractNum>
@@ -28085,310 +28287,325 @@
     <w:abstractNumId w:val="8"/>
   </w:num>
   <w:num w:numId="2" w16cid:durableId="1814176032">
-    <w:abstractNumId w:val="86"/>
+    <w:abstractNumId w:val="88"/>
   </w:num>
   <w:num w:numId="3" w16cid:durableId="1316497591">
-    <w:abstractNumId w:val="12"/>
+    <w:abstractNumId w:val="13"/>
   </w:num>
   <w:num w:numId="4" w16cid:durableId="592201425">
-    <w:abstractNumId w:val="48"/>
+    <w:abstractNumId w:val="49"/>
   </w:num>
   <w:num w:numId="5" w16cid:durableId="1019350050">
-    <w:abstractNumId w:val="17"/>
+    <w:abstractNumId w:val="18"/>
   </w:num>
   <w:num w:numId="6" w16cid:durableId="734163859">
+    <w:abstractNumId w:val="42"/>
+  </w:num>
+  <w:num w:numId="7" w16cid:durableId="1962345602">
+    <w:abstractNumId w:val="33"/>
+  </w:num>
+  <w:num w:numId="8" w16cid:durableId="880484990">
     <w:abstractNumId w:val="41"/>
   </w:num>
-  <w:num w:numId="7" w16cid:durableId="1962345602">
-    <w:abstractNumId w:val="32"/>
-  </w:num>
-  <w:num w:numId="8" w16cid:durableId="880484990">
-    <w:abstractNumId w:val="40"/>
-  </w:num>
   <w:num w:numId="9" w16cid:durableId="609974665">
-    <w:abstractNumId w:val="97"/>
+    <w:abstractNumId w:val="101"/>
   </w:num>
   <w:num w:numId="10" w16cid:durableId="1706515745">
-    <w:abstractNumId w:val="52"/>
+    <w:abstractNumId w:val="53"/>
   </w:num>
   <w:num w:numId="11" w16cid:durableId="1303578030">
     <w:abstractNumId w:val="6"/>
   </w:num>
   <w:num w:numId="12" w16cid:durableId="1841039011">
-    <w:abstractNumId w:val="21"/>
+    <w:abstractNumId w:val="22"/>
   </w:num>
   <w:num w:numId="13" w16cid:durableId="451481556">
-    <w:abstractNumId w:val="89"/>
+    <w:abstractNumId w:val="92"/>
   </w:num>
   <w:num w:numId="14" w16cid:durableId="1322733555">
-    <w:abstractNumId w:val="101"/>
+    <w:abstractNumId w:val="105"/>
   </w:num>
   <w:num w:numId="15" w16cid:durableId="1816532663">
-    <w:abstractNumId w:val="59"/>
+    <w:abstractNumId w:val="61"/>
   </w:num>
   <w:num w:numId="16" w16cid:durableId="1298416706">
-    <w:abstractNumId w:val="68"/>
+    <w:abstractNumId w:val="70"/>
   </w:num>
   <w:num w:numId="17" w16cid:durableId="1199009513">
-    <w:abstractNumId w:val="9"/>
+    <w:abstractNumId w:val="10"/>
   </w:num>
   <w:num w:numId="18" w16cid:durableId="1014188436">
-    <w:abstractNumId w:val="50"/>
+    <w:abstractNumId w:val="51"/>
   </w:num>
   <w:num w:numId="19" w16cid:durableId="1293747804">
-    <w:abstractNumId w:val="99"/>
+    <w:abstractNumId w:val="103"/>
   </w:num>
   <w:num w:numId="20" w16cid:durableId="1003512994">
-    <w:abstractNumId w:val="27"/>
+    <w:abstractNumId w:val="28"/>
   </w:num>
   <w:num w:numId="21" w16cid:durableId="1919627965">
-    <w:abstractNumId w:val="74"/>
+    <w:abstractNumId w:val="76"/>
   </w:num>
   <w:num w:numId="22" w16cid:durableId="1511945265">
-    <w:abstractNumId w:val="46"/>
+    <w:abstractNumId w:val="47"/>
   </w:num>
   <w:num w:numId="23" w16cid:durableId="1004475529">
-    <w:abstractNumId w:val="58"/>
+    <w:abstractNumId w:val="60"/>
   </w:num>
   <w:num w:numId="24" w16cid:durableId="720709684">
     <w:abstractNumId w:val="5"/>
   </w:num>
   <w:num w:numId="25" w16cid:durableId="1896045485">
-    <w:abstractNumId w:val="16"/>
+    <w:abstractNumId w:val="17"/>
   </w:num>
   <w:num w:numId="26" w16cid:durableId="502628070">
-    <w:abstractNumId w:val="51"/>
+    <w:abstractNumId w:val="52"/>
   </w:num>
   <w:num w:numId="27" w16cid:durableId="1053963059">
-    <w:abstractNumId w:val="80"/>
+    <w:abstractNumId w:val="82"/>
   </w:num>
   <w:num w:numId="28" w16cid:durableId="1182164681">
-    <w:abstractNumId w:val="72"/>
+    <w:abstractNumId w:val="74"/>
   </w:num>
   <w:num w:numId="29" w16cid:durableId="439420986">
-    <w:abstractNumId w:val="100"/>
+    <w:abstractNumId w:val="104"/>
   </w:num>
   <w:num w:numId="30" w16cid:durableId="1384406295">
-    <w:abstractNumId w:val="67"/>
+    <w:abstractNumId w:val="69"/>
   </w:num>
   <w:num w:numId="31" w16cid:durableId="1372194923">
     <w:abstractNumId w:val="0"/>
   </w:num>
   <w:num w:numId="32" w16cid:durableId="1205562430">
-    <w:abstractNumId w:val="45"/>
+    <w:abstractNumId w:val="46"/>
   </w:num>
   <w:num w:numId="33" w16cid:durableId="1715540664">
-    <w:abstractNumId w:val="66"/>
+    <w:abstractNumId w:val="68"/>
   </w:num>
   <w:num w:numId="34" w16cid:durableId="1803964560">
-    <w:abstractNumId w:val="57"/>
+    <w:abstractNumId w:val="59"/>
   </w:num>
   <w:num w:numId="35" w16cid:durableId="990671503">
-    <w:abstractNumId w:val="88"/>
+    <w:abstractNumId w:val="90"/>
   </w:num>
   <w:num w:numId="36" w16cid:durableId="194197082">
-    <w:abstractNumId w:val="42"/>
+    <w:abstractNumId w:val="43"/>
   </w:num>
   <w:num w:numId="37" w16cid:durableId="469519037">
-    <w:abstractNumId w:val="76"/>
+    <w:abstractNumId w:val="78"/>
   </w:num>
   <w:num w:numId="38" w16cid:durableId="439183353">
     <w:abstractNumId w:val="1"/>
   </w:num>
   <w:num w:numId="39" w16cid:durableId="1223054865">
-    <w:abstractNumId w:val="69"/>
+    <w:abstractNumId w:val="71"/>
   </w:num>
   <w:num w:numId="40" w16cid:durableId="573471127">
-    <w:abstractNumId w:val="14"/>
+    <w:abstractNumId w:val="15"/>
   </w:num>
   <w:num w:numId="41" w16cid:durableId="1987850914">
-    <w:abstractNumId w:val="77"/>
+    <w:abstractNumId w:val="79"/>
   </w:num>
   <w:num w:numId="42" w16cid:durableId="767308417">
-    <w:abstractNumId w:val="102"/>
+    <w:abstractNumId w:val="106"/>
   </w:num>
   <w:num w:numId="43" w16cid:durableId="1138842721">
-    <w:abstractNumId w:val="35"/>
+    <w:abstractNumId w:val="36"/>
   </w:num>
   <w:num w:numId="44" w16cid:durableId="1249852688">
-    <w:abstractNumId w:val="53"/>
+    <w:abstractNumId w:val="54"/>
   </w:num>
   <w:num w:numId="45" w16cid:durableId="2057243008">
-    <w:abstractNumId w:val="70"/>
+    <w:abstractNumId w:val="72"/>
   </w:num>
   <w:num w:numId="46" w16cid:durableId="519513702">
-    <w:abstractNumId w:val="54"/>
+    <w:abstractNumId w:val="56"/>
   </w:num>
   <w:num w:numId="47" w16cid:durableId="1363097084">
-    <w:abstractNumId w:val="78"/>
+    <w:abstractNumId w:val="80"/>
   </w:num>
   <w:num w:numId="48" w16cid:durableId="861092866">
-    <w:abstractNumId w:val="55"/>
+    <w:abstractNumId w:val="57"/>
   </w:num>
   <w:num w:numId="49" w16cid:durableId="942148826">
-    <w:abstractNumId w:val="63"/>
+    <w:abstractNumId w:val="65"/>
   </w:num>
   <w:num w:numId="50" w16cid:durableId="303969192">
-    <w:abstractNumId w:val="91"/>
+    <w:abstractNumId w:val="95"/>
   </w:num>
   <w:num w:numId="51" w16cid:durableId="1758407337">
-    <w:abstractNumId w:val="87"/>
+    <w:abstractNumId w:val="89"/>
   </w:num>
   <w:num w:numId="52" w16cid:durableId="486820474">
-    <w:abstractNumId w:val="71"/>
+    <w:abstractNumId w:val="73"/>
   </w:num>
   <w:num w:numId="53" w16cid:durableId="1472406871">
     <w:abstractNumId w:val="2"/>
   </w:num>
   <w:num w:numId="54" w16cid:durableId="2065524996">
-    <w:abstractNumId w:val="90"/>
+    <w:abstractNumId w:val="93"/>
   </w:num>
   <w:num w:numId="55" w16cid:durableId="1794985168">
-    <w:abstractNumId w:val="38"/>
+    <w:abstractNumId w:val="39"/>
   </w:num>
   <w:num w:numId="56" w16cid:durableId="1209103450">
-    <w:abstractNumId w:val="81"/>
+    <w:abstractNumId w:val="83"/>
   </w:num>
   <w:num w:numId="57" w16cid:durableId="1876960453">
-    <w:abstractNumId w:val="34"/>
+    <w:abstractNumId w:val="35"/>
   </w:num>
   <w:num w:numId="58" w16cid:durableId="115485319">
     <w:abstractNumId w:val="4"/>
   </w:num>
   <w:num w:numId="59" w16cid:durableId="1617977796">
-    <w:abstractNumId w:val="39"/>
+    <w:abstractNumId w:val="40"/>
   </w:num>
   <w:num w:numId="60" w16cid:durableId="1634671451">
-    <w:abstractNumId w:val="82"/>
+    <w:abstractNumId w:val="84"/>
   </w:num>
   <w:num w:numId="61" w16cid:durableId="391126967">
-    <w:abstractNumId w:val="31"/>
+    <w:abstractNumId w:val="32"/>
   </w:num>
   <w:num w:numId="62" w16cid:durableId="1519000262">
-    <w:abstractNumId w:val="79"/>
+    <w:abstractNumId w:val="81"/>
   </w:num>
   <w:num w:numId="63" w16cid:durableId="1980723996">
-    <w:abstractNumId w:val="13"/>
+    <w:abstractNumId w:val="14"/>
   </w:num>
   <w:num w:numId="64" w16cid:durableId="330908530">
-    <w:abstractNumId w:val="44"/>
+    <w:abstractNumId w:val="45"/>
   </w:num>
   <w:num w:numId="65" w16cid:durableId="1534491465">
-    <w:abstractNumId w:val="33"/>
+    <w:abstractNumId w:val="34"/>
   </w:num>
   <w:num w:numId="66" w16cid:durableId="564417949">
+    <w:abstractNumId w:val="77"/>
+  </w:num>
+  <w:num w:numId="67" w16cid:durableId="1392659497">
+    <w:abstractNumId w:val="37"/>
+  </w:num>
+  <w:num w:numId="68" w16cid:durableId="1322076075">
+    <w:abstractNumId w:val="16"/>
+  </w:num>
+  <w:num w:numId="69" w16cid:durableId="465049910">
+    <w:abstractNumId w:val="48"/>
+  </w:num>
+  <w:num w:numId="70" w16cid:durableId="1205364703">
+    <w:abstractNumId w:val="85"/>
+  </w:num>
+  <w:num w:numId="71" w16cid:durableId="1998000644">
+    <w:abstractNumId w:val="30"/>
+  </w:num>
+  <w:num w:numId="72" w16cid:durableId="1593735582">
     <w:abstractNumId w:val="75"/>
   </w:num>
-  <w:num w:numId="67" w16cid:durableId="1392659497">
-    <w:abstractNumId w:val="36"/>
-  </w:num>
-  <w:num w:numId="68" w16cid:durableId="1322076075">
-    <w:abstractNumId w:val="15"/>
-  </w:num>
-  <w:num w:numId="69" w16cid:durableId="465049910">
-    <w:abstractNumId w:val="47"/>
-  </w:num>
-  <w:num w:numId="70" w16cid:durableId="1205364703">
-    <w:abstractNumId w:val="83"/>
-  </w:num>
-  <w:num w:numId="71" w16cid:durableId="1998000644">
-    <w:abstractNumId w:val="29"/>
-  </w:num>
-  <w:num w:numId="72" w16cid:durableId="1593735582">
-    <w:abstractNumId w:val="73"/>
-  </w:num>
   <w:num w:numId="73" w16cid:durableId="1413043160">
-    <w:abstractNumId w:val="93"/>
+    <w:abstractNumId w:val="97"/>
   </w:num>
   <w:num w:numId="74" w16cid:durableId="1971665788">
-    <w:abstractNumId w:val="49"/>
+    <w:abstractNumId w:val="50"/>
   </w:num>
   <w:num w:numId="75" w16cid:durableId="1743479781">
-    <w:abstractNumId w:val="64"/>
+    <w:abstractNumId w:val="66"/>
   </w:num>
   <w:num w:numId="76" w16cid:durableId="483013123">
     <w:abstractNumId w:val="7"/>
   </w:num>
   <w:num w:numId="77" w16cid:durableId="180318295">
-    <w:abstractNumId w:val="61"/>
+    <w:abstractNumId w:val="63"/>
   </w:num>
   <w:num w:numId="78" w16cid:durableId="2083217618">
-    <w:abstractNumId w:val="98"/>
+    <w:abstractNumId w:val="102"/>
   </w:num>
   <w:num w:numId="79" w16cid:durableId="168907396">
-    <w:abstractNumId w:val="18"/>
+    <w:abstractNumId w:val="19"/>
   </w:num>
   <w:num w:numId="80" w16cid:durableId="1771926093">
-    <w:abstractNumId w:val="11"/>
+    <w:abstractNumId w:val="12"/>
   </w:num>
   <w:num w:numId="81" w16cid:durableId="752972216">
-    <w:abstractNumId w:val="25"/>
+    <w:abstractNumId w:val="26"/>
   </w:num>
   <w:num w:numId="82" w16cid:durableId="289361675">
     <w:abstractNumId w:val="3"/>
   </w:num>
   <w:num w:numId="83" w16cid:durableId="409347503">
-    <w:abstractNumId w:val="30"/>
+    <w:abstractNumId w:val="31"/>
   </w:num>
   <w:num w:numId="84" w16cid:durableId="1120219129">
-    <w:abstractNumId w:val="65"/>
+    <w:abstractNumId w:val="67"/>
   </w:num>
   <w:num w:numId="85" w16cid:durableId="172499673">
-    <w:abstractNumId w:val="26"/>
+    <w:abstractNumId w:val="27"/>
   </w:num>
   <w:num w:numId="86" w16cid:durableId="1997685205">
+    <w:abstractNumId w:val="25"/>
+  </w:num>
+  <w:num w:numId="87" w16cid:durableId="587035928">
+    <w:abstractNumId w:val="58"/>
+  </w:num>
+  <w:num w:numId="88" w16cid:durableId="1672874439">
+    <w:abstractNumId w:val="100"/>
+  </w:num>
+  <w:num w:numId="89" w16cid:durableId="1333676390">
+    <w:abstractNumId w:val="64"/>
+  </w:num>
+  <w:num w:numId="90" w16cid:durableId="1410466648">
+    <w:abstractNumId w:val="11"/>
+  </w:num>
+  <w:num w:numId="91" w16cid:durableId="1490825179">
+    <w:abstractNumId w:val="86"/>
+  </w:num>
+  <w:num w:numId="92" w16cid:durableId="1661617292">
+    <w:abstractNumId w:val="23"/>
+  </w:num>
+  <w:num w:numId="93" w16cid:durableId="320739507">
+    <w:abstractNumId w:val="98"/>
+  </w:num>
+  <w:num w:numId="94" w16cid:durableId="1531261715">
+    <w:abstractNumId w:val="62"/>
+  </w:num>
+  <w:num w:numId="95" w16cid:durableId="1494638451">
+    <w:abstractNumId w:val="29"/>
+  </w:num>
+  <w:num w:numId="96" w16cid:durableId="1793280125">
+    <w:abstractNumId w:val="21"/>
+  </w:num>
+  <w:num w:numId="97" w16cid:durableId="719599165">
+    <w:abstractNumId w:val="44"/>
+  </w:num>
+  <w:num w:numId="98" w16cid:durableId="173306307">
+    <w:abstractNumId w:val="99"/>
+  </w:num>
+  <w:num w:numId="99" w16cid:durableId="446123259">
     <w:abstractNumId w:val="24"/>
   </w:num>
-  <w:num w:numId="87" w16cid:durableId="587035928">
-    <w:abstractNumId w:val="56"/>
-  </w:num>
-  <w:num w:numId="88" w16cid:durableId="1672874439">
+  <w:num w:numId="100" w16cid:durableId="29304101">
     <w:abstractNumId w:val="96"/>
   </w:num>
-  <w:num w:numId="89" w16cid:durableId="1333676390">
-    <w:abstractNumId w:val="62"/>
+  <w:num w:numId="101" w16cid:durableId="1035734844">
+    <w:abstractNumId w:val="38"/>
   </w:num>
-  <w:num w:numId="90" w16cid:durableId="1410466648">
-    <w:abstractNumId w:val="10"/>
+  <w:num w:numId="102" w16cid:durableId="1135685422">
+    <w:abstractNumId w:val="20"/>
   </w:num>
-  <w:num w:numId="91" w16cid:durableId="1490825179">
-    <w:abstractNumId w:val="84"/>
+  <w:num w:numId="103" w16cid:durableId="356547116">
+    <w:abstractNumId w:val="87"/>
   </w:num>
-  <w:num w:numId="92" w16cid:durableId="1661617292">
-    <w:abstractNumId w:val="22"/>
-  </w:num>
-  <w:num w:numId="93" w16cid:durableId="320739507">
+  <w:num w:numId="104" w16cid:durableId="1863203272">
     <w:abstractNumId w:val="94"/>
   </w:num>
-  <w:num w:numId="94" w16cid:durableId="1531261715">
-    <w:abstractNumId w:val="60"/>
+  <w:num w:numId="105" w16cid:durableId="174269878">
+    <w:abstractNumId w:val="107"/>
   </w:num>
-  <w:num w:numId="95" w16cid:durableId="1494638451">
-    <w:abstractNumId w:val="28"/>
+  <w:num w:numId="106" w16cid:durableId="315382602">
+    <w:abstractNumId w:val="91"/>
   </w:num>
-  <w:num w:numId="96" w16cid:durableId="1793280125">
-    <w:abstractNumId w:val="20"/>
+  <w:num w:numId="107" w16cid:durableId="1120807846">
+    <w:abstractNumId w:val="55"/>
   </w:num>
-  <w:num w:numId="97" w16cid:durableId="719599165">
-    <w:abstractNumId w:val="43"/>
-  </w:num>
-  <w:num w:numId="98" w16cid:durableId="173306307">
-    <w:abstractNumId w:val="95"/>
-  </w:num>
-  <w:num w:numId="99" w16cid:durableId="446123259">
-    <w:abstractNumId w:val="23"/>
-  </w:num>
-  <w:num w:numId="100" w16cid:durableId="29304101">
-    <w:abstractNumId w:val="92"/>
-  </w:num>
-  <w:num w:numId="101" w16cid:durableId="1035734844">
-    <w:abstractNumId w:val="37"/>
-  </w:num>
-  <w:num w:numId="102" w16cid:durableId="1135685422">
-    <w:abstractNumId w:val="19"/>
-  </w:num>
-  <w:num w:numId="103" w16cid:durableId="356547116">
-    <w:abstractNumId w:val="85"/>
+  <w:num w:numId="108" w16cid:durableId="814956154">
+    <w:abstractNumId w:val="9"/>
   </w:num>
 </w:numbering>
 </file>

--- a/source/Documentation_Team_Untitled/Team_Untitled _Research_paper.docx
+++ b/source/Documentation_Team_Untitled/Team_Untitled _Research_paper.docx
@@ -13573,21 +13573,481 @@
       <w:pPr>
         <w:jc w:val="both"/>
       </w:pPr>
-    </w:p>
-    <w:p>
-      <w:pPr>
-        <w:jc w:val="both"/>
-      </w:pPr>
-    </w:p>
-    <w:p>
-      <w:pPr>
-        <w:jc w:val="both"/>
-      </w:pPr>
-    </w:p>
-    <w:p>
-      <w:pPr>
-        <w:jc w:val="both"/>
-      </w:pPr>
+      <w:r>
+        <w:t>Result analysis:</w:t>
+      </w:r>
+    </w:p>
+    <w:p>
+      <w:pPr>
+        <w:jc w:val="both"/>
+        <w:rPr>
+          <w:rFonts w:cstheme="minorHAnsi"/>
+          <w:sz w:val="24"/>
+          <w:szCs w:val="24"/>
+        </w:rPr>
+      </w:pPr>
+      <w:r>
+        <w:rPr>
+          <w:rFonts w:cstheme="minorHAnsi"/>
+          <w:sz w:val="24"/>
+          <w:szCs w:val="24"/>
+        </w:rPr>
+        <w:t xml:space="preserve">This section presents the experimental results of input reconstruction using </w:t>
+      </w:r>
+      <w:proofErr w:type="spellStart"/>
+      <w:r>
+        <w:rPr>
+          <w:rFonts w:cstheme="minorHAnsi"/>
+          <w:sz w:val="24"/>
+          <w:szCs w:val="24"/>
+        </w:rPr>
+        <w:t>HTMClassifier</w:t>
+      </w:r>
+      <w:proofErr w:type="spellEnd"/>
+      <w:r>
+        <w:rPr>
+          <w:rFonts w:cstheme="minorHAnsi"/>
+          <w:sz w:val="24"/>
+          <w:szCs w:val="24"/>
+        </w:rPr>
+        <w:t xml:space="preserve"> and </w:t>
+      </w:r>
+      <w:proofErr w:type="spellStart"/>
+      <w:r>
+        <w:rPr>
+          <w:rFonts w:cstheme="minorHAnsi"/>
+          <w:sz w:val="24"/>
+          <w:szCs w:val="24"/>
+        </w:rPr>
+        <w:t>KNNClassifier</w:t>
+      </w:r>
+      <w:proofErr w:type="spellEnd"/>
+      <w:r>
+        <w:rPr>
+          <w:rFonts w:cstheme="minorHAnsi"/>
+          <w:sz w:val="24"/>
+          <w:szCs w:val="24"/>
+        </w:rPr>
+        <w:t>. The evaluation is based on reconstruction accuracy, computational efficiency, and similarity metrics. We also include graphical visualizations of the reconstruction process and provide a discussion of the classifiers’ strengths, weaknesses, and unexpected observations.</w:t>
+      </w:r>
+      <w:r>
+        <w:rPr>
+          <w:rFonts w:cstheme="minorHAnsi"/>
+          <w:sz w:val="24"/>
+          <w:szCs w:val="24"/>
+        </w:rPr>
+        <w:t xml:space="preserve"> We will be discussing three cases where inputs were from 1-20, 1-50 and 1-100.</w:t>
+      </w:r>
+    </w:p>
+    <w:p>
+      <w:pPr>
+        <w:jc w:val="both"/>
+        <w:rPr>
+          <w:rFonts w:cstheme="minorHAnsi"/>
+          <w:sz w:val="24"/>
+          <w:szCs w:val="24"/>
+        </w:rPr>
+      </w:pPr>
+      <w:r>
+        <w:rPr>
+          <w:rFonts w:cstheme="minorHAnsi"/>
+          <w:sz w:val="24"/>
+          <w:szCs w:val="24"/>
+        </w:rPr>
+        <w:t>Case 1: 1-20</w:t>
+      </w:r>
+    </w:p>
+    <w:p>
+      <w:pPr>
+        <w:jc w:val="both"/>
+        <w:rPr>
+          <w:rFonts w:cstheme="minorHAnsi"/>
+          <w:sz w:val="24"/>
+          <w:szCs w:val="24"/>
+        </w:rPr>
+      </w:pPr>
+      <w:r>
+        <w:rPr>
+          <w:rFonts w:cstheme="minorHAnsi"/>
+          <w:noProof/>
+          <w:sz w:val="24"/>
+          <w:szCs w:val="24"/>
+        </w:rPr>
+        <w:lastRenderedPageBreak/>
+        <w:drawing>
+          <wp:inline distT="0" distB="0" distL="0" distR="0" wp14:anchorId="03381056" wp14:editId="4574FBC6">
+            <wp:extent cx="4347264" cy="3916680"/>
+            <wp:effectExtent l="0" t="0" r="0" b="7620"/>
+            <wp:docPr id="1436996235" name="Picture 1"/>
+            <wp:cNvGraphicFramePr>
+              <a:graphicFrameLocks xmlns:a="http://schemas.openxmlformats.org/drawingml/2006/main" noChangeAspect="1"/>
+            </wp:cNvGraphicFramePr>
+            <a:graphic xmlns:a="http://schemas.openxmlformats.org/drawingml/2006/main">
+              <a:graphicData uri="http://schemas.openxmlformats.org/drawingml/2006/picture">
+                <pic:pic xmlns:pic="http://schemas.openxmlformats.org/drawingml/2006/picture">
+                  <pic:nvPicPr>
+                    <pic:cNvPr id="1436996235" name="Picture 1436996235"/>
+                    <pic:cNvPicPr/>
+                  </pic:nvPicPr>
+                  <pic:blipFill>
+                    <a:blip r:embed="rId21">
+                      <a:extLst>
+                        <a:ext uri="{28A0092B-C50C-407E-A947-70E740481C1C}">
+                          <a14:useLocalDpi xmlns:a14="http://schemas.microsoft.com/office/drawing/2010/main" val="0"/>
+                        </a:ext>
+                      </a:extLst>
+                    </a:blip>
+                    <a:stretch>
+                      <a:fillRect/>
+                    </a:stretch>
+                  </pic:blipFill>
+                  <pic:spPr>
+                    <a:xfrm>
+                      <a:off x="0" y="0"/>
+                      <a:ext cx="4350893" cy="3919950"/>
+                    </a:xfrm>
+                    <a:prstGeom prst="rect">
+                      <a:avLst/>
+                    </a:prstGeom>
+                  </pic:spPr>
+                </pic:pic>
+              </a:graphicData>
+            </a:graphic>
+          </wp:inline>
+        </w:drawing>
+      </w:r>
+    </w:p>
+    <w:p>
+      <w:pPr>
+        <w:jc w:val="both"/>
+      </w:pPr>
+      <w:r>
+        <w:t xml:space="preserve">The above image represents the reconstruction of HTM Classifier for input values till 20. We mentioned earlier that we divided the input set into </w:t>
+      </w:r>
+      <w:proofErr w:type="gramStart"/>
+      <w:r>
+        <w:t>a</w:t>
+      </w:r>
+      <w:proofErr w:type="gramEnd"/>
+      <w:r>
+        <w:t xml:space="preserve"> 80% and 20% split. This image represents the reconstruction part of the 20% split. IF you closely notice, the HTM did reconstruct the inputs with good accuracy but </w:t>
+      </w:r>
+      <w:proofErr w:type="spellStart"/>
+      <w:r>
+        <w:t>its</w:t>
+      </w:r>
+      <w:proofErr w:type="spellEnd"/>
+      <w:r>
+        <w:t xml:space="preserve"> not perfect. Same goes for the graph below which is for the KNN Classifier.</w:t>
+      </w:r>
+    </w:p>
+    <w:p>
+      <w:pPr>
+        <w:jc w:val="both"/>
+      </w:pPr>
+      <w:r>
+        <w:rPr>
+          <w:noProof/>
+        </w:rPr>
+        <w:drawing>
+          <wp:inline distT="0" distB="0" distL="0" distR="0" wp14:anchorId="29D23DFA" wp14:editId="1822CCE0">
+            <wp:extent cx="2080598" cy="1874520"/>
+            <wp:effectExtent l="0" t="0" r="0" b="0"/>
+            <wp:docPr id="63084094" name="Picture 2"/>
+            <wp:cNvGraphicFramePr>
+              <a:graphicFrameLocks xmlns:a="http://schemas.openxmlformats.org/drawingml/2006/main" noChangeAspect="1"/>
+            </wp:cNvGraphicFramePr>
+            <a:graphic xmlns:a="http://schemas.openxmlformats.org/drawingml/2006/main">
+              <a:graphicData uri="http://schemas.openxmlformats.org/drawingml/2006/picture">
+                <pic:pic xmlns:pic="http://schemas.openxmlformats.org/drawingml/2006/picture">
+                  <pic:nvPicPr>
+                    <pic:cNvPr id="63084094" name="Picture 63084094"/>
+                    <pic:cNvPicPr/>
+                  </pic:nvPicPr>
+                  <pic:blipFill>
+                    <a:blip r:embed="rId22" cstate="print">
+                      <a:extLst>
+                        <a:ext uri="{28A0092B-C50C-407E-A947-70E740481C1C}">
+                          <a14:useLocalDpi xmlns:a14="http://schemas.microsoft.com/office/drawing/2010/main" val="0"/>
+                        </a:ext>
+                      </a:extLst>
+                    </a:blip>
+                    <a:stretch>
+                      <a:fillRect/>
+                    </a:stretch>
+                  </pic:blipFill>
+                  <pic:spPr>
+                    <a:xfrm>
+                      <a:off x="0" y="0"/>
+                      <a:ext cx="2082123" cy="1875894"/>
+                    </a:xfrm>
+                    <a:prstGeom prst="rect">
+                      <a:avLst/>
+                    </a:prstGeom>
+                  </pic:spPr>
+                </pic:pic>
+              </a:graphicData>
+            </a:graphic>
+          </wp:inline>
+        </w:drawing>
+      </w:r>
+    </w:p>
+    <w:p>
+      <w:pPr>
+        <w:jc w:val="both"/>
+      </w:pPr>
+    </w:p>
+    <w:p>
+      <w:pPr>
+        <w:jc w:val="both"/>
+      </w:pPr>
+      <w:r>
+        <w:t xml:space="preserve">Now </w:t>
+      </w:r>
+      <w:proofErr w:type="gramStart"/>
+      <w:r>
+        <w:t>lets</w:t>
+      </w:r>
+      <w:proofErr w:type="gramEnd"/>
+      <w:r>
+        <w:t xml:space="preserve"> look at the percentage similarity comparison between both the classifiers.</w:t>
+      </w:r>
+    </w:p>
+    <w:p>
+      <w:pPr>
+        <w:jc w:val="both"/>
+      </w:pPr>
+      <w:r>
+        <w:rPr>
+          <w:noProof/>
+        </w:rPr>
+        <w:lastRenderedPageBreak/>
+        <w:drawing>
+          <wp:inline distT="0" distB="0" distL="0" distR="0" wp14:anchorId="546715F2" wp14:editId="0BACB7E2">
+            <wp:extent cx="4245772" cy="3825240"/>
+            <wp:effectExtent l="0" t="0" r="2540" b="3810"/>
+            <wp:docPr id="1998750757" name="Picture 3"/>
+            <wp:cNvGraphicFramePr>
+              <a:graphicFrameLocks xmlns:a="http://schemas.openxmlformats.org/drawingml/2006/main" noChangeAspect="1"/>
+            </wp:cNvGraphicFramePr>
+            <a:graphic xmlns:a="http://schemas.openxmlformats.org/drawingml/2006/main">
+              <a:graphicData uri="http://schemas.openxmlformats.org/drawingml/2006/picture">
+                <pic:pic xmlns:pic="http://schemas.openxmlformats.org/drawingml/2006/picture">
+                  <pic:nvPicPr>
+                    <pic:cNvPr id="1998750757" name="Picture 1998750757"/>
+                    <pic:cNvPicPr/>
+                  </pic:nvPicPr>
+                  <pic:blipFill>
+                    <a:blip r:embed="rId23">
+                      <a:extLst>
+                        <a:ext uri="{28A0092B-C50C-407E-A947-70E740481C1C}">
+                          <a14:useLocalDpi xmlns:a14="http://schemas.microsoft.com/office/drawing/2010/main" val="0"/>
+                        </a:ext>
+                      </a:extLst>
+                    </a:blip>
+                    <a:stretch>
+                      <a:fillRect/>
+                    </a:stretch>
+                  </pic:blipFill>
+                  <pic:spPr>
+                    <a:xfrm>
+                      <a:off x="0" y="0"/>
+                      <a:ext cx="4248287" cy="3827506"/>
+                    </a:xfrm>
+                    <a:prstGeom prst="rect">
+                      <a:avLst/>
+                    </a:prstGeom>
+                  </pic:spPr>
+                </pic:pic>
+              </a:graphicData>
+            </a:graphic>
+          </wp:inline>
+        </w:drawing>
+      </w:r>
+    </w:p>
+    <w:p>
+      <w:pPr>
+        <w:jc w:val="both"/>
+      </w:pPr>
+      <w:r>
+        <w:t xml:space="preserve">From the above similarity </w:t>
+      </w:r>
+      <w:proofErr w:type="gramStart"/>
+      <w:r>
+        <w:t>graph</w:t>
+      </w:r>
+      <w:proofErr w:type="gramEnd"/>
+      <w:r>
+        <w:t xml:space="preserve"> we can clearly notice that HTM performed a little better in some of the inputs.</w:t>
+      </w:r>
+    </w:p>
+    <w:p>
+      <w:pPr>
+        <w:jc w:val="both"/>
+      </w:pPr>
+    </w:p>
+    <w:p>
+      <w:pPr>
+        <w:jc w:val="both"/>
+      </w:pPr>
+      <w:r>
+        <w:t xml:space="preserve">Now </w:t>
+      </w:r>
+      <w:proofErr w:type="gramStart"/>
+      <w:r>
+        <w:t>lets</w:t>
+      </w:r>
+      <w:proofErr w:type="gramEnd"/>
+      <w:r>
+        <w:t xml:space="preserve"> look at a conjugation, what would have happened if we try the reconstruction on the training data itself. For the below graphs </w:t>
+      </w:r>
+      <w:r>
+        <w:t>it is clearly evident that both the classifiers are able to reconstruct all the inputs perfectly with 100% similarity.</w:t>
+      </w:r>
+    </w:p>
+    <w:p>
+      <w:pPr>
+        <w:jc w:val="both"/>
+      </w:pPr>
+      <w:r>
+        <w:rPr>
+          <w:noProof/>
+        </w:rPr>
+        <w:lastRenderedPageBreak/>
+        <w:drawing>
+          <wp:inline distT="0" distB="0" distL="0" distR="0" wp14:anchorId="7311BF0D" wp14:editId="65DE31A1">
+            <wp:extent cx="2697480" cy="2430304"/>
+            <wp:effectExtent l="0" t="0" r="7620" b="8255"/>
+            <wp:docPr id="1075727805" name="Picture 4"/>
+            <wp:cNvGraphicFramePr>
+              <a:graphicFrameLocks xmlns:a="http://schemas.openxmlformats.org/drawingml/2006/main" noChangeAspect="1"/>
+            </wp:cNvGraphicFramePr>
+            <a:graphic xmlns:a="http://schemas.openxmlformats.org/drawingml/2006/main">
+              <a:graphicData uri="http://schemas.openxmlformats.org/drawingml/2006/picture">
+                <pic:pic xmlns:pic="http://schemas.openxmlformats.org/drawingml/2006/picture">
+                  <pic:nvPicPr>
+                    <pic:cNvPr id="1075727805" name="Picture 1075727805"/>
+                    <pic:cNvPicPr/>
+                  </pic:nvPicPr>
+                  <pic:blipFill>
+                    <a:blip r:embed="rId24" cstate="print">
+                      <a:extLst>
+                        <a:ext uri="{28A0092B-C50C-407E-A947-70E740481C1C}">
+                          <a14:useLocalDpi xmlns:a14="http://schemas.microsoft.com/office/drawing/2010/main" val="0"/>
+                        </a:ext>
+                      </a:extLst>
+                    </a:blip>
+                    <a:stretch>
+                      <a:fillRect/>
+                    </a:stretch>
+                  </pic:blipFill>
+                  <pic:spPr>
+                    <a:xfrm>
+                      <a:off x="0" y="0"/>
+                      <a:ext cx="2727951" cy="2457757"/>
+                    </a:xfrm>
+                    <a:prstGeom prst="rect">
+                      <a:avLst/>
+                    </a:prstGeom>
+                  </pic:spPr>
+                </pic:pic>
+              </a:graphicData>
+            </a:graphic>
+          </wp:inline>
+        </w:drawing>
+      </w:r>
+      <w:r>
+        <w:rPr>
+          <w:noProof/>
+        </w:rPr>
+        <w:drawing>
+          <wp:inline distT="0" distB="0" distL="0" distR="0" wp14:anchorId="5C5E5D96" wp14:editId="1CA7A128">
+            <wp:extent cx="2714926" cy="2446020"/>
+            <wp:effectExtent l="0" t="0" r="9525" b="0"/>
+            <wp:docPr id="663713135" name="Picture 5"/>
+            <wp:cNvGraphicFramePr>
+              <a:graphicFrameLocks xmlns:a="http://schemas.openxmlformats.org/drawingml/2006/main" noChangeAspect="1"/>
+            </wp:cNvGraphicFramePr>
+            <a:graphic xmlns:a="http://schemas.openxmlformats.org/drawingml/2006/main">
+              <a:graphicData uri="http://schemas.openxmlformats.org/drawingml/2006/picture">
+                <pic:pic xmlns:pic="http://schemas.openxmlformats.org/drawingml/2006/picture">
+                  <pic:nvPicPr>
+                    <pic:cNvPr id="663713135" name="Picture 663713135"/>
+                    <pic:cNvPicPr/>
+                  </pic:nvPicPr>
+                  <pic:blipFill>
+                    <a:blip r:embed="rId25" cstate="print">
+                      <a:extLst>
+                        <a:ext uri="{28A0092B-C50C-407E-A947-70E740481C1C}">
+                          <a14:useLocalDpi xmlns:a14="http://schemas.microsoft.com/office/drawing/2010/main" val="0"/>
+                        </a:ext>
+                      </a:extLst>
+                    </a:blip>
+                    <a:stretch>
+                      <a:fillRect/>
+                    </a:stretch>
+                  </pic:blipFill>
+                  <pic:spPr>
+                    <a:xfrm>
+                      <a:off x="0" y="0"/>
+                      <a:ext cx="2724064" cy="2454253"/>
+                    </a:xfrm>
+                    <a:prstGeom prst="rect">
+                      <a:avLst/>
+                    </a:prstGeom>
+                  </pic:spPr>
+                </pic:pic>
+              </a:graphicData>
+            </a:graphic>
+          </wp:inline>
+        </w:drawing>
+      </w:r>
+      <w:r>
+        <w:rPr>
+          <w:noProof/>
+        </w:rPr>
+        <w:drawing>
+          <wp:inline distT="0" distB="0" distL="0" distR="0" wp14:anchorId="06EA73C9" wp14:editId="0C1855FE">
+            <wp:extent cx="2655722" cy="2392680"/>
+            <wp:effectExtent l="0" t="0" r="0" b="7620"/>
+            <wp:docPr id="788067642" name="Picture 6"/>
+            <wp:cNvGraphicFramePr>
+              <a:graphicFrameLocks xmlns:a="http://schemas.openxmlformats.org/drawingml/2006/main" noChangeAspect="1"/>
+            </wp:cNvGraphicFramePr>
+            <a:graphic xmlns:a="http://schemas.openxmlformats.org/drawingml/2006/main">
+              <a:graphicData uri="http://schemas.openxmlformats.org/drawingml/2006/picture">
+                <pic:pic xmlns:pic="http://schemas.openxmlformats.org/drawingml/2006/picture">
+                  <pic:nvPicPr>
+                    <pic:cNvPr id="788067642" name="Picture 788067642"/>
+                    <pic:cNvPicPr/>
+                  </pic:nvPicPr>
+                  <pic:blipFill>
+                    <a:blip r:embed="rId26" cstate="print">
+                      <a:extLst>
+                        <a:ext uri="{28A0092B-C50C-407E-A947-70E740481C1C}">
+                          <a14:useLocalDpi xmlns:a14="http://schemas.microsoft.com/office/drawing/2010/main" val="0"/>
+                        </a:ext>
+                      </a:extLst>
+                    </a:blip>
+                    <a:stretch>
+                      <a:fillRect/>
+                    </a:stretch>
+                  </pic:blipFill>
+                  <pic:spPr>
+                    <a:xfrm>
+                      <a:off x="0" y="0"/>
+                      <a:ext cx="2660813" cy="2397267"/>
+                    </a:xfrm>
+                    <a:prstGeom prst="rect">
+                      <a:avLst/>
+                    </a:prstGeom>
+                  </pic:spPr>
+                </pic:pic>
+              </a:graphicData>
+            </a:graphic>
+          </wp:inline>
+        </w:drawing>
+      </w:r>
     </w:p>
     <w:sectPr>
       <w:pgSz w:w="11906" w:h="16838"/>
@@ -29213,6 +29673,7 @@
   <w:style w:type="character" w:default="1" w:styleId="DefaultParagraphFont">
     <w:name w:val="Default Paragraph Font"/>
     <w:uiPriority w:val="1"/>
+    <w:semiHidden/>
     <w:unhideWhenUsed/>
   </w:style>
   <w:style w:type="table" w:default="1" w:styleId="TableNormal">
